--- a/full.docx
+++ b/full.docx
@@ -789,8 +789,6 @@
           <w:color w:val="000000" w:themeColor="text1"/>
         </w:rPr>
       </w:pPr>
-      <w:bookmarkStart w:id="0" w:name="_GoBack"/>
-      <w:bookmarkEnd w:id="0"/>
     </w:p>
     <w:p>
       <w:pPr>
@@ -810,7 +808,7 @@
     </w:p>
     <w:p>
       <w:pPr>
-        <w:spacing w:line="256" w:lineRule="auto"/>
+        <w:spacing w:after="0" w:line="256" w:lineRule="auto"/>
         <w:jc w:val="center"/>
         <w:rPr>
           <w:rFonts w:eastAsia="Times New Roman"/>
@@ -828,7 +826,7 @@
     </w:p>
     <w:p>
       <w:pPr>
-        <w:spacing w:line="256" w:lineRule="auto"/>
+        <w:spacing w:after="0" w:line="256" w:lineRule="auto"/>
         <w:jc w:val="center"/>
         <w:rPr>
           <w:rFonts w:eastAsia="Times New Roman"/>
@@ -877,28 +875,54 @@
     <w:p>
       <w:pPr>
         <w:pStyle w:val="aa"/>
-        <w:rPr>
-          <w:sz w:val="20"/>
-          <w:szCs w:val="20"/>
-        </w:rPr>
-      </w:pPr>
-    </w:p>
-    <w:p>
-      <w:pPr>
-        <w:pStyle w:val="aa"/>
-      </w:pPr>
-      <w:r>
-        <w:t>В</w:t>
-      </w:r>
-      <w:r>
-        <w:t>ЁРСТКА И ПРОГРАММИРОВАНИЕ ОНЛАЙН ДОСКИ ОБЪЯВЛЕНИЙ</w:t>
-      </w:r>
-      <w:r>
-        <w:t xml:space="preserve">/ </w:t>
-      </w:r>
-      <w:r>
-        <w:t>В.Г. Мишота</w:t>
-      </w:r>
+      </w:pPr>
+    </w:p>
+    <w:p>
+      <w:pPr>
+        <w:pStyle w:val="aa"/>
+      </w:pPr>
+      <w:proofErr w:type="spellStart"/>
+      <w:r>
+        <w:rPr>
+          <w:b/>
+        </w:rPr>
+        <w:t>Мишота</w:t>
+      </w:r>
+      <w:proofErr w:type="spellEnd"/>
+      <w:r>
+        <w:rPr>
+          <w:b/>
+        </w:rPr>
+        <w:t xml:space="preserve"> В.Г. </w:t>
+      </w:r>
+      <w:r>
+        <w:t>Вё</w:t>
+      </w:r>
+      <w:r>
+        <w:t xml:space="preserve">рстка и программирование онлайн доски </w:t>
+      </w:r>
+      <w:proofErr w:type="gramStart"/>
+      <w:r>
+        <w:t>объявлений</w:t>
+      </w:r>
+      <w:r>
+        <w:t xml:space="preserve"> :</w:t>
+      </w:r>
+      <w:proofErr w:type="gramEnd"/>
+      <w:r>
+        <w:t xml:space="preserve"> пояснительная записка к курсовому проекту /</w:t>
+      </w:r>
+      <w:r>
+        <w:t xml:space="preserve"> </w:t>
+      </w:r>
+      <w:r>
+        <w:t xml:space="preserve">В.Г. </w:t>
+      </w:r>
+      <w:proofErr w:type="spellStart"/>
+      <w:r>
+        <w:t>Мишота</w:t>
+      </w:r>
+      <w:proofErr w:type="spellEnd"/>
       <w:r>
         <w:t xml:space="preserve"> – Минск: БГУИР,</w:t>
       </w:r>
@@ -918,367 +942,136 @@
         <w:t xml:space="preserve"> </w:t>
       </w:r>
       <w:r>
-        <w:t>31</w:t>
+        <w:t>__</w:t>
       </w:r>
       <w:r>
         <w:t xml:space="preserve"> </w:t>
       </w:r>
       <w:r>
-        <w:t xml:space="preserve">с., чертежей(плакатов) – </w:t>
-      </w:r>
-      <w:r>
-        <w:t>4</w:t>
-      </w:r>
-      <w:r>
-        <w:t xml:space="preserve"> л. формата </w:t>
-      </w:r>
-      <w:r>
-        <w:t>А2</w:t>
-      </w:r>
-      <w:r>
-        <w:t>/</w:t>
-      </w:r>
-      <w:r>
-        <w:t>А3.</w:t>
-      </w:r>
-    </w:p>
-    <w:p>
-      <w:pPr>
-        <w:pStyle w:val="aa"/>
-        <w:rPr>
-          <w:sz w:val="18"/>
-          <w:szCs w:val="18"/>
-        </w:rPr>
-      </w:pPr>
-    </w:p>
-    <w:p>
-      <w:pPr>
-        <w:pStyle w:val="aa"/>
-      </w:pPr>
-      <w:r>
-        <w:t xml:space="preserve">СОЗДАНИЕ ДИЗАЙНА, ВЁРСТКА И ПРОГРАММИРОВАНИЕ </w:t>
+        <w:t>с.</w:t>
+      </w:r>
+    </w:p>
+    <w:p>
+      <w:pPr>
+        <w:pStyle w:val="aa"/>
+      </w:pPr>
+    </w:p>
+    <w:p>
+      <w:pPr>
+        <w:pStyle w:val="aa"/>
+      </w:pPr>
+      <w:r>
+        <w:t>Пояснительная записка __ с., __ рис., __ табл., __ источника, __ приложений</w:t>
+      </w:r>
+    </w:p>
+    <w:p>
+      <w:pPr>
+        <w:pStyle w:val="aa"/>
+      </w:pPr>
+    </w:p>
+    <w:p>
+      <w:pPr>
+        <w:pStyle w:val="aa"/>
+      </w:pPr>
+      <w:r>
+        <w:t>ПРОГРАММНОЕ СРЕДСТВО «ДОСКА ОБЪЯВЛЕНИЙ</w:t>
+      </w:r>
+      <w:r>
+        <w:t>»</w:t>
+      </w:r>
+    </w:p>
+    <w:p>
+      <w:pPr>
+        <w:pStyle w:val="aa"/>
+      </w:pPr>
+    </w:p>
+    <w:p>
+      <w:pPr>
+        <w:pStyle w:val="aa"/>
+      </w:pPr>
+      <w:r>
+        <w:rPr>
+          <w:i/>
+        </w:rPr>
+        <w:t>Цель проектирования</w:t>
+      </w:r>
+      <w:r>
+        <w:t>: разработка веб-приложения, предоставляющего услуги по размещению объявлений.</w:t>
+      </w:r>
+    </w:p>
+    <w:p>
+      <w:pPr>
+        <w:pStyle w:val="aa"/>
+      </w:pPr>
+      <w:r>
+        <w:rPr>
+          <w:i/>
+        </w:rPr>
+        <w:t>Результаты работы</w:t>
+      </w:r>
+      <w:r>
+        <w:t xml:space="preserve">: </w:t>
+      </w:r>
+      <w:r>
+        <w:t xml:space="preserve">был проведен анализ предметной области по теме «электронные доски объявлений», анализ рынка, разработка архитектуры, произведена программная реализация проекта по данной теме. Работа была выполнена с использованием языков </w:t>
       </w:r>
       <w:r>
         <w:rPr>
           <w:lang w:val="en-US"/>
         </w:rPr>
-        <w:t>SPA</w:t>
-      </w:r>
-      <w:r>
-        <w:t xml:space="preserve"> </w:t>
-      </w:r>
-      <w:r>
-        <w:t>ДОСКИ ОБЪЯВЛЕНИЙ</w:t>
-      </w:r>
-      <w:r>
-        <w:t xml:space="preserve"> С ИСПОЛЬЗОВАНИЕМ ЯЗЫКОВ РАЗМЕТКИ </w:t>
+        <w:t>HTML</w:t>
+      </w:r>
+      <w:r>
+        <w:t xml:space="preserve">, </w:t>
       </w:r>
       <w:r>
         <w:rPr>
           <w:lang w:val="en-US"/>
         </w:rPr>
-        <w:t>HTML</w:t>
+        <w:t>CSS</w:t>
       </w:r>
       <w:r>
         <w:t xml:space="preserve">, </w:t>
       </w:r>
+      <w:proofErr w:type="spellStart"/>
       <w:r>
         <w:rPr>
           <w:lang w:val="en-US"/>
         </w:rPr>
-        <w:t>CSS</w:t>
-      </w:r>
-      <w:r>
-        <w:t xml:space="preserve"> И ЯЗЫКОВ ПРОГРАММИРОВАНИЯ </w:t>
+        <w:t>TypeScript</w:t>
+      </w:r>
+      <w:proofErr w:type="spellEnd"/>
+      <w:r>
+        <w:t xml:space="preserve">, </w:t>
       </w:r>
       <w:r>
         <w:rPr>
           <w:lang w:val="en-US"/>
         </w:rPr>
-        <w:t>TYPE</w:t>
-      </w:r>
-      <w:r>
-        <w:rPr>
-          <w:lang w:val="en-US"/>
-        </w:rPr>
-        <w:t>SCRIPT</w:t>
-      </w:r>
-      <w:r>
-        <w:t xml:space="preserve"> </w:t>
-      </w:r>
-      <w:proofErr w:type="gramStart"/>
-      <w:r>
-        <w:t>И</w:t>
-      </w:r>
-      <w:proofErr w:type="gramEnd"/>
-      <w:r>
-        <w:t xml:space="preserve"> </w:t>
-      </w:r>
-      <w:r>
-        <w:rPr>
-          <w:lang w:val="en-US"/>
-        </w:rPr>
         <w:t>PHP</w:t>
       </w:r>
       <w:r>
-        <w:t>, ФРЕЙМВОРКА</w:t>
-      </w:r>
-      <w:r>
-        <w:t xml:space="preserve"> </w:t>
-      </w:r>
-      <w:r>
-        <w:rPr>
-          <w:lang w:val="en-US"/>
-        </w:rPr>
-        <w:t>VUE</w:t>
-      </w:r>
-      <w:r>
         <w:t>.</w:t>
       </w:r>
-      <w:r>
-        <w:rPr>
-          <w:lang w:val="en-US"/>
-        </w:rPr>
-        <w:t>JS</w:t>
-      </w:r>
-      <w:r>
-        <w:t xml:space="preserve"> </w:t>
-      </w:r>
-      <w:r>
-        <w:t>И БАЗОЙ ДАННЫХ</w:t>
-      </w:r>
-      <w:r>
-        <w:t xml:space="preserve"> </w:t>
-      </w:r>
-      <w:r>
-        <w:rPr>
-          <w:lang w:val="en-US"/>
-        </w:rPr>
-        <w:t>MYSQL</w:t>
+    </w:p>
+    <w:p>
+      <w:pPr>
+        <w:pStyle w:val="aa"/>
+      </w:pPr>
+      <w:r>
+        <w:rPr>
+          <w:i/>
+        </w:rPr>
+        <w:t>Область применения результатов</w:t>
+      </w:r>
+      <w:r>
+        <w:t xml:space="preserve">: </w:t>
+      </w:r>
+      <w:r>
+        <w:t>могут быть использованы при проектировании и программировании подобных веб-приложений</w:t>
       </w:r>
       <w:r>
         <w:t>.</w:t>
-      </w:r>
-    </w:p>
-    <w:p>
-      <w:pPr>
-        <w:pStyle w:val="aa"/>
-      </w:pPr>
-      <w:r>
-        <w:t xml:space="preserve">Предмет: веб-приложение. </w:t>
-      </w:r>
-    </w:p>
-    <w:p>
-      <w:pPr>
-        <w:pStyle w:val="aa"/>
-      </w:pPr>
-      <w:r>
-        <w:t>Объект: методы разработки клиент-серверного веб-п</w:t>
-      </w:r>
-      <w:r>
-        <w:t xml:space="preserve">риложения на языках </w:t>
-      </w:r>
-      <w:r>
-        <w:rPr>
-          <w:lang w:val="en-US"/>
-        </w:rPr>
-        <w:t>PHP</w:t>
-      </w:r>
-      <w:r>
-        <w:t xml:space="preserve"> </w:t>
-      </w:r>
-      <w:r>
-        <w:t xml:space="preserve">и </w:t>
-      </w:r>
-      <w:r>
-        <w:rPr>
-          <w:lang w:val="en-US"/>
-        </w:rPr>
-        <w:t>Typescript</w:t>
-      </w:r>
-      <w:r>
-        <w:t xml:space="preserve">. </w:t>
-      </w:r>
-    </w:p>
-    <w:p>
-      <w:pPr>
-        <w:pStyle w:val="aa"/>
-      </w:pPr>
-      <w:r>
-        <w:t xml:space="preserve">Цель: разработка </w:t>
-      </w:r>
-      <w:r>
-        <w:t>онлайн</w:t>
-      </w:r>
-      <w:r>
-        <w:t xml:space="preserve"> </w:t>
-      </w:r>
-      <w:r>
-        <w:t>доски объявлений</w:t>
-      </w:r>
-      <w:r>
-        <w:t xml:space="preserve"> </w:t>
-      </w:r>
-      <w:r>
-        <w:t xml:space="preserve">с использованием </w:t>
-      </w:r>
-      <w:proofErr w:type="spellStart"/>
-      <w:r>
-        <w:t>фреймворк</w:t>
-      </w:r>
-      <w:r>
-        <w:t>а</w:t>
-      </w:r>
-      <w:proofErr w:type="spellEnd"/>
-      <w:r>
-        <w:t xml:space="preserve"> </w:t>
-      </w:r>
-      <w:proofErr w:type="spellStart"/>
-      <w:r>
-        <w:rPr>
-          <w:lang w:val="en-US"/>
-        </w:rPr>
-        <w:t>Vue</w:t>
-      </w:r>
-      <w:proofErr w:type="spellEnd"/>
-      <w:r>
-        <w:t>.</w:t>
-      </w:r>
-      <w:proofErr w:type="spellStart"/>
-      <w:r>
-        <w:rPr>
-          <w:lang w:val="en-US"/>
-        </w:rPr>
-        <w:t>js</w:t>
-      </w:r>
-      <w:proofErr w:type="spellEnd"/>
-      <w:r>
-        <w:t xml:space="preserve"> </w:t>
-      </w:r>
-      <w:r>
-        <w:t>и</w:t>
-      </w:r>
-      <w:r>
-        <w:t xml:space="preserve"> языков </w:t>
-      </w:r>
-      <w:r>
-        <w:rPr>
-          <w:lang w:val="en-US"/>
-        </w:rPr>
-        <w:t>Typescript</w:t>
-      </w:r>
-      <w:r>
-        <w:t xml:space="preserve"> </w:t>
-      </w:r>
-      <w:r>
-        <w:t xml:space="preserve">и </w:t>
-      </w:r>
-      <w:r>
-        <w:rPr>
-          <w:lang w:val="en-US"/>
-        </w:rPr>
-        <w:t>PHP</w:t>
-      </w:r>
-      <w:r>
-        <w:t>.</w:t>
-      </w:r>
-    </w:p>
-    <w:p>
-      <w:pPr>
-        <w:pStyle w:val="aa"/>
-      </w:pPr>
-      <w:r>
-        <w:t>Методология проведения работы: в процессе решения поставленных задач использованы методики проектирования графического пользовательского интерфейса и алгоритмы, описывающие логику работы веб-приложения в рамках клиент-серверной архитектуры.</w:t>
-      </w:r>
-    </w:p>
-    <w:p>
-      <w:pPr>
-        <w:pStyle w:val="aa"/>
-      </w:pPr>
-      <w:r>
-        <w:t>Результаты работы:</w:t>
-      </w:r>
-      <w:r>
-        <w:t xml:space="preserve"> разработана последовательность реализации проекта</w:t>
-      </w:r>
-      <w:r>
-        <w:t xml:space="preserve">; </w:t>
-      </w:r>
-      <w:r>
-        <w:t>разработана и реализована архитектура приложения</w:t>
-      </w:r>
-      <w:r>
-        <w:t>;</w:t>
-      </w:r>
-      <w:r>
-        <w:t xml:space="preserve"> реализована вёрстка пользовательских интерфейсов на языках </w:t>
-      </w:r>
-      <w:r>
-        <w:rPr>
-          <w:lang w:val="en-US"/>
-        </w:rPr>
-        <w:t>HTML</w:t>
-      </w:r>
-      <w:r>
-        <w:t xml:space="preserve"> </w:t>
-      </w:r>
-      <w:r>
-        <w:t xml:space="preserve">и </w:t>
-      </w:r>
-      <w:r>
-        <w:rPr>
-          <w:lang w:val="en-US"/>
-        </w:rPr>
-        <w:t>CSS</w:t>
-      </w:r>
-      <w:r>
-        <w:t xml:space="preserve">; </w:t>
-      </w:r>
-      <w:r>
-        <w:t>разработана</w:t>
-      </w:r>
-      <w:r>
-        <w:t xml:space="preserve"> серверн</w:t>
-      </w:r>
-      <w:r>
-        <w:t>ая часть</w:t>
-      </w:r>
-      <w:r>
-        <w:t xml:space="preserve"> на языке </w:t>
-      </w:r>
-      <w:r>
-        <w:rPr>
-          <w:lang w:val="en-US"/>
-        </w:rPr>
-        <w:t>PHP</w:t>
-      </w:r>
-      <w:r>
-        <w:t xml:space="preserve"> </w:t>
-      </w:r>
-      <w:r>
-        <w:t xml:space="preserve">и клиентская на языке </w:t>
-      </w:r>
-      <w:proofErr w:type="spellStart"/>
-      <w:r>
-        <w:rPr>
-          <w:lang w:val="en-US"/>
-        </w:rPr>
-        <w:t>Typescipt</w:t>
-      </w:r>
-      <w:proofErr w:type="spellEnd"/>
-      <w:r>
-        <w:t>.</w:t>
-      </w:r>
-    </w:p>
-    <w:p>
-      <w:pPr>
-        <w:pStyle w:val="aa"/>
-      </w:pPr>
-      <w:r>
-        <w:t>Область применения результатов: веб-разработка.</w:t>
-      </w:r>
-      <w:r>
-        <w:t xml:space="preserve"> </w:t>
       </w:r>
     </w:p>
     <w:p/>
@@ -1301,2527 +1094,32 @@
     </w:p>
     <w:p>
       <w:pPr>
-        <w:spacing w:after="0" w:line="300" w:lineRule="exact"/>
         <w:jc w:val="center"/>
-        <w:rPr>
-          <w:bCs/>
-          <w:sz w:val="22"/>
-          <w:szCs w:val="22"/>
-        </w:rPr>
-      </w:pPr>
-      <w:r>
-        <w:rPr>
-          <w:bCs/>
-          <w:sz w:val="22"/>
-          <w:szCs w:val="22"/>
-        </w:rPr>
-        <w:lastRenderedPageBreak/>
-        <w:t>Учреждение образования</w:t>
-      </w:r>
-    </w:p>
-    <w:p>
-      <w:pPr>
-        <w:spacing w:after="0" w:line="300" w:lineRule="exact"/>
-        <w:jc w:val="center"/>
-        <w:rPr>
-          <w:bCs/>
-          <w:sz w:val="22"/>
-          <w:szCs w:val="22"/>
-        </w:rPr>
-      </w:pPr>
-      <w:r>
-        <w:rPr>
-          <w:bCs/>
-          <w:sz w:val="22"/>
-          <w:szCs w:val="22"/>
-        </w:rPr>
-        <w:t>«БЕЛОРУССКИЙ ГОСУДАРСТВЕННЫЙ УНИВЕРСИТЕТ</w:t>
-      </w:r>
-    </w:p>
-    <w:p>
-      <w:pPr>
-        <w:spacing w:after="0" w:line="300" w:lineRule="exact"/>
-        <w:jc w:val="center"/>
-        <w:rPr>
-          <w:bCs/>
-          <w:sz w:val="22"/>
-          <w:szCs w:val="22"/>
-        </w:rPr>
-      </w:pPr>
-      <w:r>
-        <w:rPr>
-          <w:bCs/>
-          <w:sz w:val="22"/>
-          <w:szCs w:val="22"/>
-        </w:rPr>
-        <w:t>ИНФОРМАТИКИ И РАДИОЭЛЕКТРОНИКИ»</w:t>
-      </w:r>
-    </w:p>
-    <w:p>
-      <w:pPr>
-        <w:spacing w:after="0" w:line="300" w:lineRule="exact"/>
-        <w:jc w:val="center"/>
-        <w:rPr>
-          <w:bCs/>
-          <w:sz w:val="22"/>
-          <w:szCs w:val="22"/>
-        </w:rPr>
-      </w:pPr>
-      <w:r>
-        <w:rPr>
-          <w:bCs/>
-          <w:sz w:val="22"/>
-          <w:szCs w:val="22"/>
-        </w:rPr>
-        <w:t>Факультет компьютерного проектирования</w:t>
-      </w:r>
-    </w:p>
-    <w:p>
-      <w:pPr>
-        <w:spacing w:after="0" w:line="300" w:lineRule="exact"/>
-        <w:jc w:val="center"/>
-        <w:rPr>
-          <w:bCs/>
-          <w:iCs/>
-          <w:sz w:val="22"/>
-          <w:szCs w:val="22"/>
-        </w:rPr>
-      </w:pPr>
-      <w:r>
-        <w:rPr>
-          <w:bCs/>
-          <w:iCs/>
-          <w:sz w:val="22"/>
-          <w:szCs w:val="22"/>
-        </w:rPr>
-        <w:t>Кафедра проектирования информационно-компьютерных систем</w:t>
-      </w:r>
-    </w:p>
-    <w:p>
-      <w:pPr>
-        <w:spacing w:after="0" w:line="300" w:lineRule="exact"/>
-        <w:jc w:val="center"/>
-        <w:rPr>
-          <w:bCs/>
-          <w:iCs/>
-          <w:sz w:val="24"/>
-          <w:szCs w:val="24"/>
-        </w:rPr>
-      </w:pPr>
-    </w:p>
-    <w:tbl>
-      <w:tblPr>
-        <w:tblW w:w="0" w:type="auto"/>
-        <w:tblLook w:val="01E0" w:firstRow="1" w:lastRow="1" w:firstColumn="1" w:lastColumn="1" w:noHBand="0" w:noVBand="0"/>
-      </w:tblPr>
-      <w:tblGrid>
-        <w:gridCol w:w="3085"/>
-        <w:gridCol w:w="2765"/>
-        <w:gridCol w:w="3505"/>
-      </w:tblGrid>
-      <w:tr>
-        <w:tc>
-          <w:tcPr>
-            <w:tcW w:w="3190" w:type="dxa"/>
-            <w:shd w:val="clear" w:color="auto" w:fill="auto"/>
-          </w:tcPr>
-          <w:p>
-            <w:pPr>
-              <w:spacing w:after="0" w:line="300" w:lineRule="exact"/>
-              <w:jc w:val="right"/>
-              <w:rPr>
-                <w:b/>
-                <w:bCs/>
-                <w:sz w:val="24"/>
-                <w:szCs w:val="24"/>
-              </w:rPr>
-            </w:pPr>
-          </w:p>
-        </w:tc>
-        <w:tc>
-          <w:tcPr>
-            <w:tcW w:w="2858" w:type="dxa"/>
-            <w:shd w:val="clear" w:color="auto" w:fill="auto"/>
-          </w:tcPr>
-          <w:p>
-            <w:pPr>
-              <w:spacing w:after="0" w:line="300" w:lineRule="exact"/>
-              <w:jc w:val="right"/>
-              <w:rPr>
-                <w:b/>
-                <w:bCs/>
-                <w:sz w:val="24"/>
-                <w:szCs w:val="24"/>
-              </w:rPr>
-            </w:pPr>
-          </w:p>
-        </w:tc>
-        <w:tc>
-          <w:tcPr>
-            <w:tcW w:w="3522" w:type="dxa"/>
-            <w:shd w:val="clear" w:color="auto" w:fill="auto"/>
-          </w:tcPr>
-          <w:p>
-            <w:pPr>
-              <w:spacing w:after="0" w:line="300" w:lineRule="exact"/>
-              <w:jc w:val="both"/>
-              <w:rPr>
-                <w:bCs/>
-                <w:iCs/>
-                <w:sz w:val="22"/>
-                <w:szCs w:val="22"/>
-              </w:rPr>
-            </w:pPr>
-            <w:r>
-              <w:rPr>
-                <w:bCs/>
-                <w:iCs/>
-                <w:sz w:val="22"/>
-                <w:szCs w:val="22"/>
-              </w:rPr>
-              <w:t>УТВЕРЖДАЮ</w:t>
-            </w:r>
-          </w:p>
-          <w:p>
-            <w:pPr>
-              <w:spacing w:after="0" w:line="300" w:lineRule="exact"/>
-              <w:jc w:val="both"/>
-              <w:rPr>
-                <w:iCs/>
-                <w:sz w:val="22"/>
-                <w:szCs w:val="22"/>
-              </w:rPr>
-            </w:pPr>
-            <w:r>
-              <w:rPr>
-                <w:iCs/>
-                <w:sz w:val="22"/>
-                <w:szCs w:val="22"/>
-              </w:rPr>
-              <w:t>Заведующий кафедрой ПИКС</w:t>
-            </w:r>
-          </w:p>
-          <w:p>
-            <w:pPr>
-              <w:spacing w:after="0" w:line="300" w:lineRule="exact"/>
-              <w:jc w:val="both"/>
-              <w:rPr>
-                <w:bCs/>
-                <w:sz w:val="22"/>
-                <w:szCs w:val="22"/>
-              </w:rPr>
-            </w:pPr>
-            <w:r>
-              <w:rPr>
-                <w:iCs/>
-                <w:sz w:val="22"/>
-                <w:szCs w:val="22"/>
-              </w:rPr>
-              <w:t>______________В.В.Хорошко</w:t>
-            </w:r>
-          </w:p>
-        </w:tc>
-      </w:tr>
-      <w:tr>
-        <w:tc>
-          <w:tcPr>
-            <w:tcW w:w="3190" w:type="dxa"/>
-            <w:shd w:val="clear" w:color="auto" w:fill="auto"/>
-          </w:tcPr>
-          <w:p>
-            <w:pPr>
-              <w:spacing w:after="0" w:line="300" w:lineRule="exact"/>
-              <w:jc w:val="right"/>
-              <w:rPr>
-                <w:b/>
-                <w:bCs/>
-                <w:sz w:val="24"/>
-                <w:szCs w:val="24"/>
-              </w:rPr>
-            </w:pPr>
-          </w:p>
-        </w:tc>
-        <w:tc>
-          <w:tcPr>
-            <w:tcW w:w="2858" w:type="dxa"/>
-            <w:shd w:val="clear" w:color="auto" w:fill="auto"/>
-          </w:tcPr>
-          <w:p>
-            <w:pPr>
-              <w:spacing w:after="0" w:line="300" w:lineRule="exact"/>
-              <w:jc w:val="right"/>
-              <w:rPr>
-                <w:b/>
-                <w:bCs/>
-                <w:sz w:val="24"/>
-                <w:szCs w:val="24"/>
-              </w:rPr>
-            </w:pPr>
-          </w:p>
-        </w:tc>
-        <w:tc>
-          <w:tcPr>
-            <w:tcW w:w="3522" w:type="dxa"/>
-            <w:shd w:val="clear" w:color="auto" w:fill="auto"/>
-          </w:tcPr>
-          <w:p>
-            <w:pPr>
-              <w:spacing w:after="0" w:line="300" w:lineRule="exact"/>
-              <w:jc w:val="both"/>
-              <w:rPr>
-                <w:b/>
-                <w:bCs/>
-                <w:sz w:val="22"/>
-                <w:szCs w:val="22"/>
-              </w:rPr>
-            </w:pPr>
-            <w:r>
-              <w:rPr>
-                <w:iCs/>
-                <w:sz w:val="22"/>
-                <w:szCs w:val="22"/>
-              </w:rPr>
-              <w:t>«____» сентября</w:t>
-            </w:r>
-            <w:r>
-              <w:rPr>
-                <w:iCs/>
-                <w:sz w:val="22"/>
-                <w:szCs w:val="22"/>
-                <w:lang w:val="en-US"/>
-              </w:rPr>
-              <w:t xml:space="preserve"> </w:t>
-            </w:r>
-            <w:r>
-              <w:rPr>
-                <w:iCs/>
-                <w:sz w:val="22"/>
-                <w:szCs w:val="22"/>
-              </w:rPr>
-              <w:t>20</w:t>
-            </w:r>
-            <w:r>
-              <w:rPr>
-                <w:iCs/>
-                <w:sz w:val="22"/>
-                <w:szCs w:val="22"/>
-                <w:lang w:val="en-US"/>
-              </w:rPr>
-              <w:t>2</w:t>
-            </w:r>
-            <w:r>
-              <w:rPr>
-                <w:iCs/>
-                <w:sz w:val="22"/>
-                <w:szCs w:val="22"/>
-              </w:rPr>
-              <w:t>2</w:t>
-            </w:r>
-          </w:p>
-        </w:tc>
-      </w:tr>
-    </w:tbl>
-    <w:p>
-      <w:pPr>
-        <w:spacing w:after="0" w:line="300" w:lineRule="exact"/>
-        <w:jc w:val="right"/>
-        <w:rPr>
-          <w:bCs/>
-          <w:sz w:val="14"/>
-          <w:szCs w:val="14"/>
-        </w:rPr>
-      </w:pPr>
-    </w:p>
-    <w:p>
-      <w:pPr>
-        <w:spacing w:after="0" w:line="300" w:lineRule="exact"/>
-        <w:jc w:val="center"/>
-        <w:rPr>
-          <w:b/>
-          <w:bCs/>
-          <w:sz w:val="24"/>
-          <w:szCs w:val="24"/>
-        </w:rPr>
-      </w:pPr>
-      <w:r>
-        <w:rPr>
-          <w:b/>
-          <w:bCs/>
-          <w:sz w:val="24"/>
-          <w:szCs w:val="24"/>
-        </w:rPr>
-        <w:t>ЗАДАНИЕ</w:t>
-      </w:r>
-    </w:p>
-    <w:p>
-      <w:pPr>
-        <w:spacing w:after="0" w:line="276" w:lineRule="auto"/>
-        <w:jc w:val="center"/>
-        <w:rPr>
-          <w:b/>
-          <w:bCs/>
-          <w:sz w:val="24"/>
-          <w:szCs w:val="24"/>
-        </w:rPr>
-      </w:pPr>
-      <w:r>
-        <w:rPr>
-          <w:b/>
-          <w:bCs/>
-          <w:sz w:val="24"/>
-          <w:szCs w:val="24"/>
-        </w:rPr>
-        <w:t>к курсовому проекту по дисциплине</w:t>
-      </w:r>
-    </w:p>
-    <w:p>
-      <w:pPr>
-        <w:spacing w:after="0" w:line="276" w:lineRule="auto"/>
-        <w:jc w:val="center"/>
-        <w:rPr>
-          <w:bCs/>
-          <w:sz w:val="24"/>
-          <w:szCs w:val="24"/>
-        </w:rPr>
-      </w:pPr>
-      <w:r>
-        <w:rPr>
-          <w:bCs/>
-          <w:sz w:val="24"/>
-          <w:szCs w:val="24"/>
-        </w:rPr>
-        <w:t>«Объектно-ориентированное проектирование и программирование»</w:t>
-      </w:r>
-    </w:p>
-    <w:p>
-      <w:pPr>
-        <w:spacing w:after="0"/>
-        <w:jc w:val="right"/>
-        <w:rPr>
-          <w:b/>
-          <w:bCs/>
-          <w:iCs/>
-          <w:sz w:val="22"/>
-          <w:szCs w:val="22"/>
-        </w:rPr>
-      </w:pPr>
-      <w:r>
-        <w:rPr>
-          <w:bCs/>
-          <w:iCs/>
-          <w:sz w:val="22"/>
-          <w:szCs w:val="22"/>
-        </w:rPr>
-        <w:t xml:space="preserve">Группа </w:t>
-      </w:r>
-      <w:sdt>
-        <w:sdtPr>
-          <w:rPr>
-            <w:bCs/>
-            <w:i/>
-            <w:iCs/>
-            <w:sz w:val="22"/>
-            <w:szCs w:val="22"/>
-            <w:u w:val="single"/>
-          </w:rPr>
-          <w:alias w:val="группа"/>
-          <w:tag w:val="группа"/>
-          <w:id w:val="-1697378037"/>
-          <w:placeholder>
-            <w:docPart w:val="FE7D67F8B42144D48ADDB15D4B15F407"/>
-          </w:placeholder>
-          <w:dropDownList>
-            <w:listItem w:displayText="114301" w:value="114301"/>
-            <w:listItem w:displayText="114302" w:value="114302"/>
-            <w:listItem w:displayText="110901" w:value="110901"/>
-            <w:listItem w:displayText="110902" w:value="110902"/>
-            <w:listItem w:displayText="110101" w:value="110101"/>
-            <w:listItem w:displayText="114371" w:value="114371"/>
-          </w:dropDownList>
-        </w:sdtPr>
-        <w:sdtContent>
-          <w:r>
-            <w:rPr>
-              <w:bCs/>
-              <w:i/>
-              <w:iCs/>
-              <w:sz w:val="22"/>
-              <w:szCs w:val="22"/>
-              <w:u w:val="single"/>
-            </w:rPr>
-            <w:t>110902</w:t>
-          </w:r>
-        </w:sdtContent>
-      </w:sdt>
-    </w:p>
-    <w:p>
-      <w:pPr>
-        <w:spacing w:after="0"/>
-        <w:jc w:val="center"/>
-        <w:rPr>
-          <w:sz w:val="22"/>
-          <w:szCs w:val="22"/>
-          <w:lang w:val="ru-RU"/>
-        </w:rPr>
-      </w:pPr>
-      <w:r>
-        <w:rPr>
-          <w:sz w:val="22"/>
-          <w:szCs w:val="22"/>
-        </w:rPr>
-        <w:t xml:space="preserve">Студенту </w:t>
-      </w:r>
-      <w:proofErr w:type="spellStart"/>
-      <w:r>
-        <w:rPr>
-          <w:i/>
-          <w:sz w:val="24"/>
-          <w:szCs w:val="22"/>
-          <w:u w:val="single"/>
-          <w:lang w:val="ru-RU"/>
-        </w:rPr>
-        <w:t>Мишоте</w:t>
-      </w:r>
-      <w:proofErr w:type="spellEnd"/>
-      <w:r>
-        <w:rPr>
-          <w:i/>
-          <w:sz w:val="24"/>
-          <w:szCs w:val="22"/>
-          <w:u w:val="single"/>
-          <w:lang w:val="ru-RU"/>
-        </w:rPr>
-        <w:t xml:space="preserve"> Владиславу Геннадьевичу</w:t>
-      </w:r>
-    </w:p>
-    <w:p>
-      <w:pPr>
-        <w:spacing w:after="0"/>
-        <w:jc w:val="both"/>
-        <w:rPr>
-          <w:b/>
-          <w:bCs/>
-          <w:iCs/>
-          <w:sz w:val="18"/>
-          <w:szCs w:val="22"/>
-        </w:rPr>
-      </w:pPr>
-    </w:p>
-    <w:p>
-      <w:pPr>
-        <w:spacing w:after="0"/>
-        <w:jc w:val="both"/>
-        <w:rPr>
-          <w:sz w:val="22"/>
-          <w:szCs w:val="22"/>
-        </w:rPr>
-      </w:pPr>
-      <w:r>
-        <w:rPr>
-          <w:b/>
-          <w:bCs/>
-          <w:iCs/>
-          <w:sz w:val="22"/>
-          <w:szCs w:val="22"/>
-        </w:rPr>
-        <w:t xml:space="preserve">1.Тема проекта: </w:t>
-      </w:r>
-      <w:r>
-        <w:rPr>
-          <w:i/>
-          <w:sz w:val="22"/>
-          <w:szCs w:val="22"/>
-          <w:u w:val="single"/>
-        </w:rPr>
-        <w:t>«</w:t>
-      </w:r>
-      <w:r>
-        <w:rPr>
-          <w:i/>
-          <w:sz w:val="22"/>
-          <w:szCs w:val="22"/>
-          <w:u w:val="single"/>
-        </w:rPr>
-        <w:t>Программное средство "Доска объявлений"</w:t>
-      </w:r>
-      <w:r>
-        <w:rPr>
-          <w:i/>
-          <w:sz w:val="22"/>
-          <w:szCs w:val="22"/>
-          <w:u w:val="single"/>
-        </w:rPr>
-        <w:t>».</w:t>
-      </w:r>
-    </w:p>
-    <w:p>
-      <w:pPr>
-        <w:spacing w:after="0"/>
-        <w:jc w:val="both"/>
-        <w:rPr>
-          <w:sz w:val="24"/>
-          <w:szCs w:val="24"/>
-        </w:rPr>
-      </w:pPr>
-      <w:r>
-        <w:rPr>
-          <w:b/>
-          <w:bCs/>
-          <w:iCs/>
-          <w:sz w:val="22"/>
-          <w:szCs w:val="22"/>
-        </w:rPr>
-        <w:t>2.Сроки сдачи студентом законченного проекта</w:t>
-      </w:r>
-      <w:r>
-        <w:rPr>
-          <w:b/>
-          <w:bCs/>
-          <w:i/>
-          <w:iCs/>
-          <w:sz w:val="24"/>
-          <w:szCs w:val="24"/>
-        </w:rPr>
-        <w:t>:</w:t>
-      </w:r>
-      <w:r>
-        <w:rPr>
-          <w:sz w:val="22"/>
-          <w:szCs w:val="22"/>
-        </w:rPr>
-        <w:t xml:space="preserve"> 12-14.12.2022 г.</w:t>
-      </w:r>
-    </w:p>
-    <w:p>
-      <w:pPr>
-        <w:spacing w:after="0"/>
-        <w:jc w:val="both"/>
-        <w:rPr>
-          <w:b/>
-          <w:bCs/>
-          <w:iCs/>
-          <w:sz w:val="22"/>
-          <w:szCs w:val="22"/>
-        </w:rPr>
-      </w:pPr>
-      <w:r>
-        <w:rPr>
-          <w:b/>
-          <w:bCs/>
-          <w:iCs/>
-          <w:sz w:val="22"/>
-          <w:szCs w:val="22"/>
-        </w:rPr>
-        <w:t>3.Исходные данные к проекту:</w:t>
-      </w:r>
-    </w:p>
-    <w:p>
-      <w:pPr>
-        <w:spacing w:after="0"/>
-        <w:ind w:firstLine="720"/>
-        <w:jc w:val="both"/>
-        <w:rPr>
-          <w:i/>
-          <w:sz w:val="22"/>
-          <w:szCs w:val="22"/>
-          <w:u w:val="single"/>
-        </w:rPr>
-      </w:pPr>
-      <w:r>
-        <w:rPr>
-          <w:sz w:val="22"/>
-          <w:szCs w:val="22"/>
-        </w:rPr>
-        <w:t xml:space="preserve">3.1. Описание системы – </w:t>
-      </w:r>
-      <w:r>
-        <w:rPr>
-          <w:i/>
-          <w:sz w:val="22"/>
-          <w:szCs w:val="22"/>
-          <w:u w:val="single"/>
-        </w:rPr>
-        <w:t>многопользовательское клиент-серверно</w:t>
-      </w:r>
-      <w:r>
-        <w:rPr>
-          <w:i/>
-          <w:sz w:val="22"/>
-          <w:szCs w:val="22"/>
-          <w:u w:val="single"/>
-        </w:rPr>
-        <w:t xml:space="preserve">е программное средство с </w:t>
-      </w:r>
-      <w:r>
-        <w:rPr>
-          <w:i/>
-          <w:sz w:val="22"/>
-          <w:szCs w:val="22"/>
-          <w:u w:val="single"/>
-        </w:rPr>
-        <w:t>базой данных.</w:t>
-      </w:r>
-    </w:p>
-    <w:p>
-      <w:pPr>
-        <w:spacing w:after="0"/>
-        <w:ind w:firstLine="720"/>
-        <w:jc w:val="both"/>
-        <w:rPr>
-          <w:i/>
-          <w:sz w:val="22"/>
-          <w:szCs w:val="22"/>
-          <w:u w:val="single"/>
-        </w:rPr>
-      </w:pPr>
-      <w:r>
-        <w:rPr>
-          <w:sz w:val="22"/>
-          <w:szCs w:val="22"/>
-        </w:rPr>
-        <w:t xml:space="preserve">3.2. Назначение системы – </w:t>
-      </w:r>
-      <w:r>
-        <w:rPr>
-          <w:i/>
-          <w:sz w:val="22"/>
-          <w:szCs w:val="22"/>
-          <w:u w:val="single"/>
-          <w:lang w:val="ru-RU"/>
-        </w:rPr>
-        <w:t>предоставление услуг по размещению объявлений</w:t>
-      </w:r>
-      <w:r>
-        <w:rPr>
-          <w:i/>
-          <w:sz w:val="22"/>
-          <w:szCs w:val="22"/>
-          <w:u w:val="single"/>
-        </w:rPr>
-        <w:t xml:space="preserve">. </w:t>
-      </w:r>
-    </w:p>
-    <w:p>
-      <w:pPr>
-        <w:spacing w:after="0" w:line="276" w:lineRule="auto"/>
-        <w:jc w:val="both"/>
-        <w:rPr>
-          <w:sz w:val="22"/>
-          <w:szCs w:val="22"/>
-        </w:rPr>
-      </w:pPr>
-      <w:r>
-        <w:rPr>
-          <w:sz w:val="22"/>
-          <w:szCs w:val="22"/>
-        </w:rPr>
-        <w:tab/>
-        <w:t>3.3.Язык и среда программирования – на выбор студента. Разработанное программное обеспечение должно быть реализовано на объектно-ориентированном языке.</w:t>
-      </w:r>
-    </w:p>
-    <w:p>
-      <w:pPr>
-        <w:tabs>
-          <w:tab w:val="left" w:pos="709"/>
-          <w:tab w:val="left" w:pos="9131"/>
-        </w:tabs>
-        <w:spacing w:after="0" w:line="276" w:lineRule="auto"/>
-        <w:jc w:val="both"/>
-        <w:rPr>
-          <w:sz w:val="22"/>
-          <w:szCs w:val="22"/>
-        </w:rPr>
-      </w:pPr>
-      <w:r>
-        <w:rPr>
-          <w:sz w:val="22"/>
-          <w:szCs w:val="22"/>
-        </w:rPr>
-        <w:tab/>
-        <w:t>3.4.Нормативные источники: 3.4.1.Положение о курсовом проектировании БГУИР. 3.4.2. СТП 01-2017. Стандарт предприятия. Дипломные проекты (работы). Общие требования. 3.4.3. ГОСТ 19.701-90 ЕСПД. Схемы алгоритмов, программ, данных и систем. Обозначения условные и правила выполнения.</w:t>
-      </w:r>
-    </w:p>
-    <w:p>
-      <w:pPr>
-        <w:spacing w:after="0" w:line="300" w:lineRule="exact"/>
-        <w:jc w:val="both"/>
-        <w:rPr>
-          <w:sz w:val="22"/>
-          <w:szCs w:val="22"/>
-        </w:rPr>
-      </w:pPr>
-      <w:r>
-        <w:rPr>
-          <w:b/>
-          <w:bCs/>
-          <w:iCs/>
-          <w:sz w:val="22"/>
-          <w:szCs w:val="22"/>
-        </w:rPr>
-        <w:t>4.Содержание расчетно-пояснительной записки</w:t>
-      </w:r>
-      <w:r>
-        <w:rPr>
-          <w:sz w:val="22"/>
-          <w:szCs w:val="22"/>
-        </w:rPr>
-        <w:t xml:space="preserve"> (перечень подлежащих разработке вопросов):</w:t>
-      </w:r>
-    </w:p>
-    <w:p>
-      <w:pPr>
-        <w:spacing w:after="0"/>
-        <w:ind w:firstLine="720"/>
-        <w:jc w:val="both"/>
-        <w:rPr>
-          <w:sz w:val="22"/>
-          <w:szCs w:val="22"/>
-        </w:rPr>
-      </w:pPr>
-      <w:r>
-        <w:rPr>
-          <w:sz w:val="22"/>
-          <w:szCs w:val="22"/>
-        </w:rPr>
-        <w:t>Титульный лист. Реферат. Задание. Содержание. Перечень условных обозначений, символов и терминов.</w:t>
-      </w:r>
-    </w:p>
-    <w:p>
-      <w:pPr>
-        <w:spacing w:after="0" w:line="276" w:lineRule="auto"/>
-        <w:jc w:val="both"/>
-        <w:rPr>
-          <w:sz w:val="22"/>
-          <w:szCs w:val="22"/>
-        </w:rPr>
-      </w:pPr>
-      <w:r>
-        <w:rPr>
-          <w:sz w:val="22"/>
-          <w:szCs w:val="22"/>
-        </w:rPr>
-        <w:tab/>
-        <w:t>Введение (</w:t>
-      </w:r>
-      <w:r>
-        <w:rPr>
-          <w:i/>
-          <w:iCs/>
-          <w:sz w:val="18"/>
-          <w:szCs w:val="24"/>
-        </w:rPr>
-        <w:t>1 – 2 стр. Актуальность темы курсового проекта; цель и перечень задач, которые планируется решить; детальная постановка задачи</w:t>
-      </w:r>
-      <w:r>
-        <w:rPr>
-          <w:sz w:val="22"/>
-          <w:szCs w:val="22"/>
-        </w:rPr>
-        <w:t>).</w:t>
-      </w:r>
-    </w:p>
-    <w:p>
-      <w:pPr>
-        <w:pStyle w:val="af1"/>
-        <w:tabs>
-          <w:tab w:val="left" w:pos="720"/>
-          <w:tab w:val="left" w:pos="1440"/>
-          <w:tab w:val="left" w:pos="2160"/>
-          <w:tab w:val="left" w:pos="2880"/>
-          <w:tab w:val="left" w:pos="3600"/>
-          <w:tab w:val="left" w:pos="4320"/>
-          <w:tab w:val="left" w:pos="5040"/>
-          <w:tab w:val="left" w:pos="5760"/>
-          <w:tab w:val="left" w:pos="6480"/>
-          <w:tab w:val="left" w:pos="7200"/>
-          <w:tab w:val="left" w:pos="7920"/>
-          <w:tab w:val="left" w:pos="8640"/>
-          <w:tab w:val="left" w:pos="9360"/>
-        </w:tabs>
-        <w:spacing w:before="0" w:line="240" w:lineRule="auto"/>
-        <w:ind w:firstLine="756"/>
-        <w:jc w:val="both"/>
-        <w:rPr>
-          <w:rFonts w:ascii="Times New Roman" w:eastAsia="Times New Roman" w:hAnsi="Times New Roman" w:cs="Times New Roman"/>
-          <w:sz w:val="22"/>
-          <w:szCs w:val="22"/>
-        </w:rPr>
-      </w:pPr>
-      <w:r>
-        <w:rPr>
-          <w:rFonts w:ascii="Times New Roman" w:hAnsi="Times New Roman"/>
-          <w:sz w:val="22"/>
-          <w:szCs w:val="22"/>
-        </w:rPr>
-        <w:t>4.1. Анализ исходных данных на курсовое проектирование. 4.1.1. Анализ исходных данных к курсовому проекту. 4.1.2. Обоснование и описание выбора языка программирования, средств разработки, используемых технологий и сторонних библиотек.</w:t>
-      </w:r>
-      <w:r>
-        <w:rPr>
-          <w:rFonts w:ascii="Times New Roman" w:eastAsia="Times New Roman" w:hAnsi="Times New Roman" w:cs="Times New Roman"/>
-          <w:sz w:val="22"/>
-          <w:szCs w:val="22"/>
-        </w:rPr>
-        <w:tab/>
-      </w:r>
-    </w:p>
-    <w:p>
-      <w:pPr>
-        <w:pStyle w:val="af1"/>
-        <w:tabs>
-          <w:tab w:val="left" w:pos="720"/>
-          <w:tab w:val="left" w:pos="1440"/>
-          <w:tab w:val="left" w:pos="2160"/>
-          <w:tab w:val="left" w:pos="2880"/>
-          <w:tab w:val="left" w:pos="3600"/>
-          <w:tab w:val="left" w:pos="4320"/>
-          <w:tab w:val="left" w:pos="5040"/>
-          <w:tab w:val="left" w:pos="5760"/>
-          <w:tab w:val="left" w:pos="6480"/>
-          <w:tab w:val="left" w:pos="7200"/>
-          <w:tab w:val="left" w:pos="7920"/>
-          <w:tab w:val="left" w:pos="8640"/>
-          <w:tab w:val="left" w:pos="9360"/>
-        </w:tabs>
-        <w:spacing w:before="0" w:line="240" w:lineRule="auto"/>
-        <w:ind w:firstLine="756"/>
-        <w:jc w:val="both"/>
-        <w:rPr>
-          <w:rFonts w:ascii="Times New Roman" w:eastAsia="Times New Roman" w:hAnsi="Times New Roman" w:cs="Times New Roman"/>
-          <w:sz w:val="22"/>
-          <w:szCs w:val="22"/>
-        </w:rPr>
-      </w:pPr>
-      <w:r>
-        <w:rPr>
-          <w:rFonts w:ascii="Times New Roman" w:hAnsi="Times New Roman"/>
-          <w:sz w:val="22"/>
-          <w:szCs w:val="22"/>
-        </w:rPr>
-        <w:t>4.2. Проектирование и разработка программного средства. 4.2.1. Проектирование архитектуры и описание состояний программного средства. 4.2.2. Проектирование и разработка графического интерфейса. 4.2.3. Описание и реализация используемых в программном средстве алгоритмов.</w:t>
-      </w:r>
-    </w:p>
-    <w:p>
-      <w:pPr>
-        <w:pStyle w:val="af1"/>
-        <w:tabs>
-          <w:tab w:val="left" w:pos="720"/>
-          <w:tab w:val="left" w:pos="1440"/>
-          <w:tab w:val="left" w:pos="2160"/>
-          <w:tab w:val="left" w:pos="2880"/>
-          <w:tab w:val="left" w:pos="3600"/>
-          <w:tab w:val="left" w:pos="4320"/>
-          <w:tab w:val="left" w:pos="5040"/>
-          <w:tab w:val="left" w:pos="5760"/>
-          <w:tab w:val="left" w:pos="6480"/>
-          <w:tab w:val="left" w:pos="7200"/>
-          <w:tab w:val="left" w:pos="7920"/>
-          <w:tab w:val="left" w:pos="8640"/>
-          <w:tab w:val="left" w:pos="9360"/>
-        </w:tabs>
-        <w:spacing w:before="0" w:line="240" w:lineRule="auto"/>
-        <w:ind w:firstLine="756"/>
-        <w:jc w:val="both"/>
-        <w:rPr>
-          <w:rFonts w:ascii="Times New Roman" w:eastAsia="Times New Roman" w:hAnsi="Times New Roman" w:cs="Times New Roman"/>
-          <w:sz w:val="22"/>
-          <w:szCs w:val="22"/>
-        </w:rPr>
-      </w:pPr>
-      <w:r>
-        <w:rPr>
-          <w:rFonts w:ascii="Times New Roman" w:hAnsi="Times New Roman"/>
-          <w:sz w:val="22"/>
-          <w:szCs w:val="22"/>
-        </w:rPr>
-        <w:t>4.3. Эксплуатация программного средства. 4.3.1. Ввод в эксплуатацию и обоснование минимальных технических требований к оборудованию. 4.3.2. Руководство по эксплуатации программного средства.</w:t>
-      </w:r>
-      <w:r>
-        <w:rPr>
-          <w:rFonts w:ascii="Times New Roman" w:eastAsia="Times New Roman" w:hAnsi="Times New Roman" w:cs="Times New Roman"/>
-          <w:sz w:val="22"/>
-          <w:szCs w:val="22"/>
-        </w:rPr>
-        <w:tab/>
-      </w:r>
-      <w:r>
-        <w:rPr>
-          <w:rFonts w:ascii="Times New Roman" w:eastAsia="Times New Roman" w:hAnsi="Times New Roman" w:cs="Times New Roman"/>
-          <w:sz w:val="22"/>
-          <w:szCs w:val="22"/>
-        </w:rPr>
-        <w:tab/>
-      </w:r>
-    </w:p>
-    <w:p>
-      <w:pPr>
-        <w:spacing w:after="0" w:line="276" w:lineRule="auto"/>
-        <w:jc w:val="both"/>
-        <w:rPr>
-          <w:sz w:val="24"/>
-          <w:szCs w:val="24"/>
-        </w:rPr>
-      </w:pPr>
-      <w:r>
-        <w:rPr>
-          <w:sz w:val="22"/>
-          <w:szCs w:val="22"/>
-        </w:rPr>
-        <w:tab/>
-        <w:t>Заключение (</w:t>
-      </w:r>
-      <w:r>
-        <w:rPr>
-          <w:i/>
-          <w:iCs/>
-          <w:sz w:val="18"/>
-          <w:szCs w:val="24"/>
-        </w:rPr>
-        <w:t>1 стр. Выводы по курсовому проекту</w:t>
-      </w:r>
-      <w:r>
-        <w:rPr>
-          <w:sz w:val="22"/>
-          <w:szCs w:val="22"/>
-        </w:rPr>
-        <w:t>).</w:t>
-      </w:r>
-    </w:p>
-    <w:p>
-      <w:pPr>
-        <w:spacing w:after="0" w:line="276" w:lineRule="auto"/>
-        <w:jc w:val="both"/>
-        <w:rPr>
-          <w:sz w:val="24"/>
-          <w:szCs w:val="24"/>
-        </w:rPr>
-      </w:pPr>
-      <w:r>
-        <w:rPr>
-          <w:sz w:val="22"/>
-          <w:szCs w:val="22"/>
-        </w:rPr>
-        <w:tab/>
-        <w:t>Список использованных источников.</w:t>
-      </w:r>
-    </w:p>
-    <w:p>
-      <w:pPr>
-        <w:spacing w:after="0" w:line="276" w:lineRule="auto"/>
-        <w:jc w:val="both"/>
-        <w:rPr>
-          <w:sz w:val="22"/>
-          <w:szCs w:val="22"/>
-        </w:rPr>
-      </w:pPr>
-      <w:r>
-        <w:rPr>
-          <w:sz w:val="22"/>
-          <w:szCs w:val="22"/>
-        </w:rPr>
-        <w:tab/>
-        <w:t>Приложения (листинг программного кода; справка о проверке курсового проекта на плагиат; ведомость курсового проекта).</w:t>
-      </w:r>
-      <w:r>
-        <w:rPr>
-          <w:i/>
-          <w:iCs/>
-          <w:sz w:val="18"/>
-          <w:szCs w:val="24"/>
-        </w:rPr>
-        <w:t xml:space="preserve"> </w:t>
-      </w:r>
-    </w:p>
-    <w:p>
-      <w:pPr>
-        <w:spacing w:after="0" w:line="300" w:lineRule="exact"/>
-        <w:jc w:val="both"/>
-        <w:rPr>
-          <w:sz w:val="22"/>
-          <w:szCs w:val="22"/>
-        </w:rPr>
-      </w:pPr>
-      <w:r>
-        <w:rPr>
-          <w:b/>
-          <w:bCs/>
-          <w:iCs/>
-          <w:sz w:val="22"/>
-          <w:szCs w:val="22"/>
-        </w:rPr>
-        <w:t>5.Перечень графического материала</w:t>
-      </w:r>
-      <w:r>
-        <w:rPr>
-          <w:sz w:val="22"/>
-          <w:szCs w:val="22"/>
-        </w:rPr>
-        <w:t xml:space="preserve"> (с указанием обязательных чертежей и графиков):</w:t>
-      </w:r>
-    </w:p>
-    <w:p>
-      <w:pPr>
-        <w:spacing w:after="0" w:line="276" w:lineRule="auto"/>
-        <w:ind w:left="709"/>
-        <w:jc w:val="both"/>
-        <w:rPr>
-          <w:sz w:val="22"/>
-          <w:szCs w:val="22"/>
-        </w:rPr>
-      </w:pPr>
-      <w:r>
-        <w:rPr>
-          <w:sz w:val="22"/>
-          <w:szCs w:val="22"/>
-        </w:rPr>
-        <w:t>5.1.Схема алгоритма (формат А2/А3).</w:t>
-      </w:r>
-    </w:p>
-    <w:p>
-      <w:pPr>
-        <w:pStyle w:val="af1"/>
-        <w:tabs>
-          <w:tab w:val="left" w:pos="720"/>
-          <w:tab w:val="left" w:pos="1440"/>
-          <w:tab w:val="left" w:pos="2160"/>
-          <w:tab w:val="left" w:pos="2880"/>
-          <w:tab w:val="left" w:pos="3600"/>
-          <w:tab w:val="left" w:pos="4320"/>
-          <w:tab w:val="left" w:pos="5040"/>
-          <w:tab w:val="left" w:pos="5760"/>
-          <w:tab w:val="left" w:pos="6480"/>
-          <w:tab w:val="left" w:pos="7200"/>
-          <w:tab w:val="left" w:pos="7920"/>
-          <w:tab w:val="left" w:pos="8640"/>
-          <w:tab w:val="left" w:pos="9360"/>
-        </w:tabs>
-        <w:spacing w:before="0" w:line="240" w:lineRule="auto"/>
-        <w:ind w:left="709"/>
-        <w:rPr>
-          <w:rFonts w:ascii="Times New Roman" w:eastAsia="Times New Roman" w:hAnsi="Times New Roman" w:cs="Times New Roman"/>
-          <w:color w:val="auto"/>
-          <w:sz w:val="22"/>
-          <w:szCs w:val="22"/>
-          <w:bdr w:val="none" w:sz="0" w:space="0" w:color="auto"/>
-        </w:rPr>
-      </w:pPr>
-      <w:r>
-        <w:rPr>
-          <w:rFonts w:ascii="Times New Roman" w:eastAsia="Times New Roman" w:hAnsi="Times New Roman" w:cs="Times New Roman"/>
-          <w:color w:val="auto"/>
-          <w:sz w:val="22"/>
-          <w:szCs w:val="22"/>
-          <w:bdr w:val="none" w:sz="0" w:space="0" w:color="auto"/>
-        </w:rPr>
-        <w:lastRenderedPageBreak/>
-        <w:t>5.2.UML диаграмма классов (плакат, плакат, формат А2/А3).</w:t>
-      </w:r>
-    </w:p>
-    <w:p>
-      <w:pPr>
-        <w:spacing w:after="0" w:line="276" w:lineRule="auto"/>
-        <w:ind w:left="709"/>
-        <w:jc w:val="both"/>
-        <w:rPr>
-          <w:sz w:val="22"/>
-          <w:szCs w:val="22"/>
-        </w:rPr>
-      </w:pPr>
-      <w:r>
-        <w:rPr>
-          <w:sz w:val="22"/>
-          <w:szCs w:val="22"/>
-        </w:rPr>
-        <w:t>5.3.Диаграмма состояний (плакат, формат А2/А3).</w:t>
-      </w:r>
-    </w:p>
-    <w:p>
-      <w:pPr>
-        <w:spacing w:after="0" w:line="276" w:lineRule="auto"/>
-        <w:ind w:left="709"/>
-        <w:jc w:val="both"/>
-        <w:rPr>
-          <w:sz w:val="22"/>
-          <w:szCs w:val="22"/>
-        </w:rPr>
-      </w:pPr>
-      <w:r>
-        <w:rPr>
-          <w:sz w:val="22"/>
-          <w:szCs w:val="22"/>
-        </w:rPr>
-        <w:t>5.4.Структура графического пользовательского интерфейса (формат А2/А3).</w:t>
-      </w:r>
-    </w:p>
-    <w:p>
-      <w:pPr>
-        <w:spacing w:after="0" w:line="276" w:lineRule="auto"/>
-        <w:jc w:val="both"/>
-        <w:rPr>
-          <w:rFonts w:ascii="Arial" w:hAnsi="Arial" w:cs="Arial"/>
-          <w:color w:val="474747"/>
-          <w:sz w:val="22"/>
-          <w:szCs w:val="22"/>
-        </w:rPr>
-      </w:pPr>
-      <w:r>
-        <w:rPr>
-          <w:b/>
-          <w:bCs/>
-          <w:iCs/>
-          <w:sz w:val="22"/>
-          <w:szCs w:val="22"/>
-        </w:rPr>
-        <w:t>6.Консультанты по проекту</w:t>
-      </w:r>
-      <w:r>
-        <w:rPr>
-          <w:b/>
-          <w:sz w:val="22"/>
-          <w:szCs w:val="22"/>
-        </w:rPr>
-        <w:t>:</w:t>
-      </w:r>
-      <w:r>
-        <w:rPr>
-          <w:sz w:val="22"/>
-          <w:szCs w:val="22"/>
-        </w:rPr>
-        <w:t xml:space="preserve"> старший преподаватель ГОРБАЧ Антон Петрович (ауд. 415а-1 корп.), ассистент КУПРИЯНОВ Никита Игоревич (ауд. 412-1 корп.), ассистент ЛИСТРАТЕНКО Владислав Викторович (ауд. 412-1 корп.), ассистент ЛАРЬКИН Антон Дмитриевич (ауд. 435а-1 корп.), ассистент ГОРОХ Павел Игоревич (ауд. 412-1 корп.).</w:t>
-      </w:r>
-    </w:p>
-    <w:p>
-      <w:pPr>
-        <w:spacing w:after="0" w:line="300" w:lineRule="exact"/>
-        <w:jc w:val="both"/>
-        <w:rPr>
-          <w:sz w:val="22"/>
-          <w:szCs w:val="22"/>
-        </w:rPr>
-      </w:pPr>
-      <w:r>
-        <w:rPr>
-          <w:b/>
-          <w:bCs/>
-          <w:iCs/>
-          <w:sz w:val="22"/>
-          <w:szCs w:val="22"/>
-        </w:rPr>
-        <w:t>7.Дата выдачи задания</w:t>
-      </w:r>
-      <w:r>
-        <w:rPr>
-          <w:iCs/>
-          <w:sz w:val="22"/>
-          <w:szCs w:val="22"/>
-        </w:rPr>
-        <w:t>:</w:t>
-      </w:r>
-      <w:r>
-        <w:rPr>
-          <w:sz w:val="22"/>
-          <w:szCs w:val="22"/>
-        </w:rPr>
-        <w:t xml:space="preserve"> 03.09.2022 г.</w:t>
-      </w:r>
-    </w:p>
-    <w:p>
-      <w:pPr>
-        <w:spacing w:after="0" w:line="300" w:lineRule="exact"/>
-        <w:jc w:val="both"/>
-        <w:rPr>
-          <w:sz w:val="22"/>
-          <w:szCs w:val="22"/>
-        </w:rPr>
-      </w:pPr>
-      <w:r>
-        <w:rPr>
-          <w:b/>
-          <w:bCs/>
-          <w:iCs/>
-          <w:sz w:val="22"/>
-          <w:szCs w:val="22"/>
-        </w:rPr>
-        <w:t xml:space="preserve">8.Календарный график работы над проектом на весь период проектирования </w:t>
-      </w:r>
-      <w:r>
-        <w:rPr>
-          <w:sz w:val="22"/>
-          <w:szCs w:val="22"/>
-        </w:rPr>
-        <w:t>(с указанием сроков выполнения и трудоемкости отдельных этапов):</w:t>
-      </w:r>
-    </w:p>
-    <w:tbl>
-      <w:tblPr>
-        <w:tblW w:w="5000" w:type="pct"/>
-        <w:tblBorders>
-          <w:top w:val="single" w:sz="4" w:space="0" w:color="auto"/>
-          <w:left w:val="single" w:sz="4" w:space="0" w:color="auto"/>
-          <w:bottom w:val="single" w:sz="4" w:space="0" w:color="auto"/>
-          <w:right w:val="single" w:sz="4" w:space="0" w:color="auto"/>
-          <w:insideH w:val="single" w:sz="4" w:space="0" w:color="auto"/>
-          <w:insideV w:val="single" w:sz="4" w:space="0" w:color="auto"/>
-        </w:tblBorders>
-        <w:tblLook w:val="0000" w:firstRow="0" w:lastRow="0" w:firstColumn="0" w:lastColumn="0" w:noHBand="0" w:noVBand="0"/>
-      </w:tblPr>
-      <w:tblGrid>
-        <w:gridCol w:w="651"/>
-        <w:gridCol w:w="4829"/>
-        <w:gridCol w:w="2286"/>
-        <w:gridCol w:w="1579"/>
-      </w:tblGrid>
-      <w:tr>
-        <w:tc>
-          <w:tcPr>
-            <w:tcW w:w="348" w:type="pct"/>
-            <w:vAlign w:val="center"/>
-          </w:tcPr>
-          <w:p>
-            <w:pPr>
-              <w:tabs>
-                <w:tab w:val="center" w:pos="7938"/>
-              </w:tabs>
-              <w:spacing w:after="0"/>
-              <w:jc w:val="center"/>
-              <w:rPr>
-                <w:sz w:val="22"/>
-                <w:szCs w:val="22"/>
-              </w:rPr>
-            </w:pPr>
-            <w:r>
-              <w:rPr>
-                <w:sz w:val="22"/>
-                <w:szCs w:val="22"/>
-              </w:rPr>
-              <w:t>№ п/п</w:t>
-            </w:r>
-          </w:p>
-        </w:tc>
-        <w:tc>
-          <w:tcPr>
-            <w:tcW w:w="2584" w:type="pct"/>
-            <w:vAlign w:val="center"/>
-          </w:tcPr>
-          <w:p>
-            <w:pPr>
-              <w:tabs>
-                <w:tab w:val="center" w:pos="7938"/>
-              </w:tabs>
-              <w:spacing w:after="0"/>
-              <w:jc w:val="center"/>
-              <w:rPr>
-                <w:sz w:val="22"/>
-                <w:szCs w:val="22"/>
-              </w:rPr>
-            </w:pPr>
-            <w:r>
-              <w:rPr>
-                <w:sz w:val="22"/>
-                <w:szCs w:val="22"/>
-              </w:rPr>
-              <w:t>Наименование этапов курсового проекта</w:t>
-            </w:r>
-          </w:p>
-        </w:tc>
-        <w:tc>
-          <w:tcPr>
-            <w:tcW w:w="1223" w:type="pct"/>
-            <w:vAlign w:val="center"/>
-          </w:tcPr>
-          <w:p>
-            <w:pPr>
-              <w:tabs>
-                <w:tab w:val="center" w:pos="7938"/>
-              </w:tabs>
-              <w:spacing w:after="0"/>
-              <w:jc w:val="center"/>
-              <w:rPr>
-                <w:sz w:val="22"/>
-                <w:szCs w:val="22"/>
-              </w:rPr>
-            </w:pPr>
-            <w:r>
-              <w:rPr>
-                <w:sz w:val="22"/>
-                <w:szCs w:val="22"/>
-              </w:rPr>
-              <w:t>Срок выполнения этапов проекта</w:t>
-            </w:r>
-          </w:p>
-        </w:tc>
-        <w:tc>
-          <w:tcPr>
-            <w:tcW w:w="845" w:type="pct"/>
-            <w:vAlign w:val="center"/>
-          </w:tcPr>
-          <w:p>
-            <w:pPr>
-              <w:tabs>
-                <w:tab w:val="center" w:pos="7938"/>
-              </w:tabs>
-              <w:spacing w:after="0"/>
-              <w:jc w:val="center"/>
-              <w:rPr>
-                <w:sz w:val="22"/>
-                <w:szCs w:val="22"/>
-              </w:rPr>
-            </w:pPr>
-            <w:r>
-              <w:rPr>
-                <w:sz w:val="22"/>
-                <w:szCs w:val="22"/>
-              </w:rPr>
-              <w:t xml:space="preserve">Примечание </w:t>
-            </w:r>
-          </w:p>
-        </w:tc>
-      </w:tr>
-      <w:tr>
-        <w:trPr>
-          <w:trHeight w:val="336"/>
-        </w:trPr>
-        <w:tc>
-          <w:tcPr>
-            <w:tcW w:w="348" w:type="pct"/>
-            <w:vAlign w:val="center"/>
-          </w:tcPr>
-          <w:p>
-            <w:pPr>
-              <w:spacing w:after="0"/>
-              <w:jc w:val="center"/>
-              <w:rPr>
-                <w:sz w:val="24"/>
-                <w:szCs w:val="24"/>
-              </w:rPr>
-            </w:pPr>
-            <w:r>
-              <w:rPr>
-                <w:sz w:val="22"/>
-                <w:szCs w:val="22"/>
-              </w:rPr>
-              <w:t>1.</w:t>
-            </w:r>
-          </w:p>
-        </w:tc>
-        <w:tc>
-          <w:tcPr>
-            <w:tcW w:w="2584" w:type="pct"/>
-            <w:vAlign w:val="center"/>
-          </w:tcPr>
-          <w:p>
-            <w:pPr>
-              <w:spacing w:after="0"/>
-              <w:jc w:val="center"/>
-              <w:rPr>
-                <w:sz w:val="24"/>
-                <w:szCs w:val="24"/>
-              </w:rPr>
-            </w:pPr>
-            <w:r>
-              <w:rPr>
-                <w:sz w:val="22"/>
-                <w:szCs w:val="22"/>
-              </w:rPr>
-              <w:t>1-я опроцентовка (4.1, 5.1)</w:t>
-            </w:r>
-          </w:p>
-        </w:tc>
-        <w:tc>
-          <w:tcPr>
-            <w:tcW w:w="1223" w:type="pct"/>
-            <w:vAlign w:val="center"/>
-          </w:tcPr>
-          <w:p>
-            <w:pPr>
-              <w:spacing w:after="0"/>
-              <w:jc w:val="center"/>
-              <w:rPr>
-                <w:sz w:val="24"/>
-                <w:szCs w:val="24"/>
-                <w:lang w:val="en-US"/>
-              </w:rPr>
-            </w:pPr>
-            <w:r>
-              <w:rPr>
-                <w:sz w:val="22"/>
-                <w:szCs w:val="22"/>
-              </w:rPr>
-              <w:t>03-06.10.202</w:t>
-            </w:r>
-            <w:r>
-              <w:rPr>
-                <w:sz w:val="22"/>
-                <w:szCs w:val="22"/>
-                <w:lang w:val="en-US"/>
-              </w:rPr>
-              <w:t>2</w:t>
-            </w:r>
-          </w:p>
-        </w:tc>
-        <w:tc>
-          <w:tcPr>
-            <w:tcW w:w="845" w:type="pct"/>
-            <w:vAlign w:val="center"/>
-          </w:tcPr>
-          <w:p>
-            <w:pPr>
-              <w:spacing w:after="0"/>
-              <w:jc w:val="center"/>
-              <w:rPr>
-                <w:sz w:val="24"/>
-                <w:szCs w:val="24"/>
-              </w:rPr>
-            </w:pPr>
-            <w:r>
-              <w:rPr>
-                <w:sz w:val="22"/>
-                <w:szCs w:val="22"/>
-              </w:rPr>
-              <w:t>30%</w:t>
-            </w:r>
-          </w:p>
-        </w:tc>
-      </w:tr>
-      <w:tr>
-        <w:trPr>
-          <w:trHeight w:val="336"/>
-        </w:trPr>
-        <w:tc>
-          <w:tcPr>
-            <w:tcW w:w="348" w:type="pct"/>
-            <w:vAlign w:val="center"/>
-          </w:tcPr>
-          <w:p>
-            <w:pPr>
-              <w:spacing w:after="0"/>
-              <w:jc w:val="center"/>
-              <w:rPr>
-                <w:sz w:val="24"/>
-                <w:szCs w:val="24"/>
-              </w:rPr>
-            </w:pPr>
-            <w:r>
-              <w:rPr>
-                <w:sz w:val="22"/>
-                <w:szCs w:val="22"/>
-              </w:rPr>
-              <w:t>2.</w:t>
-            </w:r>
-          </w:p>
-        </w:tc>
-        <w:tc>
-          <w:tcPr>
-            <w:tcW w:w="2584" w:type="pct"/>
-            <w:vAlign w:val="center"/>
-          </w:tcPr>
-          <w:p>
-            <w:pPr>
-              <w:spacing w:after="0"/>
-              <w:jc w:val="center"/>
-              <w:rPr>
-                <w:sz w:val="24"/>
-                <w:szCs w:val="24"/>
-              </w:rPr>
-            </w:pPr>
-            <w:r>
-              <w:rPr>
-                <w:sz w:val="22"/>
-                <w:szCs w:val="22"/>
-              </w:rPr>
-              <w:t>2-я опроцентовка (4.</w:t>
-            </w:r>
-            <w:r>
-              <w:rPr>
-                <w:sz w:val="22"/>
-                <w:szCs w:val="22"/>
-                <w:lang w:val="en-US"/>
-              </w:rPr>
-              <w:t>2</w:t>
-            </w:r>
-            <w:r>
-              <w:rPr>
-                <w:sz w:val="22"/>
-                <w:szCs w:val="22"/>
-              </w:rPr>
-              <w:t xml:space="preserve">, </w:t>
-            </w:r>
-            <w:r>
-              <w:rPr>
-                <w:sz w:val="22"/>
-                <w:szCs w:val="22"/>
-                <w:lang w:val="en-US"/>
-              </w:rPr>
-              <w:t>5.</w:t>
-            </w:r>
-            <w:r>
-              <w:rPr>
-                <w:sz w:val="22"/>
-                <w:szCs w:val="22"/>
-              </w:rPr>
-              <w:t>2</w:t>
-            </w:r>
-            <w:r>
-              <w:rPr>
-                <w:sz w:val="22"/>
-                <w:szCs w:val="22"/>
-                <w:lang w:val="en-US"/>
-              </w:rPr>
-              <w:t>-5.3</w:t>
-            </w:r>
-            <w:r>
-              <w:rPr>
-                <w:sz w:val="22"/>
-                <w:szCs w:val="22"/>
-              </w:rPr>
-              <w:t>)</w:t>
-            </w:r>
-          </w:p>
-        </w:tc>
-        <w:tc>
-          <w:tcPr>
-            <w:tcW w:w="1223" w:type="pct"/>
-            <w:vAlign w:val="center"/>
-          </w:tcPr>
-          <w:p>
-            <w:pPr>
-              <w:spacing w:after="0"/>
-              <w:jc w:val="center"/>
-              <w:rPr>
-                <w:sz w:val="24"/>
-                <w:szCs w:val="24"/>
-              </w:rPr>
-            </w:pPr>
-            <w:r>
-              <w:rPr>
-                <w:sz w:val="22"/>
-                <w:szCs w:val="22"/>
-              </w:rPr>
-              <w:t>31.10-03.11.2022</w:t>
-            </w:r>
-          </w:p>
-        </w:tc>
-        <w:tc>
-          <w:tcPr>
-            <w:tcW w:w="845" w:type="pct"/>
-            <w:vAlign w:val="center"/>
-          </w:tcPr>
-          <w:p>
-            <w:pPr>
-              <w:spacing w:after="0"/>
-              <w:jc w:val="center"/>
-              <w:rPr>
-                <w:sz w:val="24"/>
-                <w:szCs w:val="24"/>
-              </w:rPr>
-            </w:pPr>
-            <w:r>
-              <w:rPr>
-                <w:sz w:val="22"/>
-                <w:szCs w:val="22"/>
-              </w:rPr>
-              <w:t>60%</w:t>
-            </w:r>
-          </w:p>
-        </w:tc>
-      </w:tr>
-      <w:tr>
-        <w:trPr>
-          <w:trHeight w:val="336"/>
-        </w:trPr>
-        <w:tc>
-          <w:tcPr>
-            <w:tcW w:w="348" w:type="pct"/>
-            <w:vAlign w:val="center"/>
-          </w:tcPr>
-          <w:p>
-            <w:pPr>
-              <w:spacing w:after="0"/>
-              <w:jc w:val="center"/>
-              <w:rPr>
-                <w:sz w:val="24"/>
-                <w:szCs w:val="24"/>
-              </w:rPr>
-            </w:pPr>
-            <w:r>
-              <w:rPr>
-                <w:sz w:val="22"/>
-                <w:szCs w:val="22"/>
-              </w:rPr>
-              <w:t>3.</w:t>
-            </w:r>
-          </w:p>
-        </w:tc>
-        <w:tc>
-          <w:tcPr>
-            <w:tcW w:w="2584" w:type="pct"/>
-            <w:vAlign w:val="center"/>
-          </w:tcPr>
-          <w:p>
-            <w:pPr>
-              <w:spacing w:after="0"/>
-              <w:jc w:val="center"/>
-              <w:rPr>
-                <w:sz w:val="24"/>
-                <w:szCs w:val="24"/>
-              </w:rPr>
-            </w:pPr>
-            <w:r>
-              <w:rPr>
-                <w:sz w:val="22"/>
-                <w:szCs w:val="22"/>
-              </w:rPr>
-              <w:t>3-я опроцентовка (введение, 4.3, 5.4, заключение)</w:t>
-            </w:r>
-          </w:p>
-        </w:tc>
-        <w:tc>
-          <w:tcPr>
-            <w:tcW w:w="1223" w:type="pct"/>
-            <w:vAlign w:val="center"/>
-          </w:tcPr>
-          <w:p>
-            <w:pPr>
-              <w:spacing w:after="0"/>
-              <w:jc w:val="center"/>
-              <w:rPr>
-                <w:sz w:val="24"/>
-                <w:szCs w:val="24"/>
-              </w:rPr>
-            </w:pPr>
-            <w:r>
-              <w:rPr>
-                <w:sz w:val="22"/>
-                <w:szCs w:val="22"/>
-              </w:rPr>
-              <w:t>28.11-01.12.2022</w:t>
-            </w:r>
-          </w:p>
-        </w:tc>
-        <w:tc>
-          <w:tcPr>
-            <w:tcW w:w="845" w:type="pct"/>
-            <w:vAlign w:val="center"/>
-          </w:tcPr>
-          <w:p>
-            <w:pPr>
-              <w:spacing w:after="0"/>
-              <w:jc w:val="center"/>
-              <w:rPr>
-                <w:sz w:val="24"/>
-                <w:szCs w:val="24"/>
-              </w:rPr>
-            </w:pPr>
-            <w:r>
-              <w:rPr>
-                <w:sz w:val="22"/>
-                <w:szCs w:val="22"/>
-              </w:rPr>
-              <w:t>80%</w:t>
-            </w:r>
-          </w:p>
-        </w:tc>
-      </w:tr>
-      <w:tr>
-        <w:trPr>
-          <w:trHeight w:val="336"/>
-        </w:trPr>
-        <w:tc>
-          <w:tcPr>
-            <w:tcW w:w="348" w:type="pct"/>
-            <w:vAlign w:val="center"/>
-          </w:tcPr>
-          <w:p>
-            <w:pPr>
-              <w:spacing w:after="0"/>
-              <w:jc w:val="center"/>
-              <w:rPr>
-                <w:sz w:val="24"/>
-                <w:szCs w:val="24"/>
-              </w:rPr>
-            </w:pPr>
-            <w:r>
-              <w:rPr>
-                <w:sz w:val="22"/>
-                <w:szCs w:val="22"/>
-              </w:rPr>
-              <w:t>4.</w:t>
-            </w:r>
-          </w:p>
-        </w:tc>
-        <w:tc>
-          <w:tcPr>
-            <w:tcW w:w="2584" w:type="pct"/>
-            <w:vAlign w:val="center"/>
-          </w:tcPr>
-          <w:p>
-            <w:pPr>
-              <w:spacing w:after="0"/>
-              <w:jc w:val="center"/>
-              <w:rPr>
-                <w:sz w:val="24"/>
-                <w:szCs w:val="24"/>
-              </w:rPr>
-            </w:pPr>
-            <w:r>
-              <w:rPr>
-                <w:sz w:val="22"/>
-                <w:szCs w:val="22"/>
-              </w:rPr>
-              <w:t>Сдача курсового проекта на проверку</w:t>
-            </w:r>
-          </w:p>
-        </w:tc>
-        <w:tc>
-          <w:tcPr>
-            <w:tcW w:w="1223" w:type="pct"/>
-            <w:vAlign w:val="center"/>
-          </w:tcPr>
-          <w:p>
-            <w:pPr>
-              <w:spacing w:after="0"/>
-              <w:jc w:val="center"/>
-              <w:rPr>
-                <w:sz w:val="24"/>
-                <w:szCs w:val="24"/>
-              </w:rPr>
-            </w:pPr>
-            <w:r>
-              <w:rPr>
-                <w:sz w:val="22"/>
-                <w:szCs w:val="22"/>
-              </w:rPr>
-              <w:t>12-14.12.2022</w:t>
-            </w:r>
-          </w:p>
-        </w:tc>
-        <w:tc>
-          <w:tcPr>
-            <w:tcW w:w="845" w:type="pct"/>
-            <w:vAlign w:val="center"/>
-          </w:tcPr>
-          <w:p>
-            <w:pPr>
-              <w:spacing w:after="0"/>
-              <w:jc w:val="center"/>
-              <w:rPr>
-                <w:sz w:val="24"/>
-                <w:szCs w:val="24"/>
-              </w:rPr>
-            </w:pPr>
-            <w:r>
-              <w:rPr>
-                <w:sz w:val="22"/>
-                <w:szCs w:val="22"/>
-              </w:rPr>
-              <w:t>100%</w:t>
-            </w:r>
-          </w:p>
-        </w:tc>
-      </w:tr>
-      <w:tr>
-        <w:trPr>
-          <w:trHeight w:val="336"/>
-        </w:trPr>
-        <w:tc>
-          <w:tcPr>
-            <w:tcW w:w="348" w:type="pct"/>
-            <w:vAlign w:val="center"/>
-          </w:tcPr>
-          <w:p>
-            <w:pPr>
-              <w:spacing w:after="0"/>
-              <w:jc w:val="center"/>
-              <w:rPr>
-                <w:sz w:val="24"/>
-                <w:szCs w:val="24"/>
-              </w:rPr>
-            </w:pPr>
-            <w:r>
-              <w:rPr>
-                <w:sz w:val="22"/>
-                <w:szCs w:val="22"/>
-              </w:rPr>
-              <w:t>5.</w:t>
-            </w:r>
-          </w:p>
-        </w:tc>
-        <w:tc>
-          <w:tcPr>
-            <w:tcW w:w="2584" w:type="pct"/>
-            <w:vAlign w:val="center"/>
-          </w:tcPr>
-          <w:p>
-            <w:pPr>
-              <w:spacing w:after="0"/>
-              <w:jc w:val="center"/>
-              <w:rPr>
-                <w:sz w:val="24"/>
-                <w:szCs w:val="24"/>
-              </w:rPr>
-            </w:pPr>
-            <w:r>
-              <w:rPr>
-                <w:sz w:val="22"/>
-                <w:szCs w:val="22"/>
-              </w:rPr>
-              <w:t>Защита курсового проекта</w:t>
-            </w:r>
-          </w:p>
-        </w:tc>
-        <w:tc>
-          <w:tcPr>
-            <w:tcW w:w="1223" w:type="pct"/>
-            <w:vAlign w:val="center"/>
-          </w:tcPr>
-          <w:p>
-            <w:pPr>
-              <w:spacing w:after="0"/>
-              <w:jc w:val="center"/>
-              <w:rPr>
-                <w:sz w:val="24"/>
-                <w:szCs w:val="24"/>
-              </w:rPr>
-            </w:pPr>
-            <w:r>
-              <w:rPr>
-                <w:sz w:val="22"/>
-                <w:szCs w:val="22"/>
-              </w:rPr>
-              <w:t>19-23.12.2022</w:t>
-            </w:r>
-          </w:p>
-        </w:tc>
-        <w:tc>
-          <w:tcPr>
-            <w:tcW w:w="845" w:type="pct"/>
-            <w:vAlign w:val="center"/>
-          </w:tcPr>
-          <w:p>
-            <w:pPr>
-              <w:tabs>
-                <w:tab w:val="center" w:pos="7938"/>
-              </w:tabs>
-              <w:spacing w:after="0"/>
-              <w:jc w:val="center"/>
-              <w:rPr>
-                <w:sz w:val="24"/>
-                <w:szCs w:val="24"/>
-              </w:rPr>
-            </w:pPr>
-            <w:r>
-              <w:rPr>
-                <w:sz w:val="22"/>
-                <w:szCs w:val="22"/>
-              </w:rPr>
-              <w:t>Согласно графику</w:t>
-            </w:r>
-          </w:p>
-        </w:tc>
-      </w:tr>
-    </w:tbl>
-    <w:p>
-      <w:pPr>
-        <w:tabs>
-          <w:tab w:val="right" w:pos="9781"/>
-        </w:tabs>
-        <w:spacing w:before="480" w:after="0"/>
-        <w:ind w:firstLine="709"/>
-        <w:rPr>
-          <w:sz w:val="22"/>
-          <w:szCs w:val="22"/>
-        </w:rPr>
-      </w:pPr>
-      <w:r>
-        <w:rPr>
-          <w:sz w:val="22"/>
-          <w:szCs w:val="22"/>
-        </w:rPr>
-        <w:t xml:space="preserve">Руководитель </w:t>
-      </w:r>
-      <w:r>
-        <w:rPr>
-          <w:sz w:val="22"/>
-          <w:szCs w:val="22"/>
-        </w:rPr>
-        <w:tab/>
-        <w:t xml:space="preserve">_________________________    </w:t>
-      </w:r>
-      <w:r>
-        <w:rPr>
-          <w:i/>
-          <w:sz w:val="24"/>
-          <w:szCs w:val="22"/>
-        </w:rPr>
-        <w:t xml:space="preserve"> </w:t>
-      </w:r>
-      <w:sdt>
-        <w:sdtPr>
-          <w:rPr>
-            <w:sz w:val="22"/>
-            <w:szCs w:val="22"/>
-          </w:rPr>
-          <w:alias w:val="Ф.И.О. руководителя"/>
-          <w:tag w:val="Ф.И.О. руководителя"/>
-          <w:id w:val="-1653049325"/>
-          <w:placeholder>
-            <w:docPart w:val="F922D4B166FD4D75929F2D70332916BE"/>
-          </w:placeholder>
-          <w:dropDownList>
-            <w:listItem w:displayText="Н.И. Куприянов" w:value="Н.И. Куприянов"/>
-            <w:listItem w:displayText="В.В. Листратенко" w:value="В.В. Листратенко"/>
-            <w:listItem w:displayText="А.Д. Ларькин" w:value="А.Д. Ларькин"/>
-            <w:listItem w:displayText="П.И. Горох" w:value="П.И. Горох"/>
-          </w:dropDownList>
-        </w:sdtPr>
-        <w:sdtContent>
-          <w:r>
-            <w:rPr>
-              <w:sz w:val="22"/>
-              <w:szCs w:val="22"/>
-            </w:rPr>
-            <w:t>А.Д. Ларькин</w:t>
-          </w:r>
-        </w:sdtContent>
-      </w:sdt>
-      <w:r>
-        <w:rPr>
-          <w:sz w:val="22"/>
-          <w:szCs w:val="22"/>
-        </w:rPr>
-        <w:t xml:space="preserve"> </w:t>
-      </w:r>
-    </w:p>
-    <w:p>
-      <w:pPr>
-        <w:tabs>
-          <w:tab w:val="right" w:pos="9781"/>
-        </w:tabs>
-        <w:spacing w:before="480" w:after="0"/>
-        <w:ind w:firstLine="708"/>
-        <w:rPr>
-          <w:sz w:val="22"/>
-          <w:szCs w:val="22"/>
-        </w:rPr>
-      </w:pPr>
-      <w:r>
-        <w:rPr>
-          <w:sz w:val="22"/>
-          <w:szCs w:val="22"/>
-        </w:rPr>
-        <w:t xml:space="preserve">Задание принял к исполнению 03.09.2022 ______________ </w:t>
-      </w:r>
-      <w:r>
-        <w:rPr>
-          <w:sz w:val="22"/>
-          <w:szCs w:val="22"/>
-        </w:rPr>
-        <w:tab/>
-        <w:t>(____________________)</w:t>
-      </w:r>
-    </w:p>
-    <w:p>
-      <w:pPr>
-        <w:tabs>
-          <w:tab w:val="center" w:pos="5954"/>
-          <w:tab w:val="center" w:pos="8364"/>
-        </w:tabs>
-        <w:spacing w:after="0"/>
-        <w:rPr>
-          <w:i/>
-          <w:sz w:val="18"/>
-          <w:szCs w:val="24"/>
-        </w:rPr>
-      </w:pPr>
-      <w:r>
-        <w:rPr>
-          <w:sz w:val="18"/>
-          <w:szCs w:val="24"/>
-        </w:rPr>
-        <w:tab/>
-        <w:t>(</w:t>
-      </w:r>
-      <w:r>
-        <w:rPr>
-          <w:i/>
-          <w:sz w:val="18"/>
-          <w:szCs w:val="24"/>
-        </w:rPr>
-        <w:t>подпись студента</w:t>
-      </w:r>
-      <w:r>
-        <w:rPr>
-          <w:sz w:val="18"/>
-          <w:szCs w:val="24"/>
-        </w:rPr>
-        <w:t xml:space="preserve">) </w:t>
-      </w:r>
-      <w:r>
-        <w:rPr>
-          <w:sz w:val="18"/>
-          <w:szCs w:val="24"/>
-        </w:rPr>
-        <w:tab/>
-      </w:r>
-      <w:r>
-        <w:rPr>
-          <w:i/>
-          <w:sz w:val="18"/>
-          <w:szCs w:val="24"/>
-        </w:rPr>
-        <w:t xml:space="preserve"> (расшифровка подписи)</w:t>
-      </w:r>
-    </w:p>
-    <w:p>
-      <w:pPr>
-        <w:spacing w:after="0"/>
-        <w:rPr>
-          <w:sz w:val="24"/>
-          <w:szCs w:val="24"/>
-        </w:rPr>
-      </w:pPr>
-    </w:p>
-    <w:p>
-      <w:pPr>
-        <w:spacing w:after="0"/>
-        <w:rPr>
-          <w:b/>
-          <w:bCs/>
-          <w:sz w:val="24"/>
-          <w:szCs w:val="24"/>
-          <w:lang w:val="ru-RU"/>
-        </w:rPr>
-      </w:pPr>
-    </w:p>
-    <w:p>
-      <w:pPr>
-        <w:spacing w:after="0"/>
-        <w:rPr>
-          <w:b/>
-          <w:bCs/>
-          <w:sz w:val="24"/>
-          <w:szCs w:val="24"/>
-          <w:lang w:val="ru-RU"/>
-        </w:rPr>
-      </w:pPr>
-    </w:p>
-    <w:p>
-      <w:pPr>
-        <w:spacing w:after="0"/>
-        <w:rPr>
-          <w:b/>
-          <w:bCs/>
-          <w:sz w:val="24"/>
-          <w:szCs w:val="24"/>
-          <w:lang w:val="ru-RU"/>
-        </w:rPr>
-      </w:pPr>
-    </w:p>
-    <w:p>
-      <w:pPr>
-        <w:spacing w:after="0"/>
-        <w:rPr>
-          <w:b/>
-          <w:bCs/>
-          <w:sz w:val="24"/>
-          <w:szCs w:val="24"/>
-          <w:lang w:val="ru-RU"/>
-        </w:rPr>
-      </w:pPr>
-    </w:p>
-    <w:p>
-      <w:pPr>
-        <w:spacing w:after="0"/>
-        <w:rPr>
-          <w:b/>
-          <w:bCs/>
-          <w:sz w:val="24"/>
-          <w:szCs w:val="24"/>
-          <w:lang w:val="ru-RU"/>
-        </w:rPr>
-      </w:pPr>
-    </w:p>
-    <w:p>
-      <w:pPr>
-        <w:rPr>
-          <w:b/>
-          <w:bCs/>
-          <w:sz w:val="24"/>
-          <w:szCs w:val="24"/>
-          <w:lang w:val="ru-RU"/>
-        </w:rPr>
-      </w:pPr>
-    </w:p>
-    <w:p>
-      <w:pPr>
-        <w:rPr>
-          <w:b/>
-          <w:bCs/>
-          <w:sz w:val="24"/>
-          <w:szCs w:val="24"/>
-          <w:lang w:val="ru-RU"/>
-        </w:rPr>
-      </w:pPr>
-    </w:p>
-    <w:p>
-      <w:pPr>
-        <w:rPr>
-          <w:b/>
-          <w:bCs/>
-          <w:sz w:val="24"/>
-          <w:szCs w:val="24"/>
-          <w:lang w:val="ru-RU"/>
-        </w:rPr>
-      </w:pPr>
-    </w:p>
-    <w:p>
-      <w:pPr>
-        <w:rPr>
-          <w:b/>
-          <w:bCs/>
-          <w:sz w:val="24"/>
-          <w:szCs w:val="24"/>
-          <w:lang w:val="ru-RU"/>
-        </w:rPr>
-      </w:pPr>
-    </w:p>
-    <w:p>
-      <w:pPr>
-        <w:rPr>
-          <w:b/>
-          <w:bCs/>
-          <w:sz w:val="24"/>
-          <w:szCs w:val="24"/>
-          <w:lang w:val="ru-RU"/>
-        </w:rPr>
-      </w:pPr>
-    </w:p>
-    <w:p>
-      <w:pPr>
-        <w:rPr>
-          <w:b/>
-          <w:bCs/>
-          <w:sz w:val="24"/>
-          <w:szCs w:val="24"/>
-          <w:lang w:val="ru-RU"/>
-        </w:rPr>
-      </w:pPr>
-    </w:p>
-    <w:p>
-      <w:pPr>
-        <w:rPr>
-          <w:b/>
-          <w:bCs/>
-          <w:sz w:val="24"/>
-          <w:szCs w:val="24"/>
-          <w:lang w:val="ru-RU"/>
-        </w:rPr>
-      </w:pPr>
-    </w:p>
-    <w:p>
-      <w:pPr>
         <w:rPr>
           <w:b/>
           <w:bCs/>
           <w:lang w:val="ru-RU"/>
         </w:rPr>
       </w:pPr>
-    </w:p>
-    <w:p>
-      <w:pPr>
+      <w:r>
         <w:rPr>
           <w:b/>
           <w:bCs/>
           <w:lang w:val="ru-RU"/>
         </w:rPr>
-      </w:pPr>
-    </w:p>
-    <w:p>
-      <w:pPr>
+        <w:lastRenderedPageBreak/>
+        <w:t>СОДЕРЖАНИЕ</w:t>
+      </w:r>
+    </w:p>
+    <w:p>
+      <w:pPr>
+        <w:jc w:val="center"/>
         <w:rPr>
           <w:b/>
           <w:bCs/>
           <w:lang w:val="ru-RU"/>
         </w:rPr>
       </w:pPr>
-    </w:p>
-    <w:p>
-      <w:pPr>
-        <w:rPr>
-          <w:b/>
-          <w:bCs/>
-          <w:lang w:val="ru-RU"/>
-        </w:rPr>
-      </w:pPr>
-    </w:p>
-    <w:p>
-      <w:pPr>
-        <w:rPr>
-          <w:b/>
-          <w:bCs/>
-          <w:lang w:val="ru-RU"/>
-        </w:rPr>
-      </w:pPr>
-    </w:p>
-    <w:p>
-      <w:pPr>
-        <w:rPr>
-          <w:b/>
-          <w:bCs/>
-          <w:lang w:val="ru-RU"/>
-        </w:rPr>
-      </w:pPr>
-    </w:p>
-    <w:p>
-      <w:pPr>
-        <w:rPr>
-          <w:b/>
-          <w:bCs/>
-          <w:lang w:val="ru-RU"/>
-        </w:rPr>
-      </w:pPr>
-    </w:p>
-    <w:p>
-      <w:pPr>
-        <w:rPr>
-          <w:b/>
-          <w:bCs/>
-          <w:lang w:val="ru-RU"/>
-        </w:rPr>
-      </w:pPr>
-    </w:p>
-    <w:p>
-      <w:pPr>
-        <w:rPr>
-          <w:b/>
-          <w:bCs/>
-          <w:lang w:val="ru-RU"/>
-        </w:rPr>
-      </w:pPr>
-    </w:p>
-    <w:p>
-      <w:pPr>
-        <w:rPr>
-          <w:b/>
-          <w:bCs/>
-          <w:lang w:val="ru-RU"/>
-        </w:rPr>
-      </w:pPr>
-    </w:p>
-    <w:p>
-      <w:pPr>
-        <w:rPr>
-          <w:b/>
-          <w:bCs/>
-          <w:lang w:val="ru-RU"/>
-        </w:rPr>
-      </w:pPr>
-    </w:p>
-    <w:p>
-      <w:pPr>
-        <w:rPr>
-          <w:b/>
-          <w:bCs/>
-          <w:lang w:val="ru-RU"/>
-        </w:rPr>
-      </w:pPr>
-    </w:p>
-    <w:p>
-      <w:pPr>
-        <w:rPr>
-          <w:b/>
-          <w:bCs/>
-          <w:lang w:val="ru-RU"/>
-        </w:rPr>
-      </w:pPr>
-    </w:p>
-    <w:p>
-      <w:pPr>
-        <w:rPr>
-          <w:b/>
-          <w:bCs/>
-          <w:lang w:val="ru-RU"/>
-        </w:rPr>
-      </w:pPr>
-    </w:p>
-    <w:p>
-      <w:pPr>
-        <w:rPr>
-          <w:b/>
-          <w:bCs/>
-          <w:lang w:val="ru-RU"/>
-        </w:rPr>
-      </w:pPr>
-    </w:p>
-    <w:p>
-      <w:pPr>
-        <w:rPr>
-          <w:b/>
-          <w:bCs/>
-          <w:lang w:val="ru-RU"/>
-        </w:rPr>
-      </w:pPr>
-    </w:p>
-    <w:p>
-      <w:pPr>
-        <w:rPr>
-          <w:b/>
-          <w:bCs/>
-          <w:lang w:val="ru-RU"/>
-        </w:rPr>
-      </w:pPr>
-    </w:p>
-    <w:p>
-      <w:pPr>
-        <w:rPr>
-          <w:b/>
-          <w:bCs/>
-          <w:lang w:val="ru-RU"/>
-        </w:rPr>
-      </w:pPr>
-    </w:p>
-    <w:p>
-      <w:pPr>
-        <w:rPr>
-          <w:b/>
-          <w:bCs/>
-          <w:lang w:val="ru-RU"/>
-        </w:rPr>
-      </w:pPr>
-    </w:p>
-    <w:p>
-      <w:pPr>
-        <w:rPr>
-          <w:b/>
-          <w:bCs/>
-          <w:lang w:val="ru-RU"/>
-        </w:rPr>
-      </w:pPr>
-    </w:p>
-    <w:p>
-      <w:pPr>
-        <w:rPr>
-          <w:b/>
-          <w:bCs/>
-          <w:lang w:val="ru-RU"/>
-        </w:rPr>
-      </w:pPr>
-    </w:p>
-    <w:p>
-      <w:pPr>
-        <w:rPr>
-          <w:b/>
-          <w:bCs/>
-          <w:lang w:val="ru-RU"/>
-        </w:rPr>
-      </w:pPr>
-    </w:p>
-    <w:p>
-      <w:pPr>
-        <w:rPr>
-          <w:b/>
-          <w:bCs/>
-          <w:lang w:val="ru-RU"/>
-        </w:rPr>
-      </w:pPr>
-    </w:p>
-    <w:p>
-      <w:pPr>
-        <w:rPr>
-          <w:b/>
-          <w:bCs/>
-          <w:lang w:val="ru-RU"/>
-        </w:rPr>
-      </w:pPr>
-    </w:p>
-    <w:p>
-      <w:pPr>
-        <w:rPr>
-          <w:b/>
-          <w:bCs/>
-          <w:lang w:val="ru-RU"/>
-        </w:rPr>
-      </w:pPr>
-    </w:p>
-    <w:p>
-      <w:pPr>
-        <w:rPr>
-          <w:b/>
-          <w:bCs/>
-          <w:lang w:val="ru-RU"/>
-        </w:rPr>
-      </w:pPr>
-    </w:p>
-    <w:p>
-      <w:pPr>
-        <w:rPr>
-          <w:b/>
-          <w:bCs/>
-          <w:lang w:val="ru-RU"/>
-        </w:rPr>
-      </w:pPr>
-    </w:p>
-    <w:p>
-      <w:pPr>
-        <w:rPr>
-          <w:b/>
-          <w:bCs/>
-          <w:lang w:val="ru-RU"/>
-        </w:rPr>
-      </w:pPr>
-    </w:p>
-    <w:p>
-      <w:pPr>
-        <w:rPr>
-          <w:b/>
-          <w:bCs/>
-          <w:lang w:val="ru-RU"/>
-        </w:rPr>
-      </w:pPr>
-    </w:p>
-    <w:p>
-      <w:pPr>
-        <w:rPr>
-          <w:b/>
-          <w:bCs/>
-          <w:lang w:val="ru-RU"/>
-        </w:rPr>
-      </w:pPr>
-    </w:p>
-    <w:p>
-      <w:pPr>
-        <w:rPr>
-          <w:b/>
-          <w:bCs/>
-          <w:lang w:val="ru-RU"/>
-        </w:rPr>
-      </w:pPr>
-    </w:p>
-    <w:p>
-      <w:pPr>
-        <w:rPr>
-          <w:b/>
-          <w:bCs/>
-          <w:lang w:val="ru-RU"/>
-        </w:rPr>
-      </w:pPr>
-    </w:p>
-    <w:p>
-      <w:pPr>
-        <w:rPr>
-          <w:b/>
-          <w:bCs/>
-          <w:lang w:val="ru-RU"/>
-        </w:rPr>
-      </w:pPr>
-      <w:r>
-        <w:rPr>
-          <w:b/>
-          <w:bCs/>
-          <w:lang w:val="ru-RU"/>
-        </w:rPr>
-        <w:lastRenderedPageBreak/>
-        <w:t>СОДЕРЖАНИЕ</w:t>
-      </w:r>
     </w:p>
     <w:sdt>
       <w:sdtPr>
@@ -4223,7 +1521,6 @@
               <w:t>Проектирование и разработка графического интерфейса</w:t>
             </w:r>
           </w:hyperlink>
-          <w:proofErr w:type="gramStart"/>
           <w:r>
             <w:rPr>
               <w:rFonts w:eastAsia="Times New Roman"/>
@@ -4235,14 +1532,7 @@
             <w:rPr>
               <w:rFonts w:eastAsia="Times New Roman"/>
             </w:rPr>
-            <w:t>…</w:t>
-          </w:r>
-          <w:proofErr w:type="gramEnd"/>
-          <w:r>
-            <w:rPr>
-              <w:rFonts w:eastAsia="Times New Roman"/>
-            </w:rPr>
-            <w:t>……...</w:t>
+            <w:t>………...</w:t>
           </w:r>
           <w:r>
             <w:rPr>
@@ -4452,7 +1742,13 @@
               <w:t xml:space="preserve">3.2 </w:t>
             </w:r>
             <w:r>
-              <w:t>Руководство по эксплуатации программного средства</w:t>
+              <w:t>Руководство по эксплу</w:t>
+            </w:r>
+            <w:r>
+              <w:t>а</w:t>
+            </w:r>
+            <w:r>
+              <w:t>тации программного средства</w:t>
             </w:r>
           </w:hyperlink>
           <w:hyperlink w:anchor="_3yhkmiby2e9d">
@@ -4569,19 +1865,20 @@
             <w:rPr>
               <w:rFonts w:eastAsia="Times New Roman"/>
             </w:rPr>
-            <w:t xml:space="preserve">риложение А(обязательное) </w:t>
+            <w:t>риложение А</w:t>
+          </w:r>
+          <w:r>
+            <w:rPr>
+              <w:rFonts w:eastAsia="Times New Roman"/>
+              <w:lang w:val="ru-RU"/>
+            </w:rPr>
+            <w:t xml:space="preserve"> </w:t>
           </w:r>
           <w:r>
             <w:rPr>
               <w:rFonts w:eastAsia="Times New Roman"/>
             </w:rPr>
-            <w:t>Листинг кода</w:t>
-          </w:r>
-          <w:r>
-            <w:rPr>
-              <w:rFonts w:eastAsia="Times New Roman"/>
-            </w:rPr>
-            <w:t xml:space="preserve"> </w:t>
+            <w:t xml:space="preserve">Листинг кода </w:t>
           </w:r>
           <w:r>
             <w:rPr>
@@ -4601,7 +1898,14 @@
               <w:rFonts w:eastAsia="Times New Roman"/>
               <w:lang w:val="ru-RU"/>
             </w:rPr>
-            <w:t>…………...</w:t>
+            <w:t>...</w:t>
+          </w:r>
+          <w:r>
+            <w:rPr>
+              <w:rFonts w:eastAsia="Times New Roman"/>
+              <w:lang w:val="ru-RU"/>
+            </w:rPr>
+            <w:t>………...</w:t>
           </w:r>
           <w:r>
             <w:rPr>
@@ -4620,7 +1924,20 @@
             <w:rPr>
               <w:rFonts w:eastAsia="Times New Roman"/>
             </w:rPr>
-            <w:t>...</w:t>
+            <w:t>..</w:t>
+          </w:r>
+          <w:r>
+            <w:rPr>
+              <w:rFonts w:eastAsia="Times New Roman"/>
+              <w:lang w:val="en-US"/>
+            </w:rPr>
+            <w:t>...........................</w:t>
+          </w:r>
+          <w:r>
+            <w:rPr>
+              <w:rFonts w:eastAsia="Times New Roman"/>
+            </w:rPr>
+            <w:t>.</w:t>
           </w:r>
           <w:r>
             <w:rPr>
@@ -4666,46 +1983,37 @@
           <w:r>
             <w:rPr>
               <w:rFonts w:eastAsia="Times New Roman"/>
-            </w:rPr>
-            <w:t xml:space="preserve">(обязательное) </w:t>
-          </w:r>
-          <w:r>
-            <w:rPr>
-              <w:rFonts w:eastAsia="Times New Roman"/>
-            </w:rPr>
-            <w:t>Проверка на антиплагиат</w:t>
-          </w:r>
-          <w:r>
-            <w:rPr>
-              <w:rFonts w:eastAsia="Times New Roman"/>
+              <w:lang w:val="ru-RU"/>
             </w:rPr>
             <w:t xml:space="preserve"> </w:t>
           </w:r>
           <w:r>
             <w:rPr>
+              <w:lang w:val="ru-RU"/>
+            </w:rPr>
+            <w:t>Справка о проверке курсового проекта на плагиат</w:t>
+          </w:r>
+          <w:proofErr w:type="gramStart"/>
+          <w:r>
+            <w:rPr>
               <w:rFonts w:eastAsia="Times New Roman"/>
             </w:rPr>
-            <w:t>…</w:t>
+            <w:t>……</w:t>
           </w:r>
           <w:r>
             <w:rPr>
               <w:rFonts w:eastAsia="Times New Roman"/>
               <w:lang w:val="ru-RU"/>
             </w:rPr>
-            <w:t>…</w:t>
+            <w:t>.</w:t>
           </w:r>
-          <w:r>
-            <w:rPr>
-              <w:rFonts w:eastAsia="Times New Roman"/>
-            </w:rPr>
-            <w:t>…………</w:t>
-          </w:r>
+          <w:proofErr w:type="gramEnd"/>
           <w:r>
             <w:rPr>
               <w:rFonts w:eastAsia="Times New Roman"/>
               <w:lang w:val="ru-RU"/>
             </w:rPr>
-            <w:t>...</w:t>
+            <w:t>.</w:t>
           </w:r>
           <w:r>
             <w:rPr>
@@ -4772,7 +2080,7 @@
             <w:rPr>
               <w:rFonts w:eastAsia="Times New Roman"/>
             </w:rPr>
-            <w:t xml:space="preserve">(обязательное) </w:t>
+            <w:t xml:space="preserve"> </w:t>
           </w:r>
           <w:r>
             <w:rPr>
@@ -4784,13 +2092,50 @@
           <w:r>
             <w:rPr>
               <w:rFonts w:eastAsia="Times New Roman"/>
+              <w:lang w:val="ru-RU"/>
             </w:rPr>
-            <w:t>……………</w:t>
+            <w:t xml:space="preserve"> </w:t>
           </w:r>
           <w:r>
             <w:rPr>
               <w:rFonts w:eastAsia="Times New Roman"/>
               <w:lang w:val="ru-RU"/>
+            </w:rPr>
+            <w:t>курсового проекта……</w:t>
+          </w:r>
+          <w:proofErr w:type="gramStart"/>
+          <w:r>
+            <w:rPr>
+              <w:rFonts w:eastAsia="Times New Roman"/>
+              <w:lang w:val="ru-RU"/>
+            </w:rPr>
+            <w:t>….</w:t>
+          </w:r>
+          <w:r>
+            <w:rPr>
+              <w:rFonts w:eastAsia="Times New Roman"/>
+              <w:lang w:val="ru-RU"/>
+            </w:rPr>
+            <w:t>..</w:t>
+          </w:r>
+          <w:r>
+            <w:rPr>
+              <w:rFonts w:eastAsia="Times New Roman"/>
+              <w:lang w:val="ru-RU"/>
+            </w:rPr>
+            <w:t>.</w:t>
+          </w:r>
+          <w:proofErr w:type="gramEnd"/>
+          <w:r>
+            <w:rPr>
+              <w:rFonts w:eastAsia="Times New Roman"/>
+              <w:lang w:val="ru-RU"/>
+            </w:rPr>
+            <w:t>.</w:t>
+          </w:r>
+          <w:r>
+            <w:rPr>
+              <w:rFonts w:eastAsia="Times New Roman"/>
             </w:rPr>
             <w:t>…</w:t>
           </w:r>
@@ -4798,27 +2143,14 @@
             <w:rPr>
               <w:rFonts w:eastAsia="Times New Roman"/>
             </w:rPr>
-            <w:t>………</w:t>
+            <w:t>…</w:t>
           </w:r>
           <w:r>
             <w:rPr>
               <w:rFonts w:eastAsia="Times New Roman"/>
-              <w:lang w:val="ru-RU"/>
+              <w:lang w:val="en-US"/>
             </w:rPr>
-            <w:t>……...</w:t>
-          </w:r>
-          <w:r>
-            <w:rPr>
-              <w:rFonts w:eastAsia="Times New Roman"/>
-            </w:rPr>
-            <w:t>…….</w:t>
-          </w:r>
-          <w:r>
-            <w:rPr>
-              <w:rFonts w:eastAsia="Times New Roman"/>
-              <w:lang w:val="ru-RU"/>
-            </w:rPr>
-            <w:t>.</w:t>
+            <w:t>………………</w:t>
           </w:r>
           <w:r>
             <w:rPr>
@@ -4893,8 +2225,8 @@
           <w:b/>
         </w:rPr>
       </w:pPr>
-      <w:bookmarkStart w:id="1" w:name="_Hlk120536641"/>
-      <w:bookmarkEnd w:id="1"/>
+      <w:bookmarkStart w:id="0" w:name="_Hlk120536641"/>
+      <w:bookmarkEnd w:id="0"/>
       <w:r>
         <w:br w:type="page"/>
       </w:r>
@@ -4902,9 +2234,120 @@
     <w:p>
       <w:pPr>
         <w:pStyle w:val="2"/>
-      </w:pPr>
-      <w:r>
+        <w:rPr>
+          <w:lang w:val="ru-RU"/>
+        </w:rPr>
+      </w:pPr>
+      <w:r>
+        <w:rPr>
+          <w:lang w:val="ru-RU"/>
+        </w:rPr>
         <w:lastRenderedPageBreak/>
+        <w:t>ПЕРЕЧЕНЬ УСЛОВНЫХ ОБОЗНАЧЕНИЙ, СИМВОЛОВ И ТЕРМИНОВ</w:t>
+      </w:r>
+    </w:p>
+    <w:p>
+      <w:pPr>
+        <w:rPr>
+          <w:lang w:val="ru-RU"/>
+        </w:rPr>
+      </w:pPr>
+    </w:p>
+    <w:p>
+      <w:pPr>
+        <w:pStyle w:val="aa"/>
+      </w:pPr>
+      <w:r>
+        <w:t>СУБД – система управления базой данных</w:t>
+      </w:r>
+    </w:p>
+    <w:p>
+      <w:pPr>
+        <w:pStyle w:val="aa"/>
+        <w:rPr>
+          <w:lang w:val="en-US"/>
+        </w:rPr>
+      </w:pPr>
+      <w:r>
+        <w:t>БД</w:t>
+      </w:r>
+      <w:r>
+        <w:rPr>
+          <w:lang w:val="en-US"/>
+        </w:rPr>
+        <w:t xml:space="preserve"> – </w:t>
+      </w:r>
+      <w:r>
+        <w:t>база</w:t>
+      </w:r>
+      <w:r>
+        <w:rPr>
+          <w:lang w:val="en-US"/>
+        </w:rPr>
+        <w:t xml:space="preserve"> </w:t>
+      </w:r>
+      <w:r>
+        <w:t>данных</w:t>
+      </w:r>
+    </w:p>
+    <w:p>
+      <w:pPr>
+        <w:pStyle w:val="aa"/>
+      </w:pPr>
+      <w:r>
+        <w:t>MVVM – Model-View-</w:t>
+      </w:r>
+      <w:proofErr w:type="spellStart"/>
+      <w:r>
+        <w:t>ViewModel</w:t>
+      </w:r>
+      <w:proofErr w:type="spellEnd"/>
+    </w:p>
+    <w:p>
+      <w:pPr>
+        <w:pStyle w:val="aa"/>
+      </w:pPr>
+      <w:r>
+        <w:t>SPA – Single Page Application</w:t>
+      </w:r>
+    </w:p>
+    <w:p>
+      <w:pPr>
+        <w:pStyle w:val="aa"/>
+      </w:pPr>
+      <w:r>
+        <w:t>ООП – объектно-ориентированная парадигма</w:t>
+      </w:r>
+    </w:p>
+    <w:p>
+      <w:pPr>
+        <w:pStyle w:val="aa"/>
+      </w:pPr>
+      <w:r>
+        <w:t xml:space="preserve">API – </w:t>
+      </w:r>
+      <w:r>
+        <w:t>Application Programming Interface</w:t>
+      </w:r>
+    </w:p>
+    <w:p>
+      <w:pPr>
+        <w:pStyle w:val="aa"/>
+      </w:pPr>
+      <w:r>
+        <w:t>DOM – Document Object Model</w:t>
+      </w:r>
+    </w:p>
+    <w:p>
+      <w:pPr>
+        <w:pStyle w:val="aa"/>
+      </w:pPr>
+    </w:p>
+    <w:p>
+      <w:pPr>
+        <w:pStyle w:val="2"/>
+      </w:pPr>
+      <w:r>
         <w:t>ВВЕДЕНИЕ</w:t>
       </w:r>
     </w:p>
@@ -4925,14 +2368,6 @@
         <w:pStyle w:val="aa"/>
       </w:pPr>
       <w:r>
-        <w:t>Актуальность темы проекта</w:t>
-      </w:r>
-    </w:p>
-    <w:p>
-      <w:pPr>
-        <w:pStyle w:val="aa"/>
-      </w:pPr>
-      <w:r>
         <w:t>Многих пользователей интересует возможность размещения информации о желании продать или приобрести некоторый товар или услугу. Сейчас в большинстве случаев наиболее эффективным способом размещения такой информации является создание объявления в электронных досках объявлений (по сравнению, например, с расклейкой бумажных объявлений или размещении</w:t>
       </w:r>
       <w:r>
@@ -5006,21 +2441,94 @@
         <w:pStyle w:val="aa"/>
       </w:pPr>
       <w:r>
+        <w:lastRenderedPageBreak/>
         <w:t>Постановка задачи</w:t>
       </w:r>
     </w:p>
     <w:p>
       <w:pPr>
         <w:pStyle w:val="a"/>
-        <w:rPr>
-          <w:i/>
-        </w:rPr>
-      </w:pPr>
-      <w:r>
-        <w:rPr>
-          <w:i/>
-        </w:rPr>
+      </w:pPr>
+      <w:r>
         <w:t>Анализ предметной области; рынка</w:t>
+      </w:r>
+    </w:p>
+    <w:p>
+      <w:pPr>
+        <w:pStyle w:val="aa"/>
+      </w:pPr>
+      <w:r>
+        <w:t>Необходимо удостовериться в востребованности приложения, а также оценить шансы успешного внедрения приложения при заданном бюджете.</w:t>
+      </w:r>
+    </w:p>
+    <w:p>
+      <w:pPr>
+        <w:pStyle w:val="a"/>
+      </w:pPr>
+      <w:r>
+        <w:t>Выбор инструментов разработки</w:t>
+      </w:r>
+    </w:p>
+    <w:p>
+      <w:pPr>
+        <w:pStyle w:val="aa"/>
+      </w:pPr>
+      <w:r>
+        <w:rPr>
+          <w:rStyle w:val="ab"/>
+        </w:rPr>
+        <w:t>Инструменты разработки должны предоставлять все необходимые в приложении функции и позволить реализовать достаточно оптимизированное приложение, которое в дальнейшем можно будет легко поддерживать</w:t>
+      </w:r>
+      <w:r>
+        <w:t>.</w:t>
+      </w:r>
+    </w:p>
+    <w:p>
+      <w:pPr>
+        <w:pStyle w:val="a"/>
+      </w:pPr>
+      <w:r>
+        <w:t>Проектирование приложения</w:t>
+      </w:r>
+    </w:p>
+    <w:p>
+      <w:pPr>
+        <w:pStyle w:val="aa"/>
+      </w:pPr>
+      <w:r>
+        <w:t>Одной из наиболее важных характеристик хорошего приложения является его масштабируемость. Простота масштабируемости приложения определяется на этапе проектировки.</w:t>
+      </w:r>
+    </w:p>
+    <w:p>
+      <w:pPr>
+        <w:pStyle w:val="a"/>
+      </w:pPr>
+      <w:r>
+        <w:t>Реализация приложения</w:t>
+      </w:r>
+    </w:p>
+    <w:p>
+      <w:pPr>
+        <w:pStyle w:val="aa"/>
+      </w:pPr>
+      <w:r>
+        <w:t>На этом этапе необходимо в соответствии с разработанной ранее архитектурой написать код.</w:t>
+      </w:r>
+    </w:p>
+    <w:p>
+      <w:pPr>
+        <w:pStyle w:val="a"/>
+      </w:pPr>
+      <w:r>
+        <w:t>Тестирование приложения</w:t>
+      </w:r>
+    </w:p>
+    <w:p>
+      <w:pPr>
+        <w:pStyle w:val="aa"/>
+      </w:pPr>
+      <w:r>
+        <w:t>При тестировании может возникнуть необходимость возврата к одному из прошлых этапов (и скорее всего она возникнет). На этом этапе должны быть выявлены все баги, уязвимости и т.п.</w:t>
       </w:r>
     </w:p>
     <w:p>
@@ -5032,22 +2540,228 @@
         </w:numPr>
         <w:ind w:left="720"/>
       </w:pPr>
-      <w:r>
-        <w:t>Необходимо удостовериться в востребованности приложения, а также оценить шансы успешного внедрения приложения при заданном бюджете.</w:t>
+    </w:p>
+    <w:p>
+      <w:pPr>
+        <w:pStyle w:val="2"/>
+      </w:pPr>
+      <w:r>
+        <w:t xml:space="preserve">1 </w:t>
+      </w:r>
+      <w:r>
+        <w:t>АНАЛИЗ</w:t>
+      </w:r>
+      <w:r>
+        <w:t xml:space="preserve"> ИСХОДНЫХ ДАННЫХ НА КУРСОВОЕ ПРОЕКТИРОВАНИЕ</w:t>
+      </w:r>
+    </w:p>
+    <w:p>
+      <w:pPr>
+        <w:spacing w:after="0" w:line="360" w:lineRule="exact"/>
+        <w:ind w:firstLine="709"/>
+        <w:jc w:val="both"/>
+        <w:rPr>
+          <w:b/>
+          <w:bCs/>
+        </w:rPr>
+      </w:pPr>
+    </w:p>
+    <w:p>
+      <w:pPr>
+        <w:pStyle w:val="3"/>
+      </w:pPr>
+      <w:r>
+        <w:t>1</w:t>
+      </w:r>
+      <w:r>
+        <w:t>.1 Анализ исходных данных к курсовому проекту</w:t>
+      </w:r>
+    </w:p>
+    <w:p>
+      <w:pPr>
+        <w:spacing w:after="0" w:line="360" w:lineRule="exact"/>
+        <w:jc w:val="both"/>
+        <w:rPr>
+          <w:rFonts w:eastAsia="Times New Roman"/>
+          <w:lang w:val="ru-RU"/>
+        </w:rPr>
+      </w:pPr>
+    </w:p>
+    <w:p>
+      <w:pPr>
+        <w:pStyle w:val="aa"/>
+      </w:pPr>
+      <w:r>
+        <w:t xml:space="preserve">Программное средство </w:t>
+      </w:r>
+      <w:r>
+        <w:t>«Доска объявлений» будет представлять из себя веб-приложение</w:t>
+      </w:r>
+      <w:r>
+        <w:t xml:space="preserve"> (сайт).</w:t>
+      </w:r>
+      <w:r>
+        <w:t xml:space="preserve"> Во всяком случае пользователю такого приложения будут необходимы такие возможности, как авторизация, просмотр и поиск объявлений,</w:t>
+      </w:r>
+      <w:r>
+        <w:t xml:space="preserve"> просмотр чужих аккаунтов, просмотр и редактирование своего.</w:t>
+      </w:r>
+    </w:p>
+    <w:p>
+      <w:pPr>
+        <w:pStyle w:val="aa"/>
+      </w:pPr>
+      <w:r>
+        <w:t>Таким образом, м</w:t>
+      </w:r>
+      <w:r>
+        <w:t>инимально жизнеспособный продукт будет включать в себя следующие страницы:</w:t>
       </w:r>
     </w:p>
     <w:p>
       <w:pPr>
         <w:pStyle w:val="a"/>
-        <w:rPr>
-          <w:i/>
-        </w:rPr>
-      </w:pPr>
-      <w:r>
-        <w:rPr>
-          <w:i/>
-        </w:rPr>
-        <w:t>Выбор инструментов разработки</w:t>
+      </w:pPr>
+      <w:r>
+        <w:t>Главная – главная страница сайта, на которой перечислены недавно созданные объявления</w:t>
+      </w:r>
+      <w:r>
+        <w:t xml:space="preserve"> </w:t>
+      </w:r>
+    </w:p>
+    <w:p>
+      <w:pPr>
+        <w:pStyle w:val="a"/>
+      </w:pPr>
+      <w:r>
+        <w:t>Страница поиска – страница, отображающая объявления, удовлетворяющие условиям поиска</w:t>
+      </w:r>
+    </w:p>
+    <w:p>
+      <w:pPr>
+        <w:pStyle w:val="a"/>
+      </w:pPr>
+      <w:r>
+        <w:t>Страница пользователя – страница, отображающая информацию о пользователе</w:t>
+      </w:r>
+    </w:p>
+    <w:p>
+      <w:pPr>
+        <w:pStyle w:val="a"/>
+      </w:pPr>
+      <w:r>
+        <w:t xml:space="preserve">Страница объявления – </w:t>
+      </w:r>
+      <w:r>
+        <w:t xml:space="preserve"> </w:t>
+      </w:r>
+      <w:r>
+        <w:t>страница, отображающая информацию об объявлении</w:t>
+      </w:r>
+    </w:p>
+    <w:p>
+      <w:pPr>
+        <w:pStyle w:val="a"/>
+      </w:pPr>
+      <w:r>
+        <w:lastRenderedPageBreak/>
+        <w:t>Страница создания объявления – страница, на которой пользователь может создать объявление</w:t>
+      </w:r>
+    </w:p>
+    <w:p>
+      <w:pPr>
+        <w:pStyle w:val="aa"/>
+      </w:pPr>
+      <w:r>
+        <w:t>В дальнейшем в результате расширения функционала программного средства этот список может расшириться</w:t>
+      </w:r>
+      <w:r>
+        <w:t xml:space="preserve"> (например, могут быть добавлены такие возможности, как ведение переписки, просмотр отзывов на других пользователе и т. п.)</w:t>
+      </w:r>
+      <w:r>
+        <w:t xml:space="preserve">, а потому следует заранее позаботиться о том, чтобы масштабировать код было просто. Для этого стоит разработать гибкую архитектуру, позволяющую </w:t>
+      </w:r>
+      <w:r>
+        <w:t>добавлять новые возможности, затрагивая как можно меньше реализацию уже существующих.</w:t>
+      </w:r>
+    </w:p>
+    <w:p>
+      <w:pPr>
+        <w:pStyle w:val="aa"/>
+      </w:pPr>
+      <w:r>
+        <w:t xml:space="preserve">Рассмотрим типичные </w:t>
+      </w:r>
+      <w:r>
+        <w:t>примеры использования</w:t>
+      </w:r>
+      <w:r>
+        <w:t xml:space="preserve"> приложения.</w:t>
+      </w:r>
+    </w:p>
+    <w:p>
+      <w:pPr>
+        <w:pStyle w:val="aa"/>
+      </w:pPr>
+      <w:r>
+        <w:t>Действующее лицо – человек, которому необходимо</w:t>
+      </w:r>
+      <w:r>
+        <w:t xml:space="preserve"> купить некоторый товар.</w:t>
+      </w:r>
+    </w:p>
+    <w:p>
+      <w:pPr>
+        <w:pStyle w:val="aa"/>
+      </w:pPr>
+      <w:r>
+        <w:t>Вероятные проблемы:</w:t>
+      </w:r>
+    </w:p>
+    <w:p>
+      <w:pPr>
+        <w:pStyle w:val="a"/>
+        <w:rPr>
+          <w:rStyle w:val="af6"/>
+          <w:rFonts w:ascii="Times New Roman" w:hAnsi="Times New Roman" w:cs="Times New Roman"/>
+        </w:rPr>
+      </w:pPr>
+      <w:r>
+        <w:t xml:space="preserve">Пользователь не </w:t>
+      </w:r>
+      <w:r>
+        <w:t>за</w:t>
+      </w:r>
+      <w:r>
+        <w:t xml:space="preserve">хочет </w:t>
+      </w:r>
+      <w:r>
+        <w:rPr>
+          <w:rStyle w:val="af6"/>
+          <w:rFonts w:ascii="Times New Roman" w:hAnsi="Times New Roman" w:cs="Times New Roman"/>
+        </w:rPr>
+        <w:t>регистрироваться. Решение: позволить пользователю пройти почти все</w:t>
+      </w:r>
+      <w:r>
+        <w:rPr>
+          <w:rStyle w:val="af6"/>
+          <w:rFonts w:ascii="Times New Roman" w:hAnsi="Times New Roman" w:cs="Times New Roman"/>
+        </w:rPr>
+        <w:t xml:space="preserve"> (или все)</w:t>
+      </w:r>
+      <w:r>
+        <w:rPr>
+          <w:rStyle w:val="af6"/>
+          <w:rFonts w:ascii="Times New Roman" w:hAnsi="Times New Roman" w:cs="Times New Roman"/>
+        </w:rPr>
+        <w:t xml:space="preserve"> этапы без регистрации и заставить зарегистрироваться только в конце</w:t>
+      </w:r>
+      <w:r>
+        <w:rPr>
+          <w:rStyle w:val="af6"/>
+          <w:rFonts w:ascii="Times New Roman" w:hAnsi="Times New Roman" w:cs="Times New Roman"/>
+        </w:rPr>
+        <w:t>.</w:t>
       </w:r>
     </w:p>
     <w:p>
@@ -5059,23 +2773,236 @@
         </w:numPr>
         <w:ind w:left="720"/>
       </w:pPr>
-      <w:r>
-        <w:t>Инструменты разработки должны предоставлять все необходимые в приложении функции и позволить реализовать достаточно оптимизированное приложение, которое в дальнейшем можно будет легко поддерживать.</w:t>
+      <w:proofErr w:type="spellStart"/>
+      <w:r>
+        <w:t>Use</w:t>
+      </w:r>
+      <w:proofErr w:type="spellEnd"/>
+      <w:r>
+        <w:t xml:space="preserve"> </w:t>
+      </w:r>
+      <w:proofErr w:type="spellStart"/>
+      <w:r>
+        <w:t>Case</w:t>
+      </w:r>
+      <w:proofErr w:type="spellEnd"/>
+      <w:r>
+        <w:t>:</w:t>
       </w:r>
     </w:p>
     <w:p>
       <w:pPr>
         <w:pStyle w:val="a"/>
-        <w:rPr>
-          <w:i/>
-        </w:rPr>
-      </w:pPr>
-      <w:r>
-        <w:rPr>
-          <w:i/>
-        </w:rPr>
+      </w:pPr>
+      <w:r>
+        <w:t xml:space="preserve">Пользователь </w:t>
+      </w:r>
+      <w:r>
+        <w:t>попадает на сайт</w:t>
+      </w:r>
+      <w:r>
+        <w:rPr>
+          <w:lang w:val="en-US"/>
+        </w:rPr>
+        <w:t>;</w:t>
+      </w:r>
+    </w:p>
+    <w:p>
+      <w:pPr>
+        <w:pStyle w:val="a"/>
+      </w:pPr>
+      <w:r>
+        <w:t>Пользователь вводит свой запрос в поисковую строку</w:t>
+      </w:r>
+      <w:r>
+        <w:t>;</w:t>
+      </w:r>
+    </w:p>
+    <w:p>
+      <w:pPr>
+        <w:pStyle w:val="a"/>
+      </w:pPr>
+      <w:r>
+        <w:t>При желании пользователь добавляет фильтры</w:t>
+      </w:r>
+      <w:r>
+        <w:t>;</w:t>
+      </w:r>
+    </w:p>
+    <w:p>
+      <w:pPr>
+        <w:pStyle w:val="a"/>
+      </w:pPr>
+      <w:r>
+        <w:t>Пользователь видит список подходящих объявлений</w:t>
+      </w:r>
+      <w:r>
+        <w:t>;</w:t>
+      </w:r>
+    </w:p>
+    <w:p>
+      <w:pPr>
+        <w:pStyle w:val="a"/>
+      </w:pPr>
+      <w:r>
+        <w:t>Пользователь просматривает разные объявления и находит то, что удовлетворяет его запросам</w:t>
+      </w:r>
+      <w:r>
+        <w:t>;</w:t>
+      </w:r>
+    </w:p>
+    <w:p>
+      <w:pPr>
+        <w:pStyle w:val="a"/>
+      </w:pPr>
+      <w:r>
+        <w:t>Если автор объявления не разрешил просмотр контактных данных неавторизованным пользователям, то пользователь регистрируется</w:t>
+      </w:r>
+      <w:r>
+        <w:t>;</w:t>
+      </w:r>
+    </w:p>
+    <w:p>
+      <w:pPr>
+        <w:pStyle w:val="a"/>
+      </w:pPr>
+      <w:r>
+        <w:t>Пользователь вступает в контакт с создателем объявления и совершает сделку</w:t>
+      </w:r>
+      <w:r>
+        <w:t>.</w:t>
+      </w:r>
+    </w:p>
+    <w:p>
+      <w:pPr>
+        <w:pStyle w:val="aa"/>
+      </w:pPr>
+      <w:r>
+        <w:t xml:space="preserve">Теперь </w:t>
+      </w:r>
+      <w:r>
+        <w:t>рассмотрим процесс взаимодействия</w:t>
+      </w:r>
+      <w:r>
+        <w:t xml:space="preserve"> с </w:t>
+      </w:r>
+      <w:proofErr w:type="gramStart"/>
+      <w:r>
+        <w:t>приложением</w:t>
+      </w:r>
+      <w:proofErr w:type="gramEnd"/>
+      <w:r>
+        <w:t xml:space="preserve"> с другой стороны.</w:t>
+      </w:r>
+    </w:p>
+    <w:p>
+      <w:pPr>
+        <w:pStyle w:val="aa"/>
+      </w:pPr>
+      <w:r>
+        <w:t>Действующее лицо – человек, которому необходимо продать некий товар.</w:t>
+      </w:r>
+    </w:p>
+    <w:p>
+      <w:pPr>
+        <w:pStyle w:val="aa"/>
+      </w:pPr>
+      <w:r>
+        <w:t>Вероятные проблемы:</w:t>
+      </w:r>
+    </w:p>
+    <w:p>
+      <w:pPr>
+        <w:pStyle w:val="a"/>
+      </w:pPr>
+      <w:r>
+        <w:t>Пользователь не хочет выкладывать свои контактные данные в открытый доступ. Решение: добавить возможность запрета просмотра контактных данных неавторизованным пользователям; добавить возможность добавлять различные контактные данные, например, не только номер телефона, но и ссылки мессенджеры и т. п.</w:t>
+      </w:r>
+    </w:p>
+    <w:p>
+      <w:pPr>
+        <w:pStyle w:val="aa"/>
+      </w:pPr>
+      <w:proofErr w:type="spellStart"/>
+      <w:r>
+        <w:t>Use</w:t>
+      </w:r>
+      <w:proofErr w:type="spellEnd"/>
+      <w:r>
+        <w:t xml:space="preserve"> </w:t>
+      </w:r>
+      <w:proofErr w:type="spellStart"/>
+      <w:r>
+        <w:t>Case</w:t>
+      </w:r>
+      <w:proofErr w:type="spellEnd"/>
+      <w:r>
+        <w:t>:</w:t>
+      </w:r>
+    </w:p>
+    <w:p>
+      <w:pPr>
+        <w:pStyle w:val="a"/>
+      </w:pPr>
+      <w:r>
+        <w:t>Пользователь попадает на сайт</w:t>
+      </w:r>
+      <w:r>
+        <w:rPr>
+          <w:lang w:val="en-US"/>
+        </w:rPr>
+        <w:t>;</w:t>
+      </w:r>
+    </w:p>
+    <w:p>
+      <w:pPr>
+        <w:pStyle w:val="a"/>
+      </w:pPr>
+      <w:r>
         <w:lastRenderedPageBreak/>
-        <w:t>Проектирование приложения</w:t>
+        <w:t>Пользователь регистрируется</w:t>
+      </w:r>
+      <w:r>
+        <w:rPr>
+          <w:lang w:val="en-US"/>
+        </w:rPr>
+        <w:t>;</w:t>
+      </w:r>
+    </w:p>
+    <w:p>
+      <w:pPr>
+        <w:pStyle w:val="a"/>
+      </w:pPr>
+      <w:r>
+        <w:t>Пользователь создает объявление</w:t>
+      </w:r>
+      <w:r>
+        <w:rPr>
+          <w:lang w:val="en-US"/>
+        </w:rPr>
+        <w:t>;</w:t>
+      </w:r>
+    </w:p>
+    <w:p>
+      <w:pPr>
+        <w:pStyle w:val="a"/>
+      </w:pPr>
+      <w:r>
+        <w:t>Пользователь ждет пока с ним свяжутся</w:t>
+      </w:r>
+      <w:r>
+        <w:t>;</w:t>
+      </w:r>
+    </w:p>
+    <w:p>
+      <w:pPr>
+        <w:pStyle w:val="a"/>
+      </w:pPr>
+      <w:r>
+        <w:t>Другой пользователь вступает в контакт с этим и совершает сделку</w:t>
+      </w:r>
+      <w:r>
+        <w:t>.</w:t>
       </w:r>
     </w:p>
     <w:p>
@@ -5085,79 +3012,14 @@
           <w:ilvl w:val="0"/>
           <w:numId w:val="0"/>
         </w:numPr>
-        <w:ind w:left="720"/>
-      </w:pPr>
-      <w:r>
-        <w:t>Одной из наиболее важных характеристик хорошего приложения является его масштабируемость. Простота масштабируемости приложения определяется на этапе проектировки.</w:t>
-      </w:r>
-    </w:p>
-    <w:p>
-      <w:pPr>
-        <w:pStyle w:val="a"/>
-        <w:rPr>
-          <w:i/>
-        </w:rPr>
-      </w:pPr>
-      <w:r>
-        <w:rPr>
-          <w:i/>
-        </w:rPr>
-        <w:t>Реализация приложения</w:t>
-      </w:r>
-    </w:p>
-    <w:p>
-      <w:pPr>
-        <w:pStyle w:val="a"/>
-        <w:numPr>
-          <w:ilvl w:val="0"/>
-          <w:numId w:val="0"/>
-        </w:numPr>
-        <w:ind w:left="720"/>
-      </w:pPr>
-      <w:r>
-        <w:t>На этом этапе необходимо в соответствии с разработанной ранее архитектурой написать код.</w:t>
-      </w:r>
-    </w:p>
-    <w:p>
-      <w:pPr>
-        <w:pStyle w:val="a"/>
-        <w:rPr>
-          <w:i/>
-        </w:rPr>
-      </w:pPr>
-      <w:r>
-        <w:rPr>
-          <w:i/>
-        </w:rPr>
-        <w:t>Тестирование приложения</w:t>
-      </w:r>
-    </w:p>
-    <w:p>
-      <w:pPr>
-        <w:pStyle w:val="a"/>
-        <w:numPr>
-          <w:ilvl w:val="0"/>
-          <w:numId w:val="0"/>
-        </w:numPr>
-        <w:ind w:left="720"/>
-      </w:pPr>
-      <w:r>
-        <w:t>При тестировании может возникнуть необходимость возврата к одному из прошлых этапов (и скорее всего она возникнет). На этом этапе должны быть выявлены все баги, уязвимости и т.п.</w:t>
-      </w:r>
-      <w:r>
-        <w:br w:type="page"/>
-      </w:r>
-    </w:p>
-    <w:p>
-      <w:pPr>
-        <w:pStyle w:val="2"/>
-      </w:pPr>
-      <w:r>
-        <w:lastRenderedPageBreak/>
-        <w:t xml:space="preserve">1 </w:t>
-      </w:r>
-      <w:r>
-        <w:t>АНАЛИЗ ИСХОДНЫХ ДАННЫХ НА КУРСОВОЕ ПРОЕКТИРОВАНИЕ</w:t>
+      </w:pPr>
+    </w:p>
+    <w:p>
+      <w:pPr>
+        <w:pStyle w:val="3"/>
+      </w:pPr>
+      <w:r>
+        <w:t>1.2 Обоснование и описание выбора языка программирования, средств разработки, используемых технологий и сторонних библиотек</w:t>
       </w:r>
     </w:p>
     <w:p>
@@ -5166,30 +3028,6 @@
         <w:ind w:firstLine="709"/>
         <w:jc w:val="both"/>
         <w:rPr>
-          <w:b/>
-          <w:bCs/>
-        </w:rPr>
-      </w:pPr>
-    </w:p>
-    <w:p>
-      <w:pPr>
-        <w:pStyle w:val="3"/>
-      </w:pPr>
-      <w:r>
-        <w:rPr>
-          <w:lang w:val="ru-RU"/>
-        </w:rPr>
-        <w:t>1</w:t>
-      </w:r>
-      <w:r>
-        <w:t>.1 Анализ исходных данных к курсовому проекту</w:t>
-      </w:r>
-    </w:p>
-    <w:p>
-      <w:pPr>
-        <w:spacing w:after="0" w:line="360" w:lineRule="exact"/>
-        <w:jc w:val="both"/>
-        <w:rPr>
           <w:rFonts w:eastAsia="Times New Roman"/>
           <w:lang w:val="ru-RU"/>
         </w:rPr>
@@ -5200,262 +3038,419 @@
         <w:pStyle w:val="aa"/>
       </w:pPr>
       <w:r>
-        <w:t xml:space="preserve">Программное средство </w:t>
-      </w:r>
-      <w:r>
-        <w:t>«Доска объявлений» будет представлять из себя веб-приложение</w:t>
-      </w:r>
-      <w:r>
-        <w:t xml:space="preserve"> (сайт).</w:t>
-      </w:r>
-      <w:r>
-        <w:t xml:space="preserve"> Во всяком случае пользователю такого приложения будут необходимы такие возможности, как авторизация, просмотр и поиск объявлений,</w:t>
-      </w:r>
-      <w:r>
-        <w:t xml:space="preserve"> просмотр чужих аккаунтов, просмотр и редактирование своего.</w:t>
-      </w:r>
-    </w:p>
-    <w:p>
-      <w:pPr>
-        <w:pStyle w:val="aa"/>
-      </w:pPr>
-      <w:r>
-        <w:t>Таким образом, м</w:t>
-      </w:r>
-      <w:r>
-        <w:t>инимально жизнеспособный продукт будет включать в себя следующие страницы:</w:t>
-      </w:r>
-    </w:p>
-    <w:p>
-      <w:pPr>
-        <w:pStyle w:val="a"/>
-      </w:pPr>
-      <w:r>
-        <w:rPr>
-          <w:i/>
-        </w:rPr>
-        <w:t>Главная</w:t>
-      </w:r>
-      <w:r>
-        <w:t xml:space="preserve"> –</w:t>
-      </w:r>
-      <w:r>
-        <w:t xml:space="preserve"> главная страница сайта, на которой перечислены недавно созданные объявления</w:t>
-      </w:r>
+        <w:t>Веб-приложение – вид клиент-серверного приложения. Соответственно, вся логика должна быть распределена между клиентской и серверной частью. Серверная часть в свою очередь включает в себя какую-то бизнес-логику и базу данных.</w:t>
+      </w:r>
+    </w:p>
+    <w:p>
+      <w:pPr>
+        <w:pStyle w:val="aa"/>
+      </w:pPr>
+      <w:r>
+        <w:t>В приложении стоит реализовать толстый клиент. Толстый клиент меньше зависит от сервера. Это позволит уменьшить траффик между клиентом и сервером в течение работы с приложением (хотя при этом</w:t>
+      </w:r>
+      <w:r>
+        <w:t>, конечно,</w:t>
+      </w:r>
+      <w:r>
+        <w:t xml:space="preserve"> увеличит время загрузки), за счет чего работа с приложением станет более плавной и приятной</w:t>
+      </w:r>
+      <w:r>
+        <w:t>. Также снизится нагрузка</w:t>
+      </w:r>
+      <w:r>
+        <w:t xml:space="preserve"> на сервер, а, следовательно,</w:t>
+      </w:r>
+      <w:r>
+        <w:t xml:space="preserve"> уменьшатся </w:t>
+      </w:r>
+      <w:r>
+        <w:t>затрат</w:t>
+      </w:r>
+      <w:r>
+        <w:t>ы</w:t>
+      </w:r>
+      <w:r>
+        <w:t xml:space="preserve"> на хостинг-услуги</w:t>
+      </w:r>
+      <w:r>
+        <w:t>.</w:t>
+      </w:r>
+      <w:r>
+        <w:t xml:space="preserve"> Сайт будет представлять из себя </w:t>
+      </w:r>
+      <w:r>
+        <w:rPr>
+          <w:lang w:val="en-US"/>
+        </w:rPr>
+        <w:t>SPA</w:t>
+      </w:r>
+      <w:r>
+        <w:t>.</w:t>
+      </w:r>
+    </w:p>
+    <w:p>
+      <w:pPr>
+        <w:pStyle w:val="aa"/>
+      </w:pPr>
+      <w:r>
+        <w:t xml:space="preserve">Для того, чтобы снизить временные затраты на реализацию клиентской части приложения, было принято решение использовать </w:t>
+      </w:r>
+      <w:proofErr w:type="spellStart"/>
+      <w:r>
+        <w:t>фреймворк</w:t>
+      </w:r>
+      <w:proofErr w:type="spellEnd"/>
       <w:r>
         <w:t xml:space="preserve"> </w:t>
       </w:r>
-    </w:p>
-    <w:p>
-      <w:pPr>
-        <w:pStyle w:val="a"/>
-      </w:pPr>
-      <w:r>
-        <w:rPr>
-          <w:i/>
-        </w:rPr>
-        <w:t>Страница поиска</w:t>
-      </w:r>
-      <w:r>
-        <w:t xml:space="preserve"> – страница, отображающая объявления, удовлетворяющие условиям поиска</w:t>
-      </w:r>
-    </w:p>
-    <w:p>
-      <w:pPr>
-        <w:pStyle w:val="a"/>
-      </w:pPr>
-      <w:r>
-        <w:rPr>
-          <w:i/>
-        </w:rPr>
-        <w:t>Страница пользователя</w:t>
-      </w:r>
-      <w:r>
-        <w:t xml:space="preserve"> – страница, отображающая информацию о пользователе</w:t>
-      </w:r>
-    </w:p>
-    <w:p>
-      <w:pPr>
-        <w:pStyle w:val="a"/>
-      </w:pPr>
-      <w:r>
-        <w:rPr>
-          <w:i/>
-        </w:rPr>
-        <w:t>Страница объявления</w:t>
+      <w:proofErr w:type="spellStart"/>
+      <w:r>
+        <w:rPr>
+          <w:lang w:val="en-US"/>
+        </w:rPr>
+        <w:t>Vue</w:t>
+      </w:r>
+      <w:proofErr w:type="spellEnd"/>
+      <w:r>
+        <w:t>.</w:t>
+      </w:r>
+      <w:proofErr w:type="spellStart"/>
+      <w:r>
+        <w:rPr>
+          <w:lang w:val="en-US"/>
+        </w:rPr>
+        <w:t>js</w:t>
+      </w:r>
+      <w:proofErr w:type="spellEnd"/>
+      <w:r>
+        <w:t xml:space="preserve">. Он значительно упрощает реализацию </w:t>
+      </w:r>
+      <w:r>
+        <w:rPr>
+          <w:lang w:val="en-US"/>
+        </w:rPr>
+        <w:t>SPA</w:t>
+      </w:r>
+      <w:r>
+        <w:t xml:space="preserve">, позволяет писать более декларативный код, удобно разбивать приложение на компоненты, а также реализовывает нечто похожее на архитектуру </w:t>
+      </w:r>
+      <w:r>
+        <w:rPr>
+          <w:lang w:val="en-US"/>
+        </w:rPr>
+        <w:t>MVVM</w:t>
+      </w:r>
+      <w:r>
+        <w:t>.</w:t>
+      </w:r>
+    </w:p>
+    <w:p>
+      <w:pPr>
+        <w:pStyle w:val="aa"/>
+      </w:pPr>
+      <w:r>
+        <w:t xml:space="preserve">В связке с </w:t>
+      </w:r>
+      <w:proofErr w:type="spellStart"/>
+      <w:r>
+        <w:rPr>
+          <w:lang w:val="en-US"/>
+        </w:rPr>
+        <w:t>Vue</w:t>
+      </w:r>
+      <w:proofErr w:type="spellEnd"/>
+      <w:r>
+        <w:t>.</w:t>
+      </w:r>
+      <w:proofErr w:type="spellStart"/>
+      <w:r>
+        <w:rPr>
+          <w:lang w:val="en-US"/>
+        </w:rPr>
+        <w:t>js</w:t>
+      </w:r>
+      <w:proofErr w:type="spellEnd"/>
+      <w:r>
+        <w:t xml:space="preserve"> будет использован </w:t>
+      </w:r>
+      <w:r>
+        <w:rPr>
+          <w:lang w:val="en-US"/>
+        </w:rPr>
+        <w:t>Typescript</w:t>
+      </w:r>
+      <w:r>
+        <w:t xml:space="preserve">. </w:t>
+      </w:r>
+      <w:proofErr w:type="spellStart"/>
+      <w:r>
+        <w:t>TypeScript</w:t>
+      </w:r>
+      <w:proofErr w:type="spellEnd"/>
+      <w:r>
+        <w:t xml:space="preserve"> отличается от </w:t>
+      </w:r>
+      <w:proofErr w:type="spellStart"/>
+      <w:r>
+        <w:t>JavaScript</w:t>
+      </w:r>
+      <w:proofErr w:type="spellEnd"/>
+      <w:r>
+        <w:t xml:space="preserve"> возможностью явного статического назначения типов, поддержкой использования полноценных классов (как в традиционных объектно-ориентированных языках), а также поддержкой подключения модулей, что призвано повысить скорость разработки, облегчить читаемость, </w:t>
+      </w:r>
+      <w:proofErr w:type="spellStart"/>
+      <w:r>
+        <w:t>рефакторинг</w:t>
+      </w:r>
+      <w:proofErr w:type="spellEnd"/>
+      <w:r>
+        <w:t xml:space="preserve"> и повторное использование кода, помочь осуществлять поиск ошибок на этапе разработки и компиляции, и, возможно, ускорить выполнение программ.</w:t>
+      </w:r>
+    </w:p>
+    <w:p>
+      <w:pPr>
+        <w:pStyle w:val="aa"/>
+      </w:pPr>
+      <w:r>
+        <w:t xml:space="preserve">В качестве языка, на котором будет реализована бизнес-логика серверной части был выбран </w:t>
+      </w:r>
+      <w:r>
+        <w:rPr>
+          <w:lang w:val="en-US"/>
+        </w:rPr>
+        <w:t>PHP</w:t>
       </w:r>
       <w:r>
         <w:t xml:space="preserve"> – </w:t>
       </w:r>
       <w:r>
-        <w:t xml:space="preserve"> </w:t>
-      </w:r>
-      <w:r>
-        <w:t>страница, отображающая информацию об объявлении</w:t>
-      </w:r>
-    </w:p>
-    <w:p>
-      <w:pPr>
-        <w:pStyle w:val="a"/>
-      </w:pPr>
-      <w:r>
-        <w:rPr>
-          <w:i/>
-        </w:rPr>
-        <w:t>Страница создания объявления</w:t>
-      </w:r>
-      <w:r>
-        <w:t xml:space="preserve"> – страница, на которой пользователь может создать объявление</w:t>
-      </w:r>
-    </w:p>
-    <w:p>
-      <w:pPr>
-        <w:pStyle w:val="aa"/>
-      </w:pPr>
-      <w:r>
-        <w:t>В дальнейшем в результате расширения функционала программного средства этот список может расшириться</w:t>
-      </w:r>
-      <w:r>
-        <w:t xml:space="preserve"> (например, могут быть добавлены такие возможности, как ведение переписки, просмотр отзывов на других пользователе и т. п.)</w:t>
-      </w:r>
-      <w:r>
-        <w:t xml:space="preserve">, а потому следует заранее позаботиться о том, чтобы масштабировать код было просто. Для этого стоит разработать гибкую архитектуру, позволяющую </w:t>
-      </w:r>
-      <w:r>
-        <w:t>добавлять новые возможности, затрагивая как можно меньше реализацию уже существующих.</w:t>
-      </w:r>
-    </w:p>
-    <w:p>
-      <w:pPr>
-        <w:pStyle w:val="aa"/>
-      </w:pPr>
-      <w:r>
-        <w:t xml:space="preserve">Рассмотрим типичные </w:t>
-      </w:r>
-      <w:r>
-        <w:t>примеры использования</w:t>
-      </w:r>
-      <w:r>
-        <w:t xml:space="preserve"> приложения.</w:t>
-      </w:r>
-    </w:p>
-    <w:p>
-      <w:pPr>
-        <w:pStyle w:val="aa"/>
-      </w:pPr>
-      <w:r>
-        <w:rPr>
-          <w:i/>
-        </w:rPr>
-        <w:t>Действующее лицо</w:t>
-      </w:r>
-      <w:r>
-        <w:t xml:space="preserve"> – человек, которому необходимо</w:t>
-      </w:r>
-      <w:r>
-        <w:t xml:space="preserve"> купить некоторый товар.</w:t>
-      </w:r>
-    </w:p>
-    <w:p>
-      <w:pPr>
-        <w:pStyle w:val="aa"/>
-      </w:pPr>
-      <w:r>
-        <w:t>Вероятные проблемы:</w:t>
-      </w:r>
-    </w:p>
-    <w:p>
-      <w:pPr>
-        <w:pStyle w:val="a"/>
+        <w:rPr>
+          <w:lang w:val="en-US"/>
+        </w:rPr>
+        <w:t>C</w:t>
+      </w:r>
+      <w:r>
+        <w:t xml:space="preserve">-подобный </w:t>
+      </w:r>
+      <w:proofErr w:type="spellStart"/>
+      <w:r>
+        <w:t>мультипарадигмальный</w:t>
+      </w:r>
+      <w:proofErr w:type="spellEnd"/>
+      <w:r>
+        <w:t xml:space="preserve"> (поддерживающий в т. ч. ООП) язык программирования, используемый преимущественно для разработки веб-приложений</w:t>
+      </w:r>
+      <w:r>
+        <w:t xml:space="preserve"> [1]</w:t>
+      </w:r>
+      <w:r>
+        <w:t xml:space="preserve">. По состоянию на 2021 год </w:t>
+      </w:r>
+      <w:r>
+        <w:rPr>
+          <w:lang w:val="en-US"/>
+        </w:rPr>
+        <w:t>PHP</w:t>
+      </w:r>
+      <w:r>
+        <w:t xml:space="preserve"> занимал 79.2% рынка веб-разработки</w:t>
+      </w:r>
+      <w:r>
+        <w:t xml:space="preserve"> [2]</w:t>
+      </w:r>
+      <w:r>
+        <w:t>.</w:t>
+      </w:r>
+      <w:r>
+        <w:t xml:space="preserve"> PHP имеет ч</w:t>
+      </w:r>
+      <w:r>
         <w:rPr>
           <w:rStyle w:val="af6"/>
           <w:rFonts w:ascii="Times New Roman" w:hAnsi="Times New Roman" w:cs="Times New Roman"/>
-        </w:rPr>
-      </w:pPr>
-      <w:r>
-        <w:t xml:space="preserve">Пользователь не </w:t>
-      </w:r>
-      <w:r>
-        <w:t>за</w:t>
-      </w:r>
-      <w:r>
-        <w:t xml:space="preserve">хочет </w:t>
-      </w:r>
+          <w:lang w:eastAsia="en-US"/>
+        </w:rPr>
+        <w:t xml:space="preserve">еткую специализацию по написанию </w:t>
+      </w:r>
+      <w:proofErr w:type="spellStart"/>
       <w:r>
         <w:rPr>
           <w:rStyle w:val="af6"/>
           <w:rFonts w:ascii="Times New Roman" w:hAnsi="Times New Roman" w:cs="Times New Roman"/>
-        </w:rPr>
-        <w:t xml:space="preserve">регистрироваться. </w:t>
-      </w:r>
+          <w:lang w:eastAsia="en-US"/>
+        </w:rPr>
+        <w:t>бэкенда</w:t>
+      </w:r>
+      <w:proofErr w:type="spellEnd"/>
       <w:r>
         <w:rPr>
           <w:rStyle w:val="af6"/>
           <w:rFonts w:ascii="Times New Roman" w:hAnsi="Times New Roman" w:cs="Times New Roman"/>
-          <w:i/>
-        </w:rPr>
-        <w:t>Решение</w:t>
+          <w:lang w:eastAsia="en-US"/>
+        </w:rPr>
+        <w:t xml:space="preserve"> для проектов разной сложности</w:t>
       </w:r>
       <w:r>
         <w:rPr>
           <w:rStyle w:val="af6"/>
           <w:rFonts w:ascii="Times New Roman" w:hAnsi="Times New Roman" w:cs="Times New Roman"/>
-        </w:rPr>
-        <w:t>: позволить пользователю пройти почти все</w:t>
+          <w:lang w:eastAsia="en-US"/>
+        </w:rPr>
+        <w:t xml:space="preserve"> [3]</w:t>
       </w:r>
       <w:r>
         <w:rPr>
           <w:rStyle w:val="af6"/>
           <w:rFonts w:ascii="Times New Roman" w:hAnsi="Times New Roman" w:cs="Times New Roman"/>
         </w:rPr>
-        <w:t xml:space="preserve"> (или все)</w:t>
-      </w:r>
-      <w:r>
+        <w:t>.</w:t>
+      </w:r>
+      <w:r>
+        <w:t xml:space="preserve"> Причины выбора именно этого языка:</w:t>
+      </w:r>
+    </w:p>
+    <w:p>
+      <w:pPr>
+        <w:pStyle w:val="a"/>
         <w:rPr>
           <w:rStyle w:val="af6"/>
           <w:rFonts w:ascii="Times New Roman" w:hAnsi="Times New Roman" w:cs="Times New Roman"/>
         </w:rPr>
-        <w:t xml:space="preserve"> этапы без регистрации</w:t>
-      </w:r>
+      </w:pPr>
       <w:r>
         <w:rPr>
           <w:rStyle w:val="af6"/>
           <w:rFonts w:ascii="Times New Roman" w:hAnsi="Times New Roman" w:cs="Times New Roman"/>
         </w:rPr>
-        <w:t xml:space="preserve"> и заставить зарегистрироваться только в конце</w:t>
-      </w:r>
+        <w:lastRenderedPageBreak/>
+        <w:t xml:space="preserve">Быстрое написание кода за счет </w:t>
+      </w:r>
+      <w:proofErr w:type="spellStart"/>
       <w:r>
         <w:rPr>
           <w:rStyle w:val="af6"/>
           <w:rFonts w:ascii="Times New Roman" w:hAnsi="Times New Roman" w:cs="Times New Roman"/>
         </w:rPr>
+        <w:t>заточенности</w:t>
+      </w:r>
+      <w:proofErr w:type="spellEnd"/>
+      <w:r>
+        <w:rPr>
+          <w:rStyle w:val="af6"/>
+          <w:rFonts w:ascii="Times New Roman" w:hAnsi="Times New Roman" w:cs="Times New Roman"/>
+        </w:rPr>
+        <w:t xml:space="preserve"> </w:t>
+      </w:r>
+      <w:r>
+        <w:rPr>
+          <w:rStyle w:val="af6"/>
+          <w:rFonts w:ascii="Times New Roman" w:hAnsi="Times New Roman" w:cs="Times New Roman"/>
+          <w:lang w:val="en-US"/>
+        </w:rPr>
+        <w:t>PHP</w:t>
+      </w:r>
+      <w:r>
+        <w:rPr>
+          <w:rStyle w:val="af6"/>
+          <w:rFonts w:ascii="Times New Roman" w:hAnsi="Times New Roman" w:cs="Times New Roman"/>
+        </w:rPr>
+        <w:t xml:space="preserve"> под конкретные задачи</w:t>
+      </w:r>
+      <w:r>
+        <w:rPr>
+          <w:rStyle w:val="af6"/>
+          <w:rFonts w:ascii="Times New Roman" w:hAnsi="Times New Roman" w:cs="Times New Roman"/>
+        </w:rPr>
+        <w:t>;</w:t>
+      </w:r>
+    </w:p>
+    <w:p>
+      <w:pPr>
+        <w:pStyle w:val="a"/>
+        <w:rPr>
+          <w:rStyle w:val="af6"/>
+          <w:rFonts w:ascii="Times New Roman" w:hAnsi="Times New Roman" w:cs="Times New Roman"/>
+        </w:rPr>
+      </w:pPr>
+      <w:r>
+        <w:rPr>
+          <w:rStyle w:val="af6"/>
+          <w:rFonts w:ascii="Times New Roman" w:hAnsi="Times New Roman" w:cs="Times New Roman"/>
+        </w:rPr>
+        <w:t>Гибкость, универсальность, кроссплатформенность</w:t>
+      </w:r>
+      <w:r>
+        <w:rPr>
+          <w:rStyle w:val="af6"/>
+          <w:rFonts w:ascii="Times New Roman" w:hAnsi="Times New Roman" w:cs="Times New Roman"/>
+          <w:lang w:val="en-US"/>
+        </w:rPr>
+        <w:t>;</w:t>
+      </w:r>
+    </w:p>
+    <w:p>
+      <w:pPr>
+        <w:pStyle w:val="a"/>
+      </w:pPr>
+      <w:r>
+        <w:t>Большое сообщество разработчиков</w:t>
+      </w:r>
+      <w:r>
+        <w:rPr>
+          <w:lang w:val="en-US"/>
+        </w:rPr>
+        <w:t>;</w:t>
+      </w:r>
+    </w:p>
+    <w:p>
+      <w:pPr>
+        <w:pStyle w:val="a"/>
+      </w:pPr>
+      <w:r>
+        <w:t>Наличие неплохой документации</w:t>
+      </w:r>
+      <w:r>
+        <w:rPr>
+          <w:lang w:val="en-US"/>
+        </w:rPr>
         <w:t>.</w:t>
       </w:r>
     </w:p>
     <w:p>
       <w:pPr>
+        <w:pStyle w:val="aa"/>
+      </w:pPr>
+      <w:r>
+        <w:t xml:space="preserve">В качестве СУБД будет использована </w:t>
+      </w:r>
+      <w:r>
+        <w:rPr>
+          <w:lang w:val="en-US"/>
+        </w:rPr>
+        <w:t>MySQL</w:t>
+      </w:r>
+      <w:r>
+        <w:t>. Причины такого выбора:</w:t>
+      </w:r>
+    </w:p>
+    <w:p>
+      <w:pPr>
         <w:pStyle w:val="a"/>
-        <w:numPr>
-          <w:ilvl w:val="0"/>
-          <w:numId w:val="0"/>
-        </w:numPr>
-        <w:ind w:left="720"/>
-      </w:pPr>
-      <w:proofErr w:type="spellStart"/>
-      <w:r>
-        <w:t>Use</w:t>
-      </w:r>
-      <w:proofErr w:type="spellEnd"/>
-      <w:r>
-        <w:t xml:space="preserve"> </w:t>
-      </w:r>
-      <w:proofErr w:type="spellStart"/>
-      <w:r>
-        <w:t>Case</w:t>
-      </w:r>
-      <w:proofErr w:type="spellEnd"/>
-      <w:r>
-        <w:t>:</w:t>
+      </w:pPr>
+      <w:r>
+        <w:t>Бесплатность</w:t>
+      </w:r>
+      <w:r>
+        <w:rPr>
+          <w:lang w:val="en-US"/>
+        </w:rPr>
+        <w:t xml:space="preserve"> [4]</w:t>
+      </w:r>
+      <w:r>
+        <w:rPr>
+          <w:lang w:val="en-US"/>
+        </w:rPr>
+        <w:t>;</w:t>
       </w:r>
     </w:p>
     <w:p>
@@ -5463,15 +3458,18 @@
         <w:pStyle w:val="a"/>
       </w:pPr>
       <w:r>
-        <w:t xml:space="preserve">Пользователь </w:t>
-      </w:r>
-      <w:r>
-        <w:t>попадает на сайт</w:t>
-      </w:r>
-      <w:r>
         <w:rPr>
           <w:lang w:val="en-US"/>
         </w:rPr>
+        <w:t>SQL</w:t>
+      </w:r>
+      <w:r>
+        <w:t xml:space="preserve"> в качестве языка запросов</w:t>
+      </w:r>
+      <w:r>
+        <w:t xml:space="preserve"> [5]</w:t>
+      </w:r>
+      <w:r>
         <w:t>;</w:t>
       </w:r>
     </w:p>
@@ -5480,9 +3478,18 @@
         <w:pStyle w:val="a"/>
       </w:pPr>
       <w:r>
-        <w:t>Пользователь вводит свой запрос в поисковую строку</w:t>
-      </w:r>
-      <w:r>
+        <w:t>Хорошая скорость работы</w:t>
+      </w:r>
+      <w:r>
+        <w:rPr>
+          <w:lang w:val="en-US"/>
+        </w:rPr>
+        <w:t xml:space="preserve"> [6]</w:t>
+      </w:r>
+      <w:r>
+        <w:rPr>
+          <w:lang w:val="en-US"/>
+        </w:rPr>
         <w:t>;</w:t>
       </w:r>
     </w:p>
@@ -5491,54 +3498,18 @@
         <w:pStyle w:val="a"/>
       </w:pPr>
       <w:r>
-        <w:t>При желании пользователь добавляет фильтры</w:t>
-      </w:r>
-      <w:r>
-        <w:t>;</w:t>
-      </w:r>
-    </w:p>
-    <w:p>
-      <w:pPr>
-        <w:pStyle w:val="a"/>
-      </w:pPr>
-      <w:r>
-        <w:lastRenderedPageBreak/>
-        <w:t>Пользователь видит список подходящих объявлений</w:t>
-      </w:r>
-      <w:r>
-        <w:t>;</w:t>
-      </w:r>
-    </w:p>
-    <w:p>
-      <w:pPr>
-        <w:pStyle w:val="a"/>
-      </w:pPr>
-      <w:r>
-        <w:t>Пользователь просматривает разные объявления и находит то, что удовлетворяет его запросам</w:t>
-      </w:r>
-      <w:r>
-        <w:t>;</w:t>
-      </w:r>
-    </w:p>
-    <w:p>
-      <w:pPr>
-        <w:pStyle w:val="a"/>
-      </w:pPr>
-      <w:r>
-        <w:t>Если автор объявления не разрешил просмотр контактных данных неавторизованным пользователям, то пользователь регистрируется</w:t>
-      </w:r>
-      <w:r>
-        <w:t>;</w:t>
-      </w:r>
-    </w:p>
-    <w:p>
-      <w:pPr>
-        <w:pStyle w:val="a"/>
-      </w:pPr>
-      <w:r>
-        <w:t>Пользователь вступает в контакт с создателем объявления и совершает сделку</w:t>
-      </w:r>
-      <w:r>
+        <w:t>Безопасность</w:t>
+      </w:r>
+      <w:r>
+        <w:rPr>
+          <w:lang w:val="en-US"/>
+        </w:rPr>
+        <w:t xml:space="preserve"> [7]</w:t>
+      </w:r>
+      <w:r>
+        <w:rPr>
+          <w:lang w:val="en-US"/>
+        </w:rPr>
         <w:t>.</w:t>
       </w:r>
     </w:p>
@@ -5546,172 +3517,16 @@
       <w:pPr>
         <w:pStyle w:val="aa"/>
       </w:pPr>
-      <w:r>
-        <w:t xml:space="preserve">Теперь </w:t>
-      </w:r>
-      <w:r>
-        <w:t>рассмотрим процесс взаимодействия</w:t>
-      </w:r>
-      <w:r>
-        <w:t xml:space="preserve"> с </w:t>
-      </w:r>
-      <w:proofErr w:type="gramStart"/>
-      <w:r>
-        <w:t>приложением</w:t>
-      </w:r>
-      <w:proofErr w:type="gramEnd"/>
-      <w:r>
-        <w:t xml:space="preserve"> с другой стороны.</w:t>
-      </w:r>
-    </w:p>
-    <w:p>
-      <w:pPr>
-        <w:pStyle w:val="aa"/>
-      </w:pPr>
-      <w:r>
-        <w:rPr>
-          <w:i/>
-        </w:rPr>
-        <w:t>Действующее лицо</w:t>
-      </w:r>
-      <w:r>
-        <w:t xml:space="preserve"> – человек, которому необходимо продать некий товар.</w:t>
-      </w:r>
-    </w:p>
-    <w:p>
-      <w:pPr>
-        <w:pStyle w:val="aa"/>
-      </w:pPr>
-      <w:r>
-        <w:t>Вероятные проблемы</w:t>
-      </w:r>
-      <w:r>
-        <w:t>:</w:t>
-      </w:r>
-    </w:p>
-    <w:p>
-      <w:pPr>
-        <w:pStyle w:val="a"/>
-      </w:pPr>
-      <w:r>
-        <w:t xml:space="preserve">Пользователь не хочет выкладывать свои контактные данные в открытый доступ. </w:t>
-      </w:r>
-      <w:r>
-        <w:rPr>
-          <w:i/>
-        </w:rPr>
-        <w:t>Решение</w:t>
-      </w:r>
-      <w:r>
-        <w:t>: добавить возможность запрета просмотра контактных данных неавторизованным пользователям</w:t>
-      </w:r>
-      <w:r>
-        <w:t xml:space="preserve">; </w:t>
-      </w:r>
-      <w:r>
-        <w:t>добавить возможность добавлять различные контактные данные, например, не только номер телефона, но и ссылки мессенджеры и т. п.</w:t>
-      </w:r>
-    </w:p>
-    <w:p>
-      <w:pPr>
-        <w:pStyle w:val="aa"/>
-      </w:pPr>
-      <w:proofErr w:type="spellStart"/>
-      <w:r>
-        <w:t>Use</w:t>
-      </w:r>
-      <w:proofErr w:type="spellEnd"/>
-      <w:r>
-        <w:t xml:space="preserve"> </w:t>
-      </w:r>
-      <w:proofErr w:type="spellStart"/>
-      <w:r>
-        <w:t>Case</w:t>
-      </w:r>
-      <w:proofErr w:type="spellEnd"/>
-      <w:r>
-        <w:t>:</w:t>
-      </w:r>
-    </w:p>
-    <w:p>
-      <w:pPr>
-        <w:pStyle w:val="a"/>
-      </w:pPr>
-      <w:r>
-        <w:t>Пользователь попадает на сайт</w:t>
-      </w:r>
-      <w:r>
-        <w:rPr>
-          <w:lang w:val="en-US"/>
-        </w:rPr>
-        <w:t>;</w:t>
-      </w:r>
-    </w:p>
-    <w:p>
-      <w:pPr>
-        <w:pStyle w:val="a"/>
-      </w:pPr>
-      <w:r>
-        <w:t>Пользователь регистрируется</w:t>
-      </w:r>
-      <w:r>
-        <w:rPr>
-          <w:lang w:val="en-US"/>
-        </w:rPr>
-        <w:t>;</w:t>
-      </w:r>
-    </w:p>
-    <w:p>
-      <w:pPr>
-        <w:pStyle w:val="a"/>
-      </w:pPr>
-      <w:r>
-        <w:t>Пользователь создает объявление</w:t>
-      </w:r>
-      <w:r>
-        <w:rPr>
-          <w:lang w:val="en-US"/>
-        </w:rPr>
-        <w:t>;</w:t>
-      </w:r>
-    </w:p>
-    <w:p>
-      <w:pPr>
-        <w:pStyle w:val="a"/>
-      </w:pPr>
-      <w:r>
-        <w:t>Пользователь ждет пока с ним свяжутся</w:t>
-      </w:r>
-      <w:r>
-        <w:t>;</w:t>
-      </w:r>
-    </w:p>
-    <w:p>
-      <w:pPr>
-        <w:pStyle w:val="a"/>
-      </w:pPr>
-      <w:r>
-        <w:t>Другой пользователь вступает в контакт с этим и совершает сделку</w:t>
-      </w:r>
-      <w:r>
-        <w:t>.</w:t>
-      </w:r>
-    </w:p>
-    <w:p>
-      <w:pPr>
-        <w:pStyle w:val="a"/>
-        <w:numPr>
-          <w:ilvl w:val="0"/>
-          <w:numId w:val="0"/>
-        </w:numPr>
-      </w:pPr>
-    </w:p>
-    <w:p>
-      <w:pPr>
-        <w:pStyle w:val="3"/>
-      </w:pPr>
-      <w:r>
-        <w:t>1.2 Обоснование и описание выбора языка программирования, средств разработки, используемых технологий и сторонних библиотек</w:t>
+    </w:p>
+    <w:p>
+      <w:pPr>
+        <w:pStyle w:val="2"/>
+      </w:pPr>
+      <w:r>
+        <w:t>2 </w:t>
+      </w:r>
+      <w:r>
+        <w:t>ПРОЕКТИРОВАНИЕ И РАЗРАБОТКА ПРОГРАММНОГО СРЕДСТВА</w:t>
       </w:r>
     </w:p>
     <w:p>
@@ -5720,499 +3535,17 @@
         <w:ind w:firstLine="709"/>
         <w:jc w:val="both"/>
         <w:rPr>
-          <w:rFonts w:eastAsia="Times New Roman"/>
-          <w:lang w:val="ru-RU"/>
-        </w:rPr>
-      </w:pPr>
-    </w:p>
-    <w:p>
-      <w:pPr>
-        <w:pStyle w:val="aa"/>
-      </w:pPr>
-      <w:r>
-        <w:t>Веб-приложение – вид клиент-серверного приложения. Соответственно, вся логика должна быть распределена между клиентской и серверной частью. Серверная часть в свою очередь включает в себя какую-то бизнес-логику и базу данных.</w:t>
-      </w:r>
-    </w:p>
-    <w:p>
-      <w:pPr>
-        <w:pStyle w:val="aa"/>
-      </w:pPr>
-      <w:r>
-        <w:t>В приложении стоит реализовать толстый клиент. Толстый клиент меньше зависит от сервера. Это позволит уменьшить траффик между клиентом и сервером в течение работы с приложением (хотя при этом</w:t>
-      </w:r>
-      <w:r>
-        <w:t>, конечно,</w:t>
-      </w:r>
-      <w:r>
-        <w:t xml:space="preserve"> увеличит время загрузки), за счет чего работа с приложением станет более плавной и приятной</w:t>
-      </w:r>
-      <w:r>
-        <w:t>. Также снизится нагрузка</w:t>
-      </w:r>
-      <w:r>
-        <w:t xml:space="preserve"> на сервер, а, следовательно,</w:t>
-      </w:r>
-      <w:r>
-        <w:t xml:space="preserve"> уменьшатся </w:t>
-      </w:r>
-      <w:r>
-        <w:t>затрат</w:t>
-      </w:r>
-      <w:r>
-        <w:t>ы</w:t>
-      </w:r>
-      <w:r>
-        <w:t xml:space="preserve"> на хостинг-услуги</w:t>
-      </w:r>
-      <w:r>
-        <w:t>.</w:t>
-      </w:r>
-      <w:r>
-        <w:t xml:space="preserve"> </w:t>
-      </w:r>
-      <w:r>
-        <w:t xml:space="preserve">Сайт будет представлять из себя </w:t>
-      </w:r>
-      <w:r>
-        <w:rPr>
-          <w:lang w:val="en-US"/>
-        </w:rPr>
-        <w:t>SPA</w:t>
-      </w:r>
-      <w:r>
-        <w:t>.</w:t>
-      </w:r>
-    </w:p>
-    <w:p>
-      <w:pPr>
-        <w:pStyle w:val="aa"/>
-      </w:pPr>
-      <w:r>
-        <w:lastRenderedPageBreak/>
-        <w:t xml:space="preserve">Для того, чтобы снизить временные затраты на реализацию клиентской части приложения, было принято решение использовать </w:t>
-      </w:r>
-      <w:proofErr w:type="spellStart"/>
-      <w:r>
-        <w:t>фреймворк</w:t>
-      </w:r>
-      <w:proofErr w:type="spellEnd"/>
-      <w:r>
-        <w:t xml:space="preserve"> </w:t>
-      </w:r>
-      <w:proofErr w:type="spellStart"/>
-      <w:r>
-        <w:rPr>
-          <w:lang w:val="en-US"/>
-        </w:rPr>
-        <w:t>Vue</w:t>
-      </w:r>
-      <w:proofErr w:type="spellEnd"/>
-      <w:r>
-        <w:t>.</w:t>
-      </w:r>
-      <w:proofErr w:type="spellStart"/>
-      <w:r>
-        <w:rPr>
-          <w:lang w:val="en-US"/>
-        </w:rPr>
-        <w:t>js</w:t>
-      </w:r>
-      <w:proofErr w:type="spellEnd"/>
-      <w:r>
-        <w:t xml:space="preserve">. Он значительно упрощает реализацию </w:t>
-      </w:r>
-      <w:r>
-        <w:rPr>
-          <w:lang w:val="en-US"/>
-        </w:rPr>
-        <w:t>SPA</w:t>
-      </w:r>
-      <w:r>
-        <w:t xml:space="preserve">, позволяет писать более декларативный код, удобно разбивать приложение на компоненты, а также реализовывает нечто похожее на архитектуру </w:t>
-      </w:r>
-      <w:r>
-        <w:rPr>
-          <w:lang w:val="en-US"/>
-        </w:rPr>
-        <w:t>MVVM</w:t>
-      </w:r>
-      <w:r>
-        <w:t>.</w:t>
-      </w:r>
-    </w:p>
-    <w:p>
-      <w:pPr>
-        <w:pStyle w:val="aa"/>
-      </w:pPr>
-      <w:r>
-        <w:t xml:space="preserve">В связке с </w:t>
-      </w:r>
-      <w:proofErr w:type="spellStart"/>
-      <w:r>
-        <w:rPr>
-          <w:lang w:val="en-US"/>
-        </w:rPr>
-        <w:t>Vue</w:t>
-      </w:r>
-      <w:proofErr w:type="spellEnd"/>
-      <w:r>
-        <w:t>.</w:t>
-      </w:r>
-      <w:proofErr w:type="spellStart"/>
-      <w:r>
-        <w:rPr>
-          <w:lang w:val="en-US"/>
-        </w:rPr>
-        <w:t>js</w:t>
-      </w:r>
-      <w:proofErr w:type="spellEnd"/>
-      <w:r>
-        <w:t xml:space="preserve"> будет использован </w:t>
-      </w:r>
-      <w:r>
-        <w:rPr>
-          <w:lang w:val="en-US"/>
-        </w:rPr>
-        <w:t>Typescript</w:t>
-      </w:r>
-      <w:r>
-        <w:t xml:space="preserve">. </w:t>
-      </w:r>
-      <w:proofErr w:type="spellStart"/>
-      <w:r>
-        <w:t>TypeScript</w:t>
-      </w:r>
-      <w:proofErr w:type="spellEnd"/>
-      <w:r>
-        <w:t xml:space="preserve"> отличается от </w:t>
-      </w:r>
-      <w:proofErr w:type="spellStart"/>
-      <w:r>
-        <w:t>JavaScript</w:t>
-      </w:r>
-      <w:proofErr w:type="spellEnd"/>
-      <w:r>
-        <w:t xml:space="preserve"> возможностью явного статического назначения типов, поддержкой использования полноценных классов (как в традиционных объектно-ориентированных языках), а также поддержкой подключения модулей, что призвано повысить скорость разработки, облегчить читаемость, </w:t>
-      </w:r>
-      <w:proofErr w:type="spellStart"/>
-      <w:r>
-        <w:t>рефакторинг</w:t>
-      </w:r>
-      <w:proofErr w:type="spellEnd"/>
-      <w:r>
-        <w:t xml:space="preserve"> и повторное использование кода, помочь осуществлять поиск ошибок на этапе разработки и компиляции, и, возможно, ускорить выполнение программ.</w:t>
-      </w:r>
-    </w:p>
-    <w:p>
-      <w:pPr>
-        <w:pStyle w:val="aa"/>
-      </w:pPr>
-      <w:r>
-        <w:t xml:space="preserve">В качестве языка, на котором будет реализована бизнес-логика серверной части был выбран </w:t>
-      </w:r>
-      <w:r>
-        <w:rPr>
-          <w:lang w:val="en-US"/>
-        </w:rPr>
-        <w:t>PHP</w:t>
-      </w:r>
-      <w:r>
-        <w:t xml:space="preserve"> –</w:t>
-      </w:r>
-      <w:r>
-        <w:t xml:space="preserve"> </w:t>
-      </w:r>
-      <w:r>
-        <w:rPr>
-          <w:lang w:val="en-US"/>
-        </w:rPr>
-        <w:t>C</w:t>
-      </w:r>
-      <w:r>
-        <w:t>-</w:t>
-      </w:r>
-      <w:r>
-        <w:t xml:space="preserve">подобный </w:t>
-      </w:r>
-      <w:proofErr w:type="spellStart"/>
-      <w:r>
-        <w:t>мультипарадигмальный</w:t>
-      </w:r>
-      <w:proofErr w:type="spellEnd"/>
-      <w:r>
-        <w:t xml:space="preserve"> (поддерживающий в т. ч. ООП) язык программирования, используемый преимущественно для разработки веб-приложений. По состоянию на 2021 год </w:t>
-      </w:r>
-      <w:r>
-        <w:rPr>
-          <w:lang w:val="en-US"/>
-        </w:rPr>
-        <w:t>PHP</w:t>
-      </w:r>
-      <w:r>
-        <w:t xml:space="preserve"> </w:t>
-      </w:r>
-      <w:r>
-        <w:t>занимал 79.2% рынка веб-разработки.</w:t>
-      </w:r>
-      <w:r>
-        <w:t xml:space="preserve"> </w:t>
-      </w:r>
-      <w:r>
-        <w:t>PHP имеет ч</w:t>
-      </w:r>
-      <w:r>
-        <w:rPr>
-          <w:rStyle w:val="af6"/>
-          <w:rFonts w:ascii="Times New Roman" w:hAnsi="Times New Roman" w:cs="Times New Roman"/>
-          <w:lang w:eastAsia="en-US"/>
-        </w:rPr>
-        <w:t xml:space="preserve">еткую специализацию по написанию </w:t>
-      </w:r>
-      <w:proofErr w:type="spellStart"/>
-      <w:r>
-        <w:rPr>
-          <w:rStyle w:val="af6"/>
-          <w:rFonts w:ascii="Times New Roman" w:hAnsi="Times New Roman" w:cs="Times New Roman"/>
-          <w:lang w:eastAsia="en-US"/>
-        </w:rPr>
-        <w:t>бэкенда</w:t>
-      </w:r>
-      <w:proofErr w:type="spellEnd"/>
-      <w:r>
-        <w:rPr>
-          <w:rStyle w:val="af6"/>
-          <w:rFonts w:ascii="Times New Roman" w:hAnsi="Times New Roman" w:cs="Times New Roman"/>
-          <w:lang w:eastAsia="en-US"/>
-        </w:rPr>
-        <w:t xml:space="preserve"> для проектов разной сложности</w:t>
-      </w:r>
-      <w:r>
-        <w:rPr>
-          <w:rStyle w:val="af6"/>
-          <w:rFonts w:ascii="Times New Roman" w:hAnsi="Times New Roman" w:cs="Times New Roman"/>
-        </w:rPr>
-        <w:t>.</w:t>
-      </w:r>
-      <w:r>
-        <w:t xml:space="preserve"> Причины выбора именно этого языка:</w:t>
-      </w:r>
-    </w:p>
-    <w:p>
-      <w:pPr>
-        <w:pStyle w:val="a"/>
-        <w:rPr>
-          <w:rStyle w:val="af6"/>
-          <w:rFonts w:ascii="Times New Roman" w:hAnsi="Times New Roman" w:cs="Times New Roman"/>
-        </w:rPr>
-      </w:pPr>
-      <w:r>
-        <w:rPr>
-          <w:rStyle w:val="af6"/>
-          <w:rFonts w:ascii="Times New Roman" w:hAnsi="Times New Roman" w:cs="Times New Roman"/>
-        </w:rPr>
-        <w:t xml:space="preserve">Быстрое написание кода за счет </w:t>
-      </w:r>
-      <w:proofErr w:type="spellStart"/>
-      <w:r>
-        <w:rPr>
-          <w:rStyle w:val="af6"/>
-          <w:rFonts w:ascii="Times New Roman" w:hAnsi="Times New Roman" w:cs="Times New Roman"/>
-        </w:rPr>
-        <w:t>заточенности</w:t>
-      </w:r>
-      <w:proofErr w:type="spellEnd"/>
-      <w:r>
-        <w:rPr>
-          <w:rStyle w:val="af6"/>
-          <w:rFonts w:ascii="Times New Roman" w:hAnsi="Times New Roman" w:cs="Times New Roman"/>
-        </w:rPr>
-        <w:t xml:space="preserve"> </w:t>
-      </w:r>
-      <w:r>
-        <w:rPr>
-          <w:rStyle w:val="af6"/>
-          <w:rFonts w:ascii="Times New Roman" w:hAnsi="Times New Roman" w:cs="Times New Roman"/>
-          <w:lang w:val="en-US"/>
-        </w:rPr>
-        <w:t>PHP</w:t>
-      </w:r>
-      <w:r>
-        <w:rPr>
-          <w:rStyle w:val="af6"/>
-          <w:rFonts w:ascii="Times New Roman" w:hAnsi="Times New Roman" w:cs="Times New Roman"/>
-        </w:rPr>
-        <w:t xml:space="preserve"> </w:t>
-      </w:r>
-      <w:r>
-        <w:rPr>
-          <w:rStyle w:val="af6"/>
-          <w:rFonts w:ascii="Times New Roman" w:hAnsi="Times New Roman" w:cs="Times New Roman"/>
-        </w:rPr>
-        <w:t>под конкретные задачи</w:t>
-      </w:r>
-      <w:r>
-        <w:rPr>
-          <w:rStyle w:val="af6"/>
-          <w:rFonts w:ascii="Times New Roman" w:hAnsi="Times New Roman" w:cs="Times New Roman"/>
-        </w:rPr>
-        <w:t>;</w:t>
-      </w:r>
-    </w:p>
-    <w:p>
-      <w:pPr>
-        <w:pStyle w:val="a"/>
-        <w:rPr>
-          <w:rStyle w:val="af6"/>
-          <w:rFonts w:ascii="Times New Roman" w:hAnsi="Times New Roman" w:cs="Times New Roman"/>
-        </w:rPr>
-      </w:pPr>
-      <w:r>
-        <w:rPr>
-          <w:rStyle w:val="af6"/>
-          <w:rFonts w:ascii="Times New Roman" w:hAnsi="Times New Roman" w:cs="Times New Roman"/>
-        </w:rPr>
-        <w:t>Гибкость, универсальность, кроссплатформенность</w:t>
-      </w:r>
-      <w:r>
-        <w:rPr>
-          <w:rStyle w:val="af6"/>
-          <w:rFonts w:ascii="Times New Roman" w:hAnsi="Times New Roman" w:cs="Times New Roman"/>
-          <w:lang w:val="en-US"/>
-        </w:rPr>
-        <w:t>;</w:t>
-      </w:r>
-    </w:p>
-    <w:p>
-      <w:pPr>
-        <w:pStyle w:val="a"/>
-      </w:pPr>
-      <w:r>
-        <w:t>Большое сообщество разработчиков</w:t>
-      </w:r>
-      <w:r>
-        <w:rPr>
-          <w:lang w:val="en-US"/>
-        </w:rPr>
-        <w:t>;</w:t>
-      </w:r>
-    </w:p>
-    <w:p>
-      <w:pPr>
-        <w:pStyle w:val="a"/>
-      </w:pPr>
-      <w:r>
-        <w:t>Наличие неплохой документации</w:t>
-      </w:r>
-      <w:r>
-        <w:rPr>
-          <w:lang w:val="en-US"/>
-        </w:rPr>
-        <w:t>.</w:t>
-      </w:r>
-    </w:p>
-    <w:p>
-      <w:pPr>
-        <w:pStyle w:val="aa"/>
-      </w:pPr>
-      <w:r>
-        <w:t xml:space="preserve">В качестве СУБД будет использована </w:t>
-      </w:r>
-      <w:r>
-        <w:rPr>
-          <w:lang w:val="en-US"/>
-        </w:rPr>
-        <w:t>MySQL</w:t>
-      </w:r>
-      <w:r>
-        <w:t xml:space="preserve">. </w:t>
-      </w:r>
-      <w:r>
-        <w:t>Причины такого выбора:</w:t>
-      </w:r>
-    </w:p>
-    <w:p>
-      <w:pPr>
-        <w:pStyle w:val="a"/>
-      </w:pPr>
-      <w:r>
-        <w:t>Бесплатность</w:t>
-      </w:r>
-      <w:r>
-        <w:rPr>
-          <w:lang w:val="en-US"/>
-        </w:rPr>
-        <w:t>;</w:t>
-      </w:r>
-    </w:p>
-    <w:p>
-      <w:pPr>
-        <w:pStyle w:val="a"/>
-      </w:pPr>
-      <w:r>
-        <w:rPr>
-          <w:lang w:val="en-US"/>
-        </w:rPr>
-        <w:t>SQL</w:t>
-      </w:r>
-      <w:r>
-        <w:t xml:space="preserve"> </w:t>
-      </w:r>
-      <w:r>
-        <w:t>в качестве языка запросов</w:t>
-      </w:r>
-      <w:r>
-        <w:t>;</w:t>
-      </w:r>
-    </w:p>
-    <w:p>
-      <w:pPr>
-        <w:pStyle w:val="a"/>
-      </w:pPr>
-      <w:r>
-        <w:t>Хорошая скорость работы</w:t>
-      </w:r>
-      <w:r>
-        <w:rPr>
-          <w:lang w:val="en-US"/>
-        </w:rPr>
-        <w:t>;</w:t>
-      </w:r>
-    </w:p>
-    <w:p>
-      <w:pPr>
-        <w:pStyle w:val="a"/>
-      </w:pPr>
-      <w:r>
-        <w:t>Безопасность</w:t>
-      </w:r>
-      <w:r>
-        <w:rPr>
-          <w:lang w:val="en-US"/>
-        </w:rPr>
-        <w:t>.</w:t>
-      </w:r>
-    </w:p>
-    <w:p>
-      <w:pPr>
-        <w:pStyle w:val="aa"/>
-      </w:pPr>
-      <w:r>
-        <w:rPr>
-          <w:lang w:eastAsia="ru-BY"/>
-        </w:rPr>
-        <w:br w:type="page"/>
-      </w:r>
-    </w:p>
-    <w:p>
-      <w:pPr>
-        <w:pStyle w:val="2"/>
-      </w:pPr>
-      <w:r>
-        <w:lastRenderedPageBreak/>
-        <w:t>2 </w:t>
-      </w:r>
-      <w:r>
-        <w:t>ПРОЕКТИРОВАНИЕ И РАЗРАБОТКА ПРОГРАММНОГО СРЕДСТВА</w:t>
+          <w:b/>
+          <w:bCs/>
+        </w:rPr>
+      </w:pPr>
+    </w:p>
+    <w:p>
+      <w:pPr>
+        <w:pStyle w:val="3"/>
+      </w:pPr>
+      <w:r>
+        <w:t>2.1 Проектирование архитектуры и описание состояний программного средства</w:t>
       </w:r>
     </w:p>
     <w:p>
@@ -6220,22 +3553,7 @@
         <w:spacing w:after="0" w:line="360" w:lineRule="exact"/>
         <w:ind w:firstLine="709"/>
         <w:jc w:val="both"/>
-        <w:rPr>
-          <w:b/>
-          <w:bCs/>
-        </w:rPr>
-      </w:pPr>
-    </w:p>
-    <w:p>
-      <w:pPr>
-        <w:pStyle w:val="3"/>
-      </w:pPr>
-      <w:r>
-        <w:t xml:space="preserve">2.1 Проектирование архитектуры и описание состояний программного </w:t>
-      </w:r>
-      <w:r>
-        <w:t>средства</w:t>
-      </w:r>
+      </w:pPr>
     </w:p>
     <w:p>
       <w:pPr>
@@ -6243,6 +3561,9 @@
         <w:ind w:firstLine="709"/>
         <w:jc w:val="both"/>
       </w:pPr>
+      <w:r>
+        <w:t>Клиент-серверное приложение представляет из себя обменивающиеся данными клиент и сервер (рисунок 2.1)</w:t>
+      </w:r>
     </w:p>
     <w:p>
       <w:pPr>
@@ -6250,19 +3571,28 @@
         <w:ind w:firstLine="709"/>
         <w:jc w:val="both"/>
       </w:pPr>
+    </w:p>
+    <w:p>
+      <w:pPr>
+        <w:spacing w:after="0" w:line="360" w:lineRule="exact"/>
+        <w:jc w:val="both"/>
+        <w:rPr>
+          <w:lang w:val="en-US"/>
+        </w:rPr>
+      </w:pPr>
       <w:r>
         <w:rPr>
           <w:noProof/>
           <w:lang w:val="en-US"/>
         </w:rPr>
         <w:drawing>
-          <wp:anchor distT="0" distB="0" distL="114300" distR="114300" simplePos="0" relativeHeight="251665408" behindDoc="0" locked="0" layoutInCell="1" allowOverlap="1" wp14:anchorId="54721791" wp14:editId="339717DE">
+          <wp:anchor distT="0" distB="0" distL="114300" distR="114300" simplePos="0" relativeHeight="251665408" behindDoc="0" locked="0" layoutInCell="1" allowOverlap="1" wp14:anchorId="54721791" wp14:editId="598E6B17">
             <wp:simplePos x="0" y="0"/>
             <wp:positionH relativeFrom="margin">
               <wp:align>center</wp:align>
             </wp:positionH>
             <wp:positionV relativeFrom="paragraph">
-              <wp:posOffset>491319</wp:posOffset>
+              <wp:posOffset>0</wp:posOffset>
             </wp:positionV>
             <wp:extent cx="1152525" cy="1152525"/>
             <wp:effectExtent l="0" t="0" r="9525" b="9525"/>
@@ -6318,11 +3648,7 @@
           </wp:anchor>
         </w:drawing>
       </w:r>
-      <w:r>
-        <w:t>Клиент-серверное приложение представляет из себя обменивающиеся данными клиент и сервер (рисунок 2.1)</w:t>
-      </w:r>
-    </w:p>
-    <w:p/>
+    </w:p>
     <w:p>
       <w:pPr>
         <w:pStyle w:val="aa"/>
@@ -6339,58 +3665,13 @@
     <w:p>
       <w:pPr>
         <w:pStyle w:val="aa"/>
-      </w:pPr>
-      <w:r>
-        <w:t>Декомпозируем эту архитектуру. В первую очередь, сервер включает в себя БД и бизнес-логику</w:t>
-      </w:r>
-      <w:r>
-        <w:t xml:space="preserve">, а также предоставляет </w:t>
-      </w:r>
-      <w:r>
-        <w:rPr>
-          <w:lang w:val="en-US"/>
-        </w:rPr>
-        <w:t>API</w:t>
-      </w:r>
-      <w:r>
-        <w:t xml:space="preserve">, </w:t>
-      </w:r>
-      <w:r>
-        <w:t>к которому обращается клиент</w:t>
-      </w:r>
-      <w:r>
-        <w:t xml:space="preserve">. Клиент </w:t>
-      </w:r>
-      <w:r>
-        <w:t xml:space="preserve">же пока что представим </w:t>
-      </w:r>
-      <w:r>
-        <w:t xml:space="preserve">в виде классического </w:t>
-      </w:r>
-      <w:r>
-        <w:rPr>
-          <w:lang w:val="en-US"/>
-        </w:rPr>
-        <w:t>MVVM</w:t>
-      </w:r>
-      <w:r>
-        <w:t xml:space="preserve"> (рисунок 2.2)</w:t>
-      </w:r>
-      <w:r>
-        <w:t>.</w:t>
-      </w:r>
-    </w:p>
-    <w:p>
-      <w:pPr>
-        <w:rPr>
-          <w:lang w:val="ru-RU"/>
-        </w:rPr>
       </w:pPr>
       <w:r>
         <w:rPr>
           <w:noProof/>
           <w:lang w:val="en-US"/>
         </w:rPr>
+        <w:lastRenderedPageBreak/>
         <w:pict w14:anchorId="15CEA74C">
           <v:shapetype id="_x0000_t75" coordsize="21600,21600" o:spt="75" o:preferrelative="t" path="m@4@5l@4@11@9@11@9@5xe" filled="f" stroked="f">
             <v:stroke joinstyle="miter"/>
@@ -6411,12 +3692,55 @@
             <v:path o:extrusionok="f" gradientshapeok="t" o:connecttype="rect"/>
             <o:lock v:ext="edit" aspectratio="t"/>
           </v:shapetype>
-          <v:shape id="_x0000_s1029" type="#_x0000_t75" style="position:absolute;margin-left:150.4pt;margin-top:17.65pt;width:124.1pt;height:264.25pt;z-index:251666432;mso-position-horizontal-relative:text;mso-position-vertical-relative:text">
+          <v:shape id="_x0000_s1029" type="#_x0000_t75" style="position:absolute;left:0;text-align:left;margin-left:155.55pt;margin-top:92.25pt;width:117.65pt;height:250.55pt;z-index:251666432;mso-position-horizontal-relative:text;mso-position-vertical-relative:text">
             <v:imagedata r:id="rId9" o:title="arch2"/>
             <w10:wrap type="topAndBottom"/>
           </v:shape>
         </w:pict>
       </w:r>
+      <w:r>
+        <w:t>Декомпозируем эту архитектуру. В первую очередь, сервер включает в себя БД и бизнес-логику</w:t>
+      </w:r>
+      <w:r>
+        <w:t xml:space="preserve">, а также предоставляет </w:t>
+      </w:r>
+      <w:r>
+        <w:rPr>
+          <w:lang w:val="en-US"/>
+        </w:rPr>
+        <w:t>API</w:t>
+      </w:r>
+      <w:r>
+        <w:t>, к которому обращается клиент</w:t>
+      </w:r>
+      <w:r>
+        <w:t xml:space="preserve">. Клиент </w:t>
+      </w:r>
+      <w:r>
+        <w:t xml:space="preserve">же пока что представим </w:t>
+      </w:r>
+      <w:r>
+        <w:t xml:space="preserve">в виде классического </w:t>
+      </w:r>
+      <w:r>
+        <w:rPr>
+          <w:lang w:val="en-US"/>
+        </w:rPr>
+        <w:t>MVVM</w:t>
+      </w:r>
+      <w:r>
+        <w:t xml:space="preserve"> (рисунок 2.2)</w:t>
+      </w:r>
+      <w:r>
+        <w:t>.</w:t>
+      </w:r>
+    </w:p>
+    <w:p>
+      <w:pPr>
+        <w:rPr>
+          <w:lang w:val="ru-RU"/>
+        </w:rPr>
+      </w:pPr>
     </w:p>
     <w:p>
       <w:pPr>
@@ -6428,30 +3752,25 @@
     </w:p>
     <w:p>
       <w:pPr>
-        <w:jc w:val="center"/>
-        <w:rPr>
-          <w:lang w:val="ru-RU"/>
-        </w:rPr>
-      </w:pPr>
-      <w:r>
-        <w:rPr>
-          <w:lang w:val="ru-RU"/>
-        </w:rPr>
+        <w:pStyle w:val="af8"/>
+      </w:pPr>
+      <w:r>
         <w:t xml:space="preserve">Рисунок 2.2 – </w:t>
       </w:r>
       <w:r>
-        <w:rPr>
-          <w:lang w:val="ru-RU"/>
-        </w:rPr>
         <w:t>Архитектура после декомпозиции сервера и клиента</w:t>
       </w:r>
     </w:p>
     <w:p>
       <w:pPr>
-        <w:pStyle w:val="aa"/>
-      </w:pPr>
-      <w:r>
-        <w:lastRenderedPageBreak/>
+        <w:pStyle w:val="af8"/>
+      </w:pPr>
+    </w:p>
+    <w:p>
+      <w:pPr>
+        <w:pStyle w:val="aa"/>
+      </w:pPr>
+      <w:r>
         <w:t xml:space="preserve">В </w:t>
       </w:r>
       <w:proofErr w:type="spellStart"/>
@@ -6522,10 +3841,7 @@
         <w:t>HTML</w:t>
       </w:r>
       <w:r>
-        <w:t xml:space="preserve"> </w:t>
-      </w:r>
-      <w:r>
-        <w:t>кода и привязанного к нему скрипта</w:t>
+        <w:t xml:space="preserve"> кода и привязанного к нему скрипта</w:t>
       </w:r>
       <w:r>
         <w:t>.</w:t>
@@ -6534,6 +3850,9 @@
     <w:p>
       <w:pPr>
         <w:pStyle w:val="aa"/>
+        <w:rPr>
+          <w:lang w:val="en-US"/>
+        </w:rPr>
       </w:pPr>
       <w:r>
         <w:t xml:space="preserve">По итогу получается, что в клиенте есть множество компонентов, в каждом из которых есть </w:t>
@@ -6545,10 +3864,7 @@
         <w:t>HTML</w:t>
       </w:r>
       <w:r>
-        <w:t>-</w:t>
-      </w:r>
-      <w:r>
-        <w:t xml:space="preserve">код – </w:t>
+        <w:t xml:space="preserve">-код – </w:t>
       </w:r>
       <w:r>
         <w:rPr>
@@ -6557,13 +3873,7 @@
         <w:t>template</w:t>
       </w:r>
       <w:r>
-        <w:t xml:space="preserve"> (шаблон)</w:t>
-      </w:r>
-      <w:r>
-        <w:t xml:space="preserve">, </w:t>
-      </w:r>
-      <w:r>
-        <w:t xml:space="preserve">и вместе все шаблоны по сути образуют </w:t>
+        <w:t xml:space="preserve"> (шаблон), и вместе все шаблоны по сути образуют </w:t>
       </w:r>
       <w:r>
         <w:rPr>
@@ -6587,6 +3897,7 @@
           <w:noProof/>
           <w:lang w:val="en-US"/>
         </w:rPr>
+        <w:lastRenderedPageBreak/>
         <w:pict w14:anchorId="060248FB">
           <v:shape id="_x0000_s1030" type="#_x0000_t75" style="position:absolute;left:0;text-align:left;margin-left:117.1pt;margin-top:165.95pt;width:189.85pt;height:344.55pt;z-index:251667456;mso-position-horizontal-relative:text;mso-position-vertical-relative:text">
             <v:imagedata r:id="rId10" o:title="arch2"/>
@@ -6622,10 +3933,7 @@
         <w:t>template</w:t>
       </w:r>
       <w:r>
-        <w:t xml:space="preserve">. </w:t>
-      </w:r>
-      <w:r>
-        <w:t xml:space="preserve">Получается такой локальный </w:t>
+        <w:t xml:space="preserve">. Получается такой локальный </w:t>
       </w:r>
       <w:r>
         <w:rPr>
@@ -6634,227 +3942,200 @@
         <w:t>MVVM</w:t>
       </w:r>
       <w:r>
+        <w:t xml:space="preserve">, где </w:t>
+      </w:r>
+      <w:r>
+        <w:rPr>
+          <w:lang w:val="en-US"/>
+        </w:rPr>
+        <w:t>template</w:t>
+      </w:r>
+      <w:r>
+        <w:t xml:space="preserve"> – </w:t>
+      </w:r>
+      <w:r>
+        <w:rPr>
+          <w:lang w:val="en-US"/>
+        </w:rPr>
+        <w:t>View</w:t>
+      </w:r>
+      <w:r>
         <w:t xml:space="preserve">, </w:t>
       </w:r>
       <w:r>
-        <w:t xml:space="preserve">где </w:t>
-      </w:r>
-      <w:r>
         <w:rPr>
           <w:lang w:val="en-US"/>
         </w:rPr>
+        <w:t>script</w:t>
+      </w:r>
+      <w:r>
+        <w:t xml:space="preserve"> – </w:t>
+      </w:r>
+      <w:r>
+        <w:rPr>
+          <w:lang w:val="en-US"/>
+        </w:rPr>
+        <w:t>model</w:t>
+      </w:r>
+      <w:r>
+        <w:t xml:space="preserve">, а </w:t>
+      </w:r>
+      <w:proofErr w:type="spellStart"/>
+      <w:r>
+        <w:rPr>
+          <w:lang w:val="en-US"/>
+        </w:rPr>
+        <w:t>ViewModel</w:t>
+      </w:r>
+      <w:proofErr w:type="spellEnd"/>
+      <w:r>
+        <w:t xml:space="preserve"> – просто часть </w:t>
+      </w:r>
+      <w:proofErr w:type="spellStart"/>
+      <w:r>
+        <w:t>фреймворка</w:t>
+      </w:r>
+      <w:proofErr w:type="spellEnd"/>
+      <w:r>
+        <w:t xml:space="preserve"> (то есть нам не надо самим заботиться об обновлении данных, все происходит «под капотом» </w:t>
+      </w:r>
+      <w:proofErr w:type="spellStart"/>
+      <w:r>
+        <w:rPr>
+          <w:lang w:val="en-US"/>
+        </w:rPr>
+        <w:t>Vue</w:t>
+      </w:r>
+      <w:proofErr w:type="spellEnd"/>
+      <w:r>
+        <w:t>.</w:t>
+      </w:r>
+      <w:proofErr w:type="spellStart"/>
+      <w:r>
+        <w:rPr>
+          <w:lang w:val="en-US"/>
+        </w:rPr>
+        <w:t>js</w:t>
+      </w:r>
+      <w:proofErr w:type="spellEnd"/>
+      <w:r>
+        <w:t xml:space="preserve">; </w:t>
+      </w:r>
+      <w:proofErr w:type="spellStart"/>
+      <w:r>
+        <w:rPr>
+          <w:lang w:val="en-US"/>
+        </w:rPr>
+        <w:t>ViewModel</w:t>
+      </w:r>
+      <w:proofErr w:type="spellEnd"/>
+      <w:r>
+        <w:t xml:space="preserve"> на схеме означает лишь то, что мы можем связать данные в </w:t>
+      </w:r>
+      <w:r>
+        <w:rPr>
+          <w:lang w:val="en-US"/>
+        </w:rPr>
+        <w:t>script</w:t>
+      </w:r>
+      <w:r>
+        <w:t xml:space="preserve"> и в </w:t>
+      </w:r>
+      <w:r>
+        <w:rPr>
+          <w:lang w:val="en-US"/>
+        </w:rPr>
         <w:t>template</w:t>
       </w:r>
       <w:r>
+        <w:t>)</w:t>
+      </w:r>
+      <w:r>
+        <w:t>. Вид архитектуры, в которой клиент представлен множеством компонентов представлен на рисунке 2.3</w:t>
+      </w:r>
+    </w:p>
+    <w:p>
+      <w:pPr>
+        <w:pStyle w:val="aa"/>
+      </w:pPr>
+    </w:p>
+    <w:p>
+      <w:pPr>
+        <w:pStyle w:val="af8"/>
+      </w:pPr>
+    </w:p>
+    <w:p>
+      <w:pPr>
+        <w:pStyle w:val="af8"/>
+      </w:pPr>
+      <w:r>
+        <w:t>Рисунок 2.3 – Архит</w:t>
+      </w:r>
+      <w:r>
+        <w:t>е</w:t>
+      </w:r>
+      <w:r>
+        <w:t>ктура с клиентом как совокупностью компонентов</w:t>
+      </w:r>
+    </w:p>
+    <w:p>
+      <w:pPr>
+        <w:pStyle w:val="af8"/>
+      </w:pPr>
+    </w:p>
+    <w:p>
+      <w:pPr>
+        <w:pStyle w:val="aa"/>
+      </w:pPr>
+      <w:r>
+        <w:t xml:space="preserve">На схеме проблема заметна сразу: теперь при изменении какого-либо </w:t>
+      </w:r>
+      <w:r>
+        <w:rPr>
+          <w:lang w:val="en-US"/>
+        </w:rPr>
+        <w:t>API</w:t>
+      </w:r>
+      <w:r>
+        <w:t xml:space="preserve"> на сервере нам придется искать все обращения к нему, которые могут быть в любом компоненте. Очевидно, что обращаться напрямую от скрипта компонента к </w:t>
+      </w:r>
+      <w:r>
+        <w:rPr>
+          <w:lang w:val="en-US"/>
+        </w:rPr>
+        <w:t>API</w:t>
+      </w:r>
+      <w:r>
+        <w:t xml:space="preserve"> не стоит. Решением может стать создание фасада для </w:t>
+      </w:r>
+      <w:r>
+        <w:rPr>
+          <w:lang w:val="en-US"/>
+        </w:rPr>
+        <w:t>API</w:t>
+      </w:r>
+      <w:r>
         <w:t xml:space="preserve"> – </w:t>
       </w:r>
       <w:r>
         <w:rPr>
           <w:lang w:val="en-US"/>
         </w:rPr>
-        <w:t>View</w:t>
-      </w:r>
-      <w:r>
-        <w:t xml:space="preserve">, </w:t>
-      </w:r>
-      <w:r>
-        <w:rPr>
-          <w:lang w:val="en-US"/>
-        </w:rPr>
-        <w:t>script</w:t>
-      </w:r>
-      <w:r>
-        <w:t xml:space="preserve"> – </w:t>
-      </w:r>
-      <w:r>
-        <w:rPr>
-          <w:lang w:val="en-US"/>
-        </w:rPr>
-        <w:t>model</w:t>
-      </w:r>
-      <w:r>
-        <w:t xml:space="preserve">, </w:t>
-      </w:r>
-      <w:r>
-        <w:t xml:space="preserve">а </w:t>
-      </w:r>
-      <w:proofErr w:type="spellStart"/>
-      <w:r>
-        <w:rPr>
-          <w:lang w:val="en-US"/>
-        </w:rPr>
-        <w:t>ViewModel</w:t>
-      </w:r>
-      <w:proofErr w:type="spellEnd"/>
-      <w:r>
-        <w:t xml:space="preserve"> </w:t>
-      </w:r>
-      <w:r>
-        <w:t xml:space="preserve">– просто часть </w:t>
-      </w:r>
-      <w:proofErr w:type="spellStart"/>
-      <w:r>
-        <w:t>фреймворка</w:t>
-      </w:r>
-      <w:proofErr w:type="spellEnd"/>
-      <w:r>
-        <w:t xml:space="preserve"> (то есть нам не надо самим заботиться об обновлении данных, все происходит «под капотом» </w:t>
-      </w:r>
-      <w:proofErr w:type="spellStart"/>
-      <w:r>
-        <w:rPr>
-          <w:lang w:val="en-US"/>
-        </w:rPr>
-        <w:t>Vue</w:t>
-      </w:r>
-      <w:proofErr w:type="spellEnd"/>
-      <w:r>
-        <w:t>.</w:t>
-      </w:r>
-      <w:proofErr w:type="spellStart"/>
-      <w:r>
-        <w:rPr>
-          <w:lang w:val="en-US"/>
-        </w:rPr>
-        <w:t>js</w:t>
-      </w:r>
-      <w:proofErr w:type="spellEnd"/>
-      <w:r>
-        <w:t xml:space="preserve">; </w:t>
-      </w:r>
-      <w:proofErr w:type="spellStart"/>
-      <w:r>
-        <w:rPr>
-          <w:lang w:val="en-US"/>
-        </w:rPr>
-        <w:t>ViewModel</w:t>
-      </w:r>
-      <w:proofErr w:type="spellEnd"/>
-      <w:r>
-        <w:t xml:space="preserve"> </w:t>
-      </w:r>
-      <w:r>
-        <w:t xml:space="preserve">на схеме означает лишь то, что мы можем связать данные в </w:t>
-      </w:r>
-      <w:r>
-        <w:rPr>
-          <w:lang w:val="en-US"/>
-        </w:rPr>
-        <w:t>script</w:t>
-      </w:r>
-      <w:r>
-        <w:t xml:space="preserve"> </w:t>
-      </w:r>
-      <w:r>
-        <w:t xml:space="preserve">и в </w:t>
-      </w:r>
-      <w:r>
-        <w:rPr>
-          <w:lang w:val="en-US"/>
-        </w:rPr>
-        <w:t>template</w:t>
-      </w:r>
-      <w:r>
-        <w:t>)</w:t>
-      </w:r>
-      <w:r>
-        <w:t>. Вид архитектуры, в которой клиент представлен множеством компонентов представлен на рисунке 2.3</w:t>
-      </w:r>
-    </w:p>
-    <w:p>
-      <w:pPr>
-        <w:pStyle w:val="aa"/>
-      </w:pPr>
-    </w:p>
-    <w:p>
-      <w:pPr>
-        <w:pStyle w:val="aa"/>
-      </w:pPr>
-    </w:p>
-    <w:p>
-      <w:pPr>
-        <w:pStyle w:val="aa"/>
-      </w:pPr>
-      <w:r>
-        <w:t>Рисунок 2.3 – Архит</w:t>
-      </w:r>
-      <w:r>
-        <w:t>е</w:t>
-      </w:r>
-      <w:r>
-        <w:t>ктура с клиентом как совокупностью компонентов</w:t>
-      </w:r>
-    </w:p>
-    <w:p>
-      <w:pPr>
-        <w:pStyle w:val="aa"/>
-      </w:pPr>
-    </w:p>
-    <w:p>
-      <w:pPr>
-        <w:pStyle w:val="aa"/>
-      </w:pPr>
-      <w:r>
-        <w:t xml:space="preserve">На схеме проблема заметна сразу: теперь при изменении какого-либо </w:t>
-      </w:r>
-      <w:r>
-        <w:rPr>
-          <w:lang w:val="en-US"/>
-        </w:rPr>
-        <w:t>API</w:t>
-      </w:r>
-      <w:r>
-        <w:t xml:space="preserve"> </w:t>
-      </w:r>
-      <w:r>
-        <w:t xml:space="preserve">на сервере нам придется искать все обращения к нему, которые могут быть </w:t>
-      </w:r>
-      <w:r>
+        <w:t>Model</w:t>
+      </w:r>
+      <w:r>
+        <w:t>, которая ответственна за то, чтобы получать данные от сервера (рисунок 2.4)</w:t>
+      </w:r>
+    </w:p>
+    <w:p>
+      <w:pPr>
+        <w:pStyle w:val="aa"/>
+      </w:pPr>
+      <w:r>
+        <w:rPr>
+          <w:noProof/>
+        </w:rPr>
         <w:lastRenderedPageBreak/>
-        <w:t xml:space="preserve">в любом компоненте. Очевидно, что обращаться напрямую от скрипта компонента к </w:t>
-      </w:r>
-      <w:r>
-        <w:rPr>
-          <w:lang w:val="en-US"/>
-        </w:rPr>
-        <w:t>API</w:t>
-      </w:r>
-      <w:r>
-        <w:t xml:space="preserve"> </w:t>
-      </w:r>
-      <w:r>
-        <w:t xml:space="preserve">не стоит. Решением может стать создание фасада для </w:t>
-      </w:r>
-      <w:r>
-        <w:rPr>
-          <w:lang w:val="en-US"/>
-        </w:rPr>
-        <w:t>API</w:t>
-      </w:r>
-      <w:r>
-        <w:t xml:space="preserve"> – </w:t>
-      </w:r>
-      <w:r>
-        <w:rPr>
-          <w:lang w:val="en-US"/>
-        </w:rPr>
-        <w:t>Model</w:t>
-      </w:r>
-      <w:r>
-        <w:t xml:space="preserve">, </w:t>
-      </w:r>
-      <w:r>
-        <w:t>которая ответственна за то, чтобы получать данные от сервера (рисунок 2.4)</w:t>
-      </w:r>
-    </w:p>
-    <w:p>
-      <w:pPr>
-        <w:pStyle w:val="aa"/>
-      </w:pPr>
-      <w:r>
-        <w:rPr>
-          <w:noProof/>
-        </w:rPr>
         <w:pict w14:anchorId="24975B7E">
           <v:shape id="_x0000_s1031" type="#_x0000_t75" style="position:absolute;left:0;text-align:left;margin-left:129pt;margin-top:22.35pt;width:166.35pt;height:354.85pt;z-index:251668480;mso-position-horizontal-relative:text;mso-position-vertical-relative:text">
             <v:imagedata r:id="rId11" o:title="arch3"/>
@@ -6865,12 +4146,12 @@
     </w:p>
     <w:p>
       <w:pPr>
-        <w:pStyle w:val="aa"/>
-      </w:pPr>
-    </w:p>
-    <w:p>
-      <w:pPr>
-        <w:pStyle w:val="aa"/>
+        <w:pStyle w:val="af8"/>
+      </w:pPr>
+    </w:p>
+    <w:p>
+      <w:pPr>
+        <w:pStyle w:val="af8"/>
       </w:pPr>
       <w:r>
         <w:t xml:space="preserve">Рисунок 2.4 – Создан фасад для </w:t>
@@ -6882,15 +4163,12 @@
         <w:t>API</w:t>
       </w:r>
       <w:r>
-        <w:t xml:space="preserve"> </w:t>
-      </w:r>
-      <w:r>
-        <w:t>сервера</w:t>
-      </w:r>
-    </w:p>
-    <w:p>
-      <w:pPr>
-        <w:pStyle w:val="aa"/>
+        <w:t xml:space="preserve"> сервера</w:t>
+      </w:r>
+    </w:p>
+    <w:p>
+      <w:pPr>
+        <w:pStyle w:val="af8"/>
       </w:pPr>
     </w:p>
     <w:p>
@@ -6916,10 +4194,7 @@
         <w:t>Model</w:t>
       </w:r>
       <w:r>
-        <w:t xml:space="preserve"> </w:t>
-      </w:r>
-      <w:r>
-        <w:t xml:space="preserve">очень громоздкая, и во-первых ее просто неудобно редактировать, а во-вторых меняя что-либо в ней, можно поломать что-то другое, совершенно не относящееся к объекту изменения. То же относится и к </w:t>
+        <w:t xml:space="preserve"> очень громоздкая, и во-первых ее просто неудобно редактировать, а во-вторых меняя что-либо в ней, можно поломать что-то другое, совершенно не относящееся к объекту изменения. То же относится и к </w:t>
       </w:r>
       <w:proofErr w:type="spellStart"/>
       <w:r>
@@ -6930,10 +4205,7 @@
       </w:r>
       <w:proofErr w:type="spellEnd"/>
       <w:r>
-        <w:t xml:space="preserve">, </w:t>
-      </w:r>
-      <w:r>
-        <w:t xml:space="preserve">который обрабатывает </w:t>
+        <w:t xml:space="preserve">, который обрабатывает </w:t>
       </w:r>
       <w:r>
         <w:t>в</w:t>
@@ -6972,7 +4244,7 @@
     </w:p>
     <w:p>
       <w:pPr>
-        <w:pStyle w:val="aa"/>
+        <w:pStyle w:val="af8"/>
       </w:pPr>
       <w:r>
         <w:rPr>
@@ -6989,7 +4261,7 @@
     </w:p>
     <w:p>
       <w:pPr>
-        <w:pStyle w:val="aa"/>
+        <w:pStyle w:val="af8"/>
       </w:pPr>
       <w:r>
         <w:t xml:space="preserve">Рисунок 2.5 – </w:t>
@@ -7010,67 +4282,187 @@
         <w:t>API</w:t>
       </w:r>
       <w:r>
+        <w:t xml:space="preserve"> и </w:t>
+      </w:r>
+      <w:proofErr w:type="spellStart"/>
+      <w:r>
+        <w:rPr>
+          <w:lang w:val="en-US"/>
+        </w:rPr>
+        <w:t>ServerLogic</w:t>
+      </w:r>
+      <w:proofErr w:type="spellEnd"/>
+      <w:r>
+        <w:t xml:space="preserve"> разбиты на изолированные модули</w:t>
+      </w:r>
+    </w:p>
+    <w:p>
+      <w:pPr>
+        <w:pStyle w:val="af8"/>
+      </w:pPr>
+    </w:p>
+    <w:p>
+      <w:pPr>
+        <w:pStyle w:val="aa"/>
+      </w:pPr>
+      <w:r>
+        <w:t>Конечно, иногда некоторые модули могут связываться друг с другом. Например, модуль объявлений может спросить у модуля авторизации, можно ли показывать пользователю контактные данные.</w:t>
+      </w:r>
+    </w:p>
+    <w:p>
+      <w:pPr>
+        <w:pStyle w:val="aa"/>
+      </w:pPr>
+      <w:r>
+        <w:t>Получившаяся в итоге архитектура очень легко масштабируется.</w:t>
+      </w:r>
+    </w:p>
+    <w:p>
+      <w:pPr>
+        <w:pStyle w:val="aa"/>
+        <w:rPr>
+          <w:noProof/>
+        </w:rPr>
+      </w:pPr>
+      <w:r>
+        <w:t xml:space="preserve">Файловая структура – классическая для </w:t>
+      </w:r>
+      <w:proofErr w:type="spellStart"/>
+      <w:r>
+        <w:rPr>
+          <w:lang w:val="en-US"/>
+        </w:rPr>
+        <w:t>Vue</w:t>
+      </w:r>
+      <w:proofErr w:type="spellEnd"/>
+      <w:r>
+        <w:t>.</w:t>
+      </w:r>
+      <w:proofErr w:type="spellStart"/>
+      <w:r>
+        <w:rPr>
+          <w:lang w:val="en-US"/>
+        </w:rPr>
+        <w:t>js</w:t>
+      </w:r>
+      <w:proofErr w:type="spellEnd"/>
+      <w:r>
+        <w:t xml:space="preserve">: </w:t>
+      </w:r>
+      <w:r>
+        <w:rPr>
+          <w:lang w:val="en-US"/>
+        </w:rPr>
+        <w:t>assets</w:t>
+      </w:r>
+      <w:r>
+        <w:t xml:space="preserve">, </w:t>
+      </w:r>
+      <w:r>
+        <w:rPr>
+          <w:lang w:val="en-US"/>
+        </w:rPr>
+        <w:t>components</w:t>
+      </w:r>
+      <w:r>
+        <w:t xml:space="preserve">, </w:t>
+      </w:r>
+      <w:r>
+        <w:rPr>
+          <w:lang w:val="en-US"/>
+        </w:rPr>
+        <w:t>router</w:t>
+      </w:r>
+      <w:r>
+        <w:t xml:space="preserve">, </w:t>
+      </w:r>
+      <w:r>
+        <w:rPr>
+          <w:lang w:val="en-US"/>
+        </w:rPr>
+        <w:t>views</w:t>
+      </w:r>
+      <w:r>
+        <w:t xml:space="preserve">. </w:t>
+      </w:r>
+      <w:r>
+        <w:rPr>
+          <w:lang w:val="en-US"/>
+        </w:rPr>
+        <w:t>App</w:t>
+      </w:r>
+      <w:r>
+        <w:t>.</w:t>
+      </w:r>
+      <w:proofErr w:type="spellStart"/>
+      <w:r>
+        <w:rPr>
+          <w:lang w:val="en-US"/>
+        </w:rPr>
+        <w:t>vue</w:t>
+      </w:r>
+      <w:proofErr w:type="spellEnd"/>
+      <w:r>
+        <w:t xml:space="preserve"> – само приложение, которое устанавливается</w:t>
+      </w:r>
+      <w:r>
+        <w:t xml:space="preserve"> (</w:t>
+      </w:r>
+      <w:r>
+        <w:rPr>
+          <w:lang w:val="en-US"/>
+        </w:rPr>
+        <w:t>mount</w:t>
+      </w:r>
+      <w:r>
+        <w:t>)</w:t>
+      </w:r>
+      <w:r>
+        <w:t xml:space="preserve"> в </w:t>
+      </w:r>
+      <w:r>
+        <w:rPr>
+          <w:lang w:val="en-US"/>
+        </w:rPr>
+        <w:t>main</w:t>
+      </w:r>
+      <w:r>
+        <w:t>.</w:t>
+      </w:r>
+      <w:proofErr w:type="spellStart"/>
+      <w:r>
+        <w:rPr>
+          <w:lang w:val="en-US"/>
+        </w:rPr>
+        <w:t>ts</w:t>
+      </w:r>
+      <w:proofErr w:type="spellEnd"/>
+      <w:r>
+        <w:t xml:space="preserve"> (рисунок 2.6)</w:t>
+      </w:r>
+      <w:r>
+        <w:rPr>
+          <w:noProof/>
+        </w:rPr>
         <w:t xml:space="preserve"> </w:t>
       </w:r>
-      <w:r>
-        <w:t xml:space="preserve">и </w:t>
-      </w:r>
-      <w:proofErr w:type="spellStart"/>
-      <w:r>
-        <w:rPr>
-          <w:lang w:val="en-US"/>
-        </w:rPr>
-        <w:t>ServerLogic</w:t>
-      </w:r>
-      <w:proofErr w:type="spellEnd"/>
-      <w:r>
-        <w:t xml:space="preserve"> </w:t>
-      </w:r>
-      <w:r>
-        <w:t>разбиты на изолированные модули</w:t>
-      </w:r>
-    </w:p>
-    <w:p>
-      <w:pPr>
-        <w:pStyle w:val="aa"/>
-      </w:pPr>
-    </w:p>
-    <w:p>
-      <w:pPr>
-        <w:pStyle w:val="aa"/>
-      </w:pPr>
-      <w:r>
-        <w:t>Конечно, иногда некоторые модули могут связываться друг с другом. Например, модуль объявлений может спросить у модуля авторизации, можно ли показывать пользователю контактные данные.</w:t>
-      </w:r>
-    </w:p>
-    <w:p>
-      <w:pPr>
-        <w:pStyle w:val="aa"/>
-      </w:pPr>
-      <w:r>
-        <w:t>Получившаяся в итоге архитектура очень легко масштабируется.</w:t>
-      </w:r>
-    </w:p>
-    <w:p>
-      <w:pPr>
-        <w:pStyle w:val="aa"/>
+    </w:p>
+    <w:p>
+      <w:pPr>
+        <w:pStyle w:val="af8"/>
+      </w:pPr>
+      <w:r>
         <w:rPr>
           <w:noProof/>
         </w:rPr>
-      </w:pPr>
-      <w:r>
-        <w:rPr>
-          <w:noProof/>
-          <w:lang w:val="en-US"/>
-        </w:rPr>
         <w:drawing>
-          <wp:anchor distT="0" distB="0" distL="114300" distR="114300" simplePos="0" relativeHeight="251671552" behindDoc="0" locked="0" layoutInCell="1" allowOverlap="1" wp14:anchorId="237BB338" wp14:editId="16D865EC">
+          <wp:anchor distT="0" distB="0" distL="114300" distR="114300" simplePos="0" relativeHeight="251671552" behindDoc="0" locked="0" layoutInCell="1" allowOverlap="1" wp14:anchorId="237BB338" wp14:editId="3076829F">
             <wp:simplePos x="0" y="0"/>
-            <wp:positionH relativeFrom="page">
+            <wp:positionH relativeFrom="margin">
               <wp:align>center</wp:align>
             </wp:positionH>
             <wp:positionV relativeFrom="paragraph">
-              <wp:posOffset>845185</wp:posOffset>
+              <wp:posOffset>243205</wp:posOffset>
             </wp:positionV>
             <wp:extent cx="977900" cy="1348105"/>
             <wp:effectExtent l="0" t="0" r="0" b="4445"/>
@@ -7113,140 +4505,15 @@
           </wp:anchor>
         </w:drawing>
       </w:r>
-      <w:r>
-        <w:t xml:space="preserve">Файловая структура – классическая для </w:t>
-      </w:r>
-      <w:proofErr w:type="spellStart"/>
-      <w:r>
-        <w:rPr>
-          <w:lang w:val="en-US"/>
-        </w:rPr>
-        <w:t>Vue</w:t>
-      </w:r>
-      <w:proofErr w:type="spellEnd"/>
-      <w:r>
-        <w:t>.</w:t>
-      </w:r>
-      <w:proofErr w:type="spellStart"/>
-      <w:r>
-        <w:rPr>
-          <w:lang w:val="en-US"/>
-        </w:rPr>
-        <w:t>js</w:t>
-      </w:r>
-      <w:proofErr w:type="spellEnd"/>
-      <w:r>
-        <w:t xml:space="preserve">: </w:t>
-      </w:r>
-      <w:r>
-        <w:rPr>
-          <w:lang w:val="en-US"/>
-        </w:rPr>
-        <w:t>assets</w:t>
-      </w:r>
-      <w:r>
-        <w:t xml:space="preserve">, </w:t>
-      </w:r>
-      <w:r>
-        <w:rPr>
-          <w:lang w:val="en-US"/>
-        </w:rPr>
-        <w:t>components</w:t>
-      </w:r>
-      <w:r>
-        <w:t xml:space="preserve">, </w:t>
-      </w:r>
-      <w:r>
-        <w:rPr>
-          <w:lang w:val="en-US"/>
-        </w:rPr>
-        <w:t>router</w:t>
-      </w:r>
-      <w:r>
-        <w:t xml:space="preserve">, </w:t>
-      </w:r>
-      <w:r>
-        <w:rPr>
-          <w:lang w:val="en-US"/>
-        </w:rPr>
-        <w:t>views</w:t>
-      </w:r>
-      <w:r>
-        <w:t xml:space="preserve">. </w:t>
-      </w:r>
-      <w:r>
-        <w:rPr>
-          <w:lang w:val="en-US"/>
-        </w:rPr>
-        <w:t>App</w:t>
-      </w:r>
-      <w:r>
-        <w:t>.</w:t>
-      </w:r>
-      <w:proofErr w:type="spellStart"/>
-      <w:r>
-        <w:rPr>
-          <w:lang w:val="en-US"/>
-        </w:rPr>
-        <w:t>vue</w:t>
-      </w:r>
-      <w:proofErr w:type="spellEnd"/>
-      <w:r>
-        <w:t xml:space="preserve"> – </w:t>
-      </w:r>
-      <w:r>
-        <w:t>само приложение, которое устанавливается</w:t>
-      </w:r>
-      <w:r>
-        <w:t xml:space="preserve"> (</w:t>
-      </w:r>
-      <w:r>
-        <w:rPr>
-          <w:lang w:val="en-US"/>
-        </w:rPr>
-        <w:t>mount</w:t>
-      </w:r>
-      <w:r>
-        <w:t>)</w:t>
-      </w:r>
-      <w:r>
-        <w:t xml:space="preserve"> в </w:t>
-      </w:r>
-      <w:r>
-        <w:rPr>
-          <w:lang w:val="en-US"/>
-        </w:rPr>
-        <w:t>main</w:t>
-      </w:r>
-      <w:r>
-        <w:t>.</w:t>
-      </w:r>
-      <w:proofErr w:type="spellStart"/>
-      <w:r>
-        <w:rPr>
-          <w:lang w:val="en-US"/>
-        </w:rPr>
-        <w:t>ts</w:t>
-      </w:r>
-      <w:proofErr w:type="spellEnd"/>
-      <w:r>
-        <w:t xml:space="preserve"> (рисунок 2.6)</w:t>
-      </w:r>
-      <w:r>
-        <w:rPr>
-          <w:noProof/>
-        </w:rPr>
-        <w:t xml:space="preserve"> </w:t>
-      </w:r>
-    </w:p>
-    <w:p>
-      <w:pPr>
-        <w:pStyle w:val="aa"/>
-      </w:pPr>
-    </w:p>
-    <w:p>
-      <w:pPr>
-        <w:pStyle w:val="aa"/>
+    </w:p>
+    <w:p>
+      <w:pPr>
+        <w:pStyle w:val="af8"/>
+      </w:pPr>
+    </w:p>
+    <w:p>
+      <w:pPr>
+        <w:pStyle w:val="af8"/>
       </w:pPr>
       <w:r>
         <w:t>Рисунок 2.6 – Файловая структура проекта</w:t>
@@ -7263,7 +4530,7 @@
         </w:rPr>
         <w:lastRenderedPageBreak/>
         <w:pict w14:anchorId="343DE145">
-          <v:shape id="_x0000_s1036" type="#_x0000_t75" style="position:absolute;left:0;text-align:left;margin-left:26.85pt;margin-top:37.15pt;width:414.3pt;height:257.8pt;z-index:251672576;mso-position-horizontal-relative:text;mso-position-vertical-relative:text">
+          <v:shape id="_x0000_s1036" type="#_x0000_t75" style="position:absolute;left:0;text-align:left;margin-left:26.85pt;margin-top:57.85pt;width:414.3pt;height:257.8pt;z-index:251672576;mso-position-horizontal-relative:text;mso-position-vertical-relative:text">
             <v:imagedata r:id="rId14" o:title="modules_diagram" croptop="17935f" cropleft="31587f"/>
             <w10:wrap type="topAndBottom"/>
           </v:shape>
@@ -7272,22 +4539,32 @@
       <w:r>
         <w:t>На рисунке 2.7 приведен фрагмент диаграммы классов</w:t>
       </w:r>
-    </w:p>
-    <w:p>
-      <w:pPr>
-        <w:pStyle w:val="aa"/>
-      </w:pPr>
-    </w:p>
-    <w:p>
-      <w:pPr>
-        <w:pStyle w:val="aa"/>
-      </w:pPr>
-    </w:p>
-    <w:p>
-      <w:pPr>
-        <w:pStyle w:val="aa"/>
-        <w:ind w:firstLine="0"/>
-        <w:jc w:val="center"/>
+      <w:r>
+        <w:t xml:space="preserve">. </w:t>
+      </w:r>
+      <w:r>
+        <w:t xml:space="preserve">Полная диаграмма </w:t>
+      </w:r>
+      <w:r>
+        <w:t>классов</w:t>
+      </w:r>
+      <w:r>
+        <w:t xml:space="preserve"> представлена в приложении.</w:t>
+      </w:r>
+    </w:p>
+    <w:p>
+      <w:pPr>
+        <w:pStyle w:val="aa"/>
+      </w:pPr>
+    </w:p>
+    <w:p>
+      <w:pPr>
+        <w:pStyle w:val="aa"/>
+      </w:pPr>
+    </w:p>
+    <w:p>
+      <w:pPr>
+        <w:pStyle w:val="aa"/>
       </w:pPr>
       <w:r>
         <w:t>Рисунок 2.7 – Фрагмент диаграммы классов</w:t>
@@ -7296,8 +4573,6 @@
     <w:p>
       <w:pPr>
         <w:pStyle w:val="aa"/>
-        <w:ind w:firstLine="0"/>
-        <w:jc w:val="center"/>
       </w:pPr>
     </w:p>
     <w:p>
@@ -7310,7 +4585,7 @@
           <w:lang w:val="en-US"/>
         </w:rPr>
         <w:pict w14:anchorId="51F6EBCD">
-          <v:shape id="_x0000_s1039" type="#_x0000_t75" style="position:absolute;left:0;text-align:left;margin-left:38.4pt;margin-top:47pt;width:394.6pt;height:268.3pt;z-index:251674624;mso-position-horizontal-relative:text;mso-position-vertical-relative:text">
+          <v:shape id="_x0000_s1039" type="#_x0000_t75" style="position:absolute;left:0;text-align:left;margin-left:76.35pt;margin-top:58.35pt;width:314.8pt;height:214pt;z-index:251674624;mso-position-horizontal-relative:text;mso-position-vertical-relative:text">
             <v:imagedata r:id="rId15" o:title="states"/>
             <w10:wrap type="topAndBottom"/>
           </v:shape>
@@ -7331,8 +4606,11 @@
     <w:p>
       <w:pPr>
         <w:pStyle w:val="aa"/>
-        <w:ind w:firstLine="0"/>
-        <w:jc w:val="center"/>
+      </w:pPr>
+    </w:p>
+    <w:p>
+      <w:pPr>
+        <w:pStyle w:val="aa"/>
       </w:pPr>
       <w:r>
         <w:t>Рисунок 2.8 – Фрагмент диаграммы состояний</w:t>
@@ -7348,16 +4626,8 @@
         <w:pStyle w:val="3"/>
       </w:pPr>
       <w:r>
-        <w:rPr>
-          <w:lang w:val="ru-RU"/>
-        </w:rPr>
-        <w:t xml:space="preserve">2.2 </w:t>
-      </w:r>
-      <w:r>
-        <w:t xml:space="preserve">Проектирование </w:t>
-      </w:r>
-      <w:r>
-        <w:t>и разработка графического интерфейса</w:t>
+        <w:lastRenderedPageBreak/>
+        <w:t>2.2 Проектирование и разработка графического интерфейса</w:t>
       </w:r>
     </w:p>
     <w:p>
@@ -7512,10 +4782,7 @@
         <w:t>»</w:t>
       </w:r>
       <w:r>
-        <w:t xml:space="preserve"> </w:t>
-      </w:r>
-      <w:r>
-        <w:t>представлен на рисунке 2.9</w:t>
+        <w:t xml:space="preserve"> представлен на рисунке 2.9</w:t>
       </w:r>
     </w:p>
     <w:p>
@@ -7592,7 +4859,6 @@
       <w:r>
         <w:rPr>
           <w:noProof/>
-          <w:lang w:val="en-US"/>
         </w:rPr>
         <w:drawing>
           <wp:anchor distT="0" distB="0" distL="114300" distR="114300" simplePos="0" relativeHeight="251676672" behindDoc="0" locked="0" layoutInCell="1" allowOverlap="1" wp14:anchorId="57A50CB8" wp14:editId="7FFB935D">
@@ -7683,7 +4949,6 @@
       <w:r>
         <w:rPr>
           <w:noProof/>
-          <w:lang w:val="en-US"/>
         </w:rPr>
         <w:drawing>
           <wp:anchor distT="0" distB="0" distL="114300" distR="114300" simplePos="0" relativeHeight="251677696" behindDoc="0" locked="0" layoutInCell="1" allowOverlap="1" wp14:anchorId="2C842EFE" wp14:editId="1C3189F3">
@@ -7779,19 +5044,18 @@
       <w:r>
         <w:rPr>
           <w:noProof/>
-          <w:lang w:val="en-US"/>
         </w:rPr>
         <w:drawing>
-          <wp:anchor distT="0" distB="0" distL="114300" distR="114300" simplePos="0" relativeHeight="251678720" behindDoc="0" locked="0" layoutInCell="1" allowOverlap="1" wp14:anchorId="40BD59E8" wp14:editId="02C5AEBB">
+          <wp:anchor distT="0" distB="0" distL="114300" distR="114300" simplePos="0" relativeHeight="251678720" behindDoc="0" locked="0" layoutInCell="1" allowOverlap="1" wp14:anchorId="40BD59E8" wp14:editId="242282B4">
             <wp:simplePos x="0" y="0"/>
             <wp:positionH relativeFrom="page">
               <wp:align>center</wp:align>
             </wp:positionH>
             <wp:positionV relativeFrom="paragraph">
-              <wp:posOffset>260212</wp:posOffset>
+              <wp:posOffset>243205</wp:posOffset>
             </wp:positionV>
-            <wp:extent cx="5761355" cy="640080"/>
-            <wp:effectExtent l="0" t="0" r="0" b="7620"/>
+            <wp:extent cx="4516120" cy="501015"/>
+            <wp:effectExtent l="0" t="0" r="0" b="0"/>
             <wp:wrapTopAndBottom/>
             <wp:docPr id="55" name="Рисунок 55"/>
             <wp:cNvGraphicFramePr>
@@ -7822,7 +5086,7 @@
                   <pic:spPr bwMode="auto">
                     <a:xfrm>
                       <a:off x="0" y="0"/>
-                      <a:ext cx="5761355" cy="640080"/>
+                      <a:ext cx="4516120" cy="501015"/>
                     </a:xfrm>
                     <a:prstGeom prst="rect">
                       <a:avLst/>
@@ -7858,22 +5122,10 @@
     <w:p>
       <w:pPr>
         <w:pStyle w:val="3"/>
-        <w:rPr>
-          <w:lang w:val="ru-RU"/>
-        </w:rPr>
-      </w:pPr>
-      <w:r>
-        <w:rPr>
-          <w:lang w:val="ru-RU"/>
-        </w:rPr>
+      </w:pPr>
+      <w:r>
         <w:lastRenderedPageBreak/>
-        <w:t xml:space="preserve">2.3 </w:t>
-      </w:r>
-      <w:r>
-        <w:rPr>
-          <w:lang w:val="ru-RU"/>
-        </w:rPr>
-        <w:t>Описание и реализация используемых в программном средстве алгоритмов</w:t>
+        <w:t>2.3 Описание и реализация используемых в программном средстве алгоритмов</w:t>
       </w:r>
     </w:p>
     <w:p>
@@ -7938,13 +5190,13 @@
           <w:lang w:val="en-US"/>
         </w:rPr>
         <w:drawing>
-          <wp:anchor distT="0" distB="0" distL="114300" distR="114300" simplePos="0" relativeHeight="251680768" behindDoc="0" locked="0" layoutInCell="1" allowOverlap="1" wp14:anchorId="2E9A7231" wp14:editId="1A927E9D">
+          <wp:anchor distT="0" distB="0" distL="114300" distR="114300" simplePos="0" relativeHeight="251680768" behindDoc="0" locked="0" layoutInCell="1" allowOverlap="1" wp14:anchorId="2E9A7231" wp14:editId="13806E16">
             <wp:simplePos x="0" y="0"/>
             <wp:positionH relativeFrom="margin">
               <wp:align>left</wp:align>
             </wp:positionH>
             <wp:positionV relativeFrom="paragraph">
-              <wp:posOffset>473737</wp:posOffset>
+              <wp:posOffset>402590</wp:posOffset>
             </wp:positionV>
             <wp:extent cx="5940425" cy="2318385"/>
             <wp:effectExtent l="0" t="0" r="3175" b="5715"/>
@@ -7999,24 +5251,15 @@
           <w:lang w:val="ru-RU"/>
         </w:rPr>
       </w:pPr>
-      <w:r>
-        <w:rPr>
-          <w:b/>
-          <w:bCs/>
+    </w:p>
+    <w:p>
+      <w:pPr>
+        <w:pStyle w:val="2"/>
+      </w:pPr>
+      <w:r>
+        <w:rPr>
           <w:lang w:val="ru-RU"/>
         </w:rPr>
-        <w:br w:type="page"/>
-      </w:r>
-    </w:p>
-    <w:p>
-      <w:pPr>
-        <w:pStyle w:val="2"/>
-      </w:pPr>
-      <w:r>
-        <w:rPr>
-          <w:lang w:val="ru-RU"/>
-        </w:rPr>
-        <w:lastRenderedPageBreak/>
         <w:t>3</w:t>
       </w:r>
       <w:r>
@@ -8066,6 +5309,7 @@
         <w:pStyle w:val="aa"/>
       </w:pPr>
       <w:r>
+        <w:lastRenderedPageBreak/>
         <w:t>Требования к клиентскому оборудованию – наличие DOM-интерфейса (браузера) и аппаратного обеспечения для поддержания его нормальной работы.</w:t>
       </w:r>
     </w:p>
@@ -8251,34 +5495,42 @@
         <w:rPr>
           <w:rFonts w:eastAsia="Calibri"/>
         </w:rPr>
-        <w:t>Рисунок 1 – Главная страница сайта</w:t>
-      </w:r>
-    </w:p>
-    <w:p>
-      <w:pPr>
-        <w:pStyle w:val="aa"/>
+        <w:t xml:space="preserve">Рисунок </w:t>
+      </w:r>
+      <w:r>
         <w:rPr>
           <w:rFonts w:eastAsia="Calibri"/>
         </w:rPr>
-      </w:pPr>
+        <w:t>3.</w:t>
+      </w:r>
       <w:r>
         <w:rPr>
           <w:rFonts w:eastAsia="Calibri"/>
         </w:rPr>
-        <w:lastRenderedPageBreak/>
+        <w:t>1 – Главная страница сайта</w:t>
+      </w:r>
+    </w:p>
+    <w:p>
+      <w:pPr>
+        <w:pStyle w:val="af8"/>
+        <w:rPr>
+          <w:rFonts w:eastAsia="Calibri"/>
+        </w:rPr>
+      </w:pPr>
+    </w:p>
+    <w:p>
+      <w:pPr>
+        <w:pStyle w:val="aa"/>
+        <w:rPr>
+          <w:rFonts w:eastAsia="Calibri"/>
+        </w:rPr>
+      </w:pPr>
+      <w:r>
+        <w:rPr>
+          <w:rFonts w:eastAsia="Calibri"/>
+        </w:rPr>
         <w:t>Начнем рассмотрение графического интерфейса с хедера. Слева можно заметить название проекта. При нажатии на него, пользователь попадает на главную (рисунок 1). Далее находится поисковая строка. Пользователь может ввести в нее поисковой запрос и попасть на страницу результатов поиска (рисунок 2).</w:t>
       </w:r>
-    </w:p>
-    <w:p>
-      <w:pPr>
-        <w:ind w:firstLine="851"/>
-        <w:jc w:val="both"/>
-        <w:rPr>
-          <w:rFonts w:eastAsia="Calibri"/>
-          <w:szCs w:val="24"/>
-          <w:lang w:val="ru-RU"/>
-        </w:rPr>
-      </w:pPr>
     </w:p>
     <w:p>
       <w:pPr>
@@ -8296,6 +5548,7 @@
           <w:szCs w:val="24"/>
           <w:lang w:val="en-US"/>
         </w:rPr>
+        <w:lastRenderedPageBreak/>
         <w:drawing>
           <wp:inline distT="0" distB="0" distL="0" distR="0" wp14:anchorId="251F3192" wp14:editId="38BD86E8">
             <wp:extent cx="6152515" cy="2861310"/>
@@ -8352,7 +5605,19 @@
         <w:rPr>
           <w:rFonts w:eastAsia="Calibri"/>
         </w:rPr>
-        <w:t>Рисунок 2 – Результаты поиска</w:t>
+        <w:t xml:space="preserve">Рисунок </w:t>
+      </w:r>
+      <w:r>
+        <w:rPr>
+          <w:rFonts w:eastAsia="Calibri"/>
+        </w:rPr>
+        <w:t>3.</w:t>
+      </w:r>
+      <w:r>
+        <w:rPr>
+          <w:rFonts w:eastAsia="Calibri"/>
+        </w:rPr>
+        <w:t>2 – Результаты поиска</w:t>
       </w:r>
     </w:p>
     <w:p>
@@ -8415,6 +5680,7 @@
     </w:p>
     <w:p>
       <w:pPr>
+        <w:spacing w:after="0"/>
         <w:jc w:val="center"/>
         <w:rPr>
           <w:rFonts w:eastAsia="Calibri"/>
@@ -8485,11 +5751,24 @@
         <w:rPr>
           <w:rFonts w:eastAsia="Calibri"/>
         </w:rPr>
-        <w:t>Рисунок 3 – Окно с формой входа</w:t>
-      </w:r>
-    </w:p>
-    <w:p>
-      <w:pPr>
+        <w:t xml:space="preserve">Рисунок </w:t>
+      </w:r>
+      <w:r>
+        <w:rPr>
+          <w:rFonts w:eastAsia="Calibri"/>
+        </w:rPr>
+        <w:t>3.</w:t>
+      </w:r>
+      <w:r>
+        <w:rPr>
+          <w:rFonts w:eastAsia="Calibri"/>
+        </w:rPr>
+        <w:t>3 – Окно с формой входа</w:t>
+      </w:r>
+    </w:p>
+    <w:p>
+      <w:pPr>
+        <w:spacing w:after="0"/>
         <w:jc w:val="center"/>
         <w:rPr>
           <w:rFonts w:eastAsia="Calibri"/>
@@ -8561,7 +5840,19 @@
         <w:rPr>
           <w:rFonts w:eastAsia="Calibri"/>
         </w:rPr>
-        <w:t>Рисунок 4 – Окно с формой регистрации</w:t>
+        <w:t xml:space="preserve">Рисунок </w:t>
+      </w:r>
+      <w:r>
+        <w:rPr>
+          <w:rFonts w:eastAsia="Calibri"/>
+        </w:rPr>
+        <w:t>3.</w:t>
+      </w:r>
+      <w:r>
+        <w:rPr>
+          <w:rFonts w:eastAsia="Calibri"/>
+        </w:rPr>
+        <w:t>4 – Окно с формой регистрации</w:t>
       </w:r>
     </w:p>
     <w:p>
@@ -8596,6 +5887,7 @@
     </w:p>
     <w:p>
       <w:pPr>
+        <w:spacing w:after="0"/>
         <w:jc w:val="center"/>
         <w:rPr>
           <w:rFonts w:eastAsia="Calibri"/>
@@ -8666,7 +5958,19 @@
         <w:rPr>
           <w:rFonts w:eastAsia="Calibri"/>
         </w:rPr>
-        <w:t>Рисунок 5 – Хедер для пользователя с логином “</w:t>
+        <w:t xml:space="preserve">Рисунок </w:t>
+      </w:r>
+      <w:r>
+        <w:rPr>
+          <w:rFonts w:eastAsia="Calibri"/>
+        </w:rPr>
+        <w:t>3.</w:t>
+      </w:r>
+      <w:r>
+        <w:rPr>
+          <w:rFonts w:eastAsia="Calibri"/>
+        </w:rPr>
+        <w:t>5 – Хедер для пользователя с логином “</w:t>
       </w:r>
       <w:proofErr w:type="spellStart"/>
       <w:r>
@@ -8716,6 +6020,7 @@
     </w:p>
     <w:p>
       <w:pPr>
+        <w:spacing w:after="0"/>
         <w:jc w:val="center"/>
         <w:rPr>
           <w:rFonts w:eastAsia="Calibri"/>
@@ -8786,8 +6091,28 @@
         <w:rPr>
           <w:rFonts w:eastAsia="Calibri"/>
         </w:rPr>
-        <w:t>Рисунок 6 – При передвижении курсора по картинке, изображения меняются</w:t>
-      </w:r>
+        <w:t xml:space="preserve">Рисунок </w:t>
+      </w:r>
+      <w:r>
+        <w:rPr>
+          <w:rFonts w:eastAsia="Calibri"/>
+        </w:rPr>
+        <w:t>3.</w:t>
+      </w:r>
+      <w:r>
+        <w:rPr>
+          <w:rFonts w:eastAsia="Calibri"/>
+        </w:rPr>
+        <w:t>6 – При передвижении курсора по картинке, изображения меняются</w:t>
+      </w:r>
+    </w:p>
+    <w:p>
+      <w:pPr>
+        <w:pStyle w:val="af8"/>
+        <w:rPr>
+          <w:rFonts w:eastAsia="Calibri"/>
+        </w:rPr>
+      </w:pPr>
     </w:p>
     <w:p>
       <w:pPr>
@@ -8806,6 +6131,7 @@
     </w:p>
     <w:p>
       <w:pPr>
+        <w:spacing w:after="0"/>
         <w:ind w:firstLine="851"/>
         <w:jc w:val="both"/>
         <w:rPr>
@@ -8817,6 +6143,7 @@
     </w:p>
     <w:p>
       <w:pPr>
+        <w:spacing w:after="0" w:line="276" w:lineRule="auto"/>
         <w:jc w:val="center"/>
         <w:rPr>
           <w:rFonts w:eastAsia="Calibri"/>
@@ -8887,41 +6214,48 @@
         <w:rPr>
           <w:rFonts w:eastAsia="Calibri"/>
         </w:rPr>
-        <w:t>Рисунок 7 – Страница объявления</w:t>
-      </w:r>
-    </w:p>
-    <w:p>
-      <w:pPr>
-        <w:jc w:val="center"/>
+        <w:t xml:space="preserve">Рисунок </w:t>
+      </w:r>
+      <w:r>
         <w:rPr>
           <w:rFonts w:eastAsia="Calibri"/>
-          <w:szCs w:val="24"/>
-          <w:lang w:val="ru-RU"/>
-        </w:rPr>
-      </w:pPr>
-    </w:p>
-    <w:p>
-      <w:pPr>
-        <w:pStyle w:val="aa"/>
+        </w:rPr>
+        <w:t>3.</w:t>
+      </w:r>
+      <w:r>
         <w:rPr>
           <w:rFonts w:eastAsia="Calibri"/>
         </w:rPr>
-      </w:pPr>
-      <w:r>
+        <w:t>7 – Страница объявления</w:t>
+      </w:r>
+    </w:p>
+    <w:p>
+      <w:pPr>
+        <w:pStyle w:val="af8"/>
         <w:rPr>
           <w:rFonts w:eastAsia="Calibri"/>
         </w:rPr>
+      </w:pPr>
+    </w:p>
+    <w:p>
+      <w:pPr>
+        <w:pStyle w:val="aa"/>
+        <w:rPr>
+          <w:rFonts w:eastAsia="Calibri"/>
+        </w:rPr>
+      </w:pPr>
+      <w:r>
+        <w:rPr>
+          <w:rFonts w:eastAsia="Calibri"/>
+        </w:rPr>
         <w:t>Здесь все изображения также можно просмотреть, двигая курсором. Нажав на логин создателя объявления, мы можем перейти в его аккаунт (рисунок 8).</w:t>
       </w:r>
     </w:p>
     <w:p>
       <w:pPr>
-        <w:ind w:firstLine="851"/>
-        <w:jc w:val="both"/>
+        <w:pStyle w:val="af8"/>
         <w:rPr>
           <w:rFonts w:eastAsia="Calibri"/>
-          <w:szCs w:val="24"/>
-          <w:lang w:val="ru-RU"/>
         </w:rPr>
       </w:pPr>
     </w:p>
@@ -8997,7 +6331,19 @@
         <w:rPr>
           <w:rFonts w:eastAsia="Calibri"/>
         </w:rPr>
-        <w:t xml:space="preserve">Рисунок 8 – Аккаунт пользователя </w:t>
+        <w:t xml:space="preserve">Рисунок </w:t>
+      </w:r>
+      <w:r>
+        <w:rPr>
+          <w:rFonts w:eastAsia="Calibri"/>
+        </w:rPr>
+        <w:t>3.</w:t>
+      </w:r>
+      <w:r>
+        <w:rPr>
+          <w:rFonts w:eastAsia="Calibri"/>
+        </w:rPr>
+        <w:t xml:space="preserve">8 – Аккаунт пользователя </w:t>
       </w:r>
       <w:r>
         <w:rPr>
@@ -9015,32 +6361,41 @@
     </w:p>
     <w:p>
       <w:pPr>
-        <w:jc w:val="center"/>
+        <w:pStyle w:val="af8"/>
+        <w:rPr>
+          <w:rFonts w:eastAsia="Calibri"/>
+        </w:rPr>
+      </w:pPr>
+    </w:p>
+    <w:p>
+      <w:pPr>
+        <w:ind w:firstLine="851"/>
+        <w:jc w:val="both"/>
         <w:rPr>
           <w:rFonts w:eastAsia="Calibri"/>
           <w:szCs w:val="24"/>
           <w:lang w:val="ru-RU"/>
         </w:rPr>
       </w:pPr>
-    </w:p>
-    <w:p>
-      <w:pPr>
-        <w:ind w:firstLine="851"/>
-        <w:jc w:val="both"/>
+      <w:r>
         <w:rPr>
           <w:rFonts w:eastAsia="Calibri"/>
           <w:szCs w:val="24"/>
           <w:lang w:val="ru-RU"/>
         </w:rPr>
-      </w:pPr>
-      <w:r>
+        <w:t>Теперь рассмотрим нижнюю часть сайта – футер (рисунок 9).</w:t>
+      </w:r>
+    </w:p>
+    <w:p>
+      <w:pPr>
+        <w:ind w:firstLine="851"/>
+        <w:jc w:val="both"/>
         <w:rPr>
           <w:rFonts w:eastAsia="Calibri"/>
           <w:szCs w:val="24"/>
           <w:lang w:val="ru-RU"/>
         </w:rPr>
-        <w:t>Теперь рассмотрим нижнюю часть сайта – футер (рисунок 9).</w:t>
-      </w:r>
+      </w:pPr>
     </w:p>
     <w:p>
       <w:pPr>
@@ -9058,7 +6413,6 @@
           <w:szCs w:val="24"/>
           <w:lang w:val="en-US"/>
         </w:rPr>
-        <w:lastRenderedPageBreak/>
         <w:drawing>
           <wp:inline distT="0" distB="0" distL="0" distR="0" wp14:anchorId="14BBE28F" wp14:editId="06EF39C8">
             <wp:extent cx="5761219" cy="640135"/>
@@ -9115,7 +6469,19 @@
         <w:rPr>
           <w:rFonts w:eastAsia="Calibri"/>
         </w:rPr>
-        <w:t>Рисунок 9 – Футер сайта</w:t>
+        <w:t xml:space="preserve">Рисунок </w:t>
+      </w:r>
+      <w:r>
+        <w:rPr>
+          <w:rFonts w:eastAsia="Calibri"/>
+        </w:rPr>
+        <w:t>3.</w:t>
+      </w:r>
+      <w:r>
+        <w:rPr>
+          <w:rFonts w:eastAsia="Calibri"/>
+        </w:rPr>
+        <w:t>9 – Футер сайта</w:t>
       </w:r>
     </w:p>
     <w:p>
@@ -9220,7 +6586,19 @@
         <w:rPr>
           <w:rFonts w:eastAsia="Calibri"/>
         </w:rPr>
-        <w:t>Рисунок 10 – Интерфейс на английском языке</w:t>
+        <w:t xml:space="preserve">Рисунок </w:t>
+      </w:r>
+      <w:r>
+        <w:rPr>
+          <w:rFonts w:eastAsia="Calibri"/>
+        </w:rPr>
+        <w:t>3.</w:t>
+      </w:r>
+      <w:r>
+        <w:rPr>
+          <w:rFonts w:eastAsia="Calibri"/>
+        </w:rPr>
+        <w:t>10 – Интерфейс на английском языке</w:t>
       </w:r>
     </w:p>
     <w:p>
@@ -9339,7 +6717,19 @@
         <w:rPr>
           <w:rFonts w:eastAsia="Calibri"/>
         </w:rPr>
-        <w:t xml:space="preserve">Рисунок 11 – Тема </w:t>
+        <w:t xml:space="preserve">Рисунок </w:t>
+      </w:r>
+      <w:r>
+        <w:rPr>
+          <w:rFonts w:eastAsia="Calibri"/>
+        </w:rPr>
+        <w:t>3.</w:t>
+      </w:r>
+      <w:r>
+        <w:rPr>
+          <w:rFonts w:eastAsia="Calibri"/>
+        </w:rPr>
+        <w:t xml:space="preserve">11 – Тема </w:t>
       </w:r>
       <w:proofErr w:type="spellStart"/>
       <w:r>
@@ -9353,13 +6743,7 @@
     </w:p>
     <w:p>
       <w:pPr>
-        <w:pStyle w:val="af8"/>
-      </w:pPr>
-    </w:p>
-    <w:p>
-      <w:pPr>
         <w:spacing w:after="0" w:line="360" w:lineRule="exact"/>
-        <w:ind w:firstLine="680"/>
         <w:jc w:val="both"/>
         <w:rPr>
           <w:lang w:val="ru-RU"/>
@@ -9368,41 +6752,19 @@
     </w:p>
     <w:p>
       <w:pPr>
-        <w:spacing w:after="0" w:line="360" w:lineRule="exact"/>
-        <w:ind w:firstLine="680"/>
-        <w:jc w:val="both"/>
+        <w:pStyle w:val="2"/>
         <w:rPr>
           <w:lang w:val="ru-RU"/>
         </w:rPr>
       </w:pPr>
-    </w:p>
-    <w:p>
-      <w:pPr>
-        <w:spacing w:after="0" w:line="360" w:lineRule="exact"/>
-        <w:ind w:firstLine="680"/>
-        <w:jc w:val="both"/>
+      <w:r>
+        <w:t>З</w:t>
+      </w:r>
+      <w:r>
         <w:rPr>
           <w:lang w:val="ru-RU"/>
         </w:rPr>
-      </w:pPr>
-    </w:p>
-    <w:p>
-      <w:pPr>
-        <w:spacing w:after="0" w:line="360" w:lineRule="exact"/>
-        <w:ind w:firstLine="680"/>
-        <w:jc w:val="both"/>
-        <w:rPr>
-          <w:lang w:val="ru-RU"/>
-        </w:rPr>
-      </w:pPr>
-    </w:p>
-    <w:p>
-      <w:pPr>
-        <w:pStyle w:val="2"/>
-      </w:pPr>
-      <w:r>
-        <w:lastRenderedPageBreak/>
-        <w:t>Заключение</w:t>
+        <w:t>АКЛЮЧЕНИЕ</w:t>
       </w:r>
     </w:p>
     <w:p>
@@ -9433,12 +6795,15 @@
       <w:r>
         <w:t>Были решены такие задачи, как анализ предметной области и рынка, выбор инструментов разработки, проектирование приложения, реализация приложения, тестирование приложения.</w:t>
       </w:r>
-    </w:p>
-    <w:p>
-      <w:pPr>
-        <w:pStyle w:val="aa"/>
-      </w:pPr>
-      <w:r>
+      <w:bookmarkStart w:id="1" w:name="_GoBack"/>
+      <w:bookmarkEnd w:id="1"/>
+    </w:p>
+    <w:p>
+      <w:pPr>
+        <w:pStyle w:val="aa"/>
+      </w:pPr>
+      <w:r>
+        <w:lastRenderedPageBreak/>
         <w:t xml:space="preserve">При решении задачи были изучены методы предъявления и анализа требований к программному обеспечению, задействованы навыки работы с PHP, </w:t>
       </w:r>
       <w:proofErr w:type="spellStart"/>
@@ -9565,15 +6930,17 @@
     </w:p>
     <w:p>
       <w:pPr>
-        <w:spacing w:line="256" w:lineRule="auto"/>
-        <w:jc w:val="center"/>
+        <w:spacing w:after="0" w:line="256" w:lineRule="auto"/>
+        <w:ind w:firstLine="709"/>
         <w:rPr>
           <w:rFonts w:eastAsia="Times New Roman"/>
+          <w:b/>
         </w:rPr>
       </w:pPr>
       <w:r>
         <w:rPr>
           <w:rFonts w:eastAsia="Times New Roman"/>
+          <w:b/>
         </w:rPr>
         <w:lastRenderedPageBreak/>
         <w:t>СПИСОК ИСПОЛЬЗОВАННЫХ ИСТОЧНИКОВ</w:t>
@@ -9581,734 +6948,407 @@
     </w:p>
     <w:p>
       <w:pPr>
-        <w:pStyle w:val="a5"/>
-        <w:numPr>
-          <w:ilvl w:val="0"/>
-          <w:numId w:val="10"/>
-        </w:numPr>
-        <w:ind w:left="0" w:firstLine="360"/>
-        <w:rPr>
-          <w:rFonts w:ascii="Times New Roman" w:eastAsia="Times New Roman" w:hAnsi="Times New Roman" w:cs="Times New Roman"/>
-          <w:lang w:val="ru-RU"/>
-        </w:rPr>
-      </w:pPr>
-      <w:r>
-        <w:rPr>
-          <w:rFonts w:ascii="Times New Roman" w:eastAsia="Times New Roman" w:hAnsi="Times New Roman" w:cs="Times New Roman"/>
-          <w:lang w:val="ru-BY"/>
-        </w:rPr>
-        <w:t xml:space="preserve">Бардзелл, Джеффри Macromedia Dreamweaver MX 2004 с ASP, ColdFusion и PHP. </w:t>
-      </w:r>
-      <w:r>
-        <w:rPr>
-          <w:rFonts w:ascii="Times New Roman" w:eastAsia="Times New Roman" w:hAnsi="Times New Roman" w:cs="Times New Roman"/>
-          <w:lang w:val="ru-RU"/>
-        </w:rPr>
-        <w:t xml:space="preserve">Из первых рук (+ CD-ROM) / Джеффри </w:t>
+        <w:spacing w:after="0" w:line="256" w:lineRule="auto"/>
+        <w:ind w:firstLine="709"/>
+        <w:rPr>
+          <w:rFonts w:eastAsia="Times New Roman"/>
+          <w:b/>
+        </w:rPr>
+      </w:pPr>
+    </w:p>
+    <w:p>
+      <w:pPr>
+        <w:pStyle w:val="aa"/>
+      </w:pPr>
+      <w:r>
+        <w:t xml:space="preserve">[1] </w:t>
       </w:r>
       <w:proofErr w:type="spellStart"/>
       <w:r>
-        <w:rPr>
-          <w:rFonts w:ascii="Times New Roman" w:eastAsia="Times New Roman" w:hAnsi="Times New Roman" w:cs="Times New Roman"/>
-          <w:lang w:val="ru-RU"/>
-        </w:rPr>
         <w:t>Бардзелл</w:t>
       </w:r>
       <w:proofErr w:type="spellEnd"/>
       <w:r>
-        <w:rPr>
-          <w:rFonts w:ascii="Times New Roman" w:eastAsia="Times New Roman" w:hAnsi="Times New Roman" w:cs="Times New Roman"/>
-          <w:lang w:val="ru-RU"/>
-        </w:rPr>
+        <w:t xml:space="preserve">, Джеффри </w:t>
+      </w:r>
+      <w:proofErr w:type="spellStart"/>
+      <w:r>
+        <w:t>Macromedia</w:t>
+      </w:r>
+      <w:proofErr w:type="spellEnd"/>
+      <w:r>
+        <w:t xml:space="preserve"> </w:t>
+      </w:r>
+      <w:proofErr w:type="spellStart"/>
+      <w:r>
+        <w:t>Dreamweaver</w:t>
+      </w:r>
+      <w:proofErr w:type="spellEnd"/>
+      <w:r>
+        <w:t xml:space="preserve"> MX 2004 с ASP, ColdFusion и PHP. Из первых рук (+ CD-ROM) / Джеффри </w:t>
+      </w:r>
+      <w:proofErr w:type="spellStart"/>
+      <w:r>
+        <w:t>Бардзелл</w:t>
+      </w:r>
+      <w:proofErr w:type="spellEnd"/>
+      <w:r>
         <w:t>. - М.: Эком, 2017. - 560 c.</w:t>
       </w:r>
     </w:p>
     <w:p>
       <w:pPr>
-        <w:pStyle w:val="a5"/>
-        <w:numPr>
-          <w:ilvl w:val="0"/>
-          <w:numId w:val="10"/>
-        </w:numPr>
-        <w:ind w:left="0" w:firstLine="360"/>
-        <w:rPr>
-          <w:rFonts w:ascii="Times New Roman" w:eastAsia="Times New Roman" w:hAnsi="Times New Roman" w:cs="Times New Roman"/>
-          <w:lang w:val="ru-RU"/>
-        </w:rPr>
-      </w:pPr>
+        <w:pStyle w:val="aa"/>
+      </w:pPr>
+      <w:r>
+        <w:t xml:space="preserve">[2] </w:t>
+      </w:r>
       <w:proofErr w:type="spellStart"/>
       <w:r>
-        <w:rPr>
-          <w:rFonts w:ascii="Times New Roman" w:eastAsia="Times New Roman" w:hAnsi="Times New Roman" w:cs="Times New Roman"/>
-          <w:lang w:val="ru-RU"/>
-        </w:rPr>
         <w:t>Бенкен</w:t>
       </w:r>
       <w:proofErr w:type="spellEnd"/>
       <w:r>
-        <w:rPr>
-          <w:rFonts w:ascii="Times New Roman" w:eastAsia="Times New Roman" w:hAnsi="Times New Roman" w:cs="Times New Roman"/>
-          <w:lang w:val="ru-RU"/>
-        </w:rPr>
         <w:t xml:space="preserve">, Е. PHP, </w:t>
       </w:r>
       <w:proofErr w:type="spellStart"/>
       <w:r>
-        <w:rPr>
-          <w:rFonts w:ascii="Times New Roman" w:eastAsia="Times New Roman" w:hAnsi="Times New Roman" w:cs="Times New Roman"/>
-          <w:lang w:val="ru-RU"/>
-        </w:rPr>
         <w:t>MySQL</w:t>
       </w:r>
       <w:proofErr w:type="spellEnd"/>
       <w:r>
-        <w:rPr>
-          <w:rFonts w:ascii="Times New Roman" w:eastAsia="Times New Roman" w:hAnsi="Times New Roman" w:cs="Times New Roman"/>
-          <w:lang w:val="ru-RU"/>
-        </w:rPr>
         <w:t xml:space="preserve">, XML. Программирование для Интернета / Е. </w:t>
       </w:r>
       <w:proofErr w:type="spellStart"/>
       <w:r>
-        <w:rPr>
-          <w:rFonts w:ascii="Times New Roman" w:eastAsia="Times New Roman" w:hAnsi="Times New Roman" w:cs="Times New Roman"/>
-          <w:lang w:val="ru-RU"/>
-        </w:rPr>
         <w:t>Бенкен</w:t>
       </w:r>
       <w:proofErr w:type="spellEnd"/>
       <w:r>
-        <w:rPr>
-          <w:rFonts w:ascii="Times New Roman" w:eastAsia="Times New Roman" w:hAnsi="Times New Roman" w:cs="Times New Roman"/>
-          <w:lang w:val="ru-RU"/>
-        </w:rPr>
         <w:t>. - М.: БХВ-Петербург, 2016. - 352 c.</w:t>
       </w:r>
     </w:p>
     <w:p>
       <w:pPr>
-        <w:pStyle w:val="a5"/>
-        <w:numPr>
-          <w:ilvl w:val="0"/>
-          <w:numId w:val="10"/>
-        </w:numPr>
-        <w:ind w:left="0" w:firstLine="360"/>
-        <w:rPr>
-          <w:rFonts w:ascii="Times New Roman" w:eastAsia="Times New Roman" w:hAnsi="Times New Roman" w:cs="Times New Roman"/>
-          <w:lang w:val="ru-RU"/>
-        </w:rPr>
-      </w:pPr>
+        <w:pStyle w:val="aa"/>
+      </w:pPr>
+      <w:r>
+        <w:t xml:space="preserve">[3] </w:t>
+      </w:r>
       <w:proofErr w:type="spellStart"/>
       <w:r>
-        <w:rPr>
-          <w:rFonts w:ascii="Times New Roman" w:eastAsia="Times New Roman" w:hAnsi="Times New Roman" w:cs="Times New Roman"/>
-          <w:lang w:val="ru-RU"/>
-        </w:rPr>
         <w:t>Веллинг</w:t>
       </w:r>
       <w:proofErr w:type="spellEnd"/>
       <w:r>
-        <w:rPr>
-          <w:rFonts w:ascii="Times New Roman" w:eastAsia="Times New Roman" w:hAnsi="Times New Roman" w:cs="Times New Roman"/>
-          <w:lang w:val="ru-RU"/>
-        </w:rPr>
         <w:t xml:space="preserve">, Люк Разработка веб-приложений с помощью PHP и </w:t>
       </w:r>
       <w:proofErr w:type="spellStart"/>
       <w:r>
-        <w:rPr>
-          <w:rFonts w:ascii="Times New Roman" w:eastAsia="Times New Roman" w:hAnsi="Times New Roman" w:cs="Times New Roman"/>
-          <w:lang w:val="ru-RU"/>
-        </w:rPr>
         <w:t>MySQL</w:t>
       </w:r>
       <w:proofErr w:type="spellEnd"/>
       <w:r>
-        <w:rPr>
-          <w:rFonts w:ascii="Times New Roman" w:eastAsia="Times New Roman" w:hAnsi="Times New Roman" w:cs="Times New Roman"/>
-          <w:lang w:val="ru-RU"/>
-        </w:rPr>
         <w:t xml:space="preserve"> / Люк </w:t>
       </w:r>
       <w:proofErr w:type="spellStart"/>
-      <w:proofErr w:type="gramStart"/>
-      <w:r>
-        <w:rPr>
-          <w:rFonts w:ascii="Times New Roman" w:eastAsia="Times New Roman" w:hAnsi="Times New Roman" w:cs="Times New Roman"/>
-          <w:lang w:val="ru-RU"/>
-        </w:rPr>
+      <w:r>
         <w:t>Веллинг</w:t>
       </w:r>
       <w:proofErr w:type="spellEnd"/>
       <w:r>
-        <w:rPr>
-          <w:rFonts w:ascii="Times New Roman" w:eastAsia="Times New Roman" w:hAnsi="Times New Roman" w:cs="Times New Roman"/>
-          <w:lang w:val="ru-RU"/>
-        </w:rPr>
-        <w:t xml:space="preserve"> ,</w:t>
-      </w:r>
-      <w:proofErr w:type="gramEnd"/>
-      <w:r>
-        <w:rPr>
-          <w:rFonts w:ascii="Times New Roman" w:eastAsia="Times New Roman" w:hAnsi="Times New Roman" w:cs="Times New Roman"/>
-          <w:lang w:val="ru-RU"/>
-        </w:rPr>
-        <w:t xml:space="preserve"> Лора Томсон. - М.: Вильямс, 2013. - 848 c.</w:t>
-      </w:r>
-    </w:p>
-    <w:p>
-      <w:pPr>
-        <w:pStyle w:val="a5"/>
-        <w:numPr>
-          <w:ilvl w:val="0"/>
-          <w:numId w:val="10"/>
-        </w:numPr>
-        <w:ind w:left="0" w:firstLine="360"/>
-        <w:rPr>
-          <w:rFonts w:ascii="Times New Roman" w:eastAsia="Times New Roman" w:hAnsi="Times New Roman" w:cs="Times New Roman"/>
-          <w:lang w:val="ru-RU"/>
-        </w:rPr>
-      </w:pPr>
+        <w:t>, Лора Томсон. - М.: Вильямс, 2013. - 848 c.</w:t>
+      </w:r>
+    </w:p>
+    <w:p>
+      <w:pPr>
+        <w:pStyle w:val="aa"/>
+      </w:pPr>
+      <w:r>
+        <w:t xml:space="preserve">[4] </w:t>
+      </w:r>
       <w:proofErr w:type="spellStart"/>
       <w:r>
-        <w:rPr>
-          <w:rFonts w:ascii="Times New Roman" w:eastAsia="Times New Roman" w:hAnsi="Times New Roman" w:cs="Times New Roman"/>
-          <w:lang w:val="ru-RU"/>
-        </w:rPr>
         <w:t>Гультяев</w:t>
       </w:r>
       <w:proofErr w:type="spellEnd"/>
       <w:r>
-        <w:rPr>
-          <w:rFonts w:ascii="Times New Roman" w:eastAsia="Times New Roman" w:hAnsi="Times New Roman" w:cs="Times New Roman"/>
-          <w:lang w:val="ru-RU"/>
-        </w:rPr>
         <w:t xml:space="preserve">, А. К. Уроки </w:t>
       </w:r>
       <w:proofErr w:type="spellStart"/>
       <w:r>
-        <w:rPr>
-          <w:rFonts w:ascii="Times New Roman" w:eastAsia="Times New Roman" w:hAnsi="Times New Roman" w:cs="Times New Roman"/>
-          <w:lang w:val="ru-RU"/>
-        </w:rPr>
         <w:t>Web</w:t>
       </w:r>
       <w:proofErr w:type="spellEnd"/>
       <w:r>
-        <w:rPr>
-          <w:rFonts w:ascii="Times New Roman" w:eastAsia="Times New Roman" w:hAnsi="Times New Roman" w:cs="Times New Roman"/>
-          <w:lang w:val="ru-RU"/>
-        </w:rPr>
         <w:t xml:space="preserve">-мастера. Технология. Дизайн. Инструменты / А.К. </w:t>
       </w:r>
       <w:proofErr w:type="spellStart"/>
       <w:r>
-        <w:rPr>
-          <w:rFonts w:ascii="Times New Roman" w:eastAsia="Times New Roman" w:hAnsi="Times New Roman" w:cs="Times New Roman"/>
-          <w:lang w:val="ru-RU"/>
-        </w:rPr>
         <w:t>Гультяев</w:t>
       </w:r>
       <w:proofErr w:type="spellEnd"/>
       <w:r>
-        <w:rPr>
-          <w:rFonts w:ascii="Times New Roman" w:eastAsia="Times New Roman" w:hAnsi="Times New Roman" w:cs="Times New Roman"/>
-          <w:lang w:val="ru-RU"/>
-        </w:rPr>
         <w:t>, В.А. Машин. - М.: Корона-</w:t>
       </w:r>
       <w:proofErr w:type="spellStart"/>
       <w:r>
-        <w:rPr>
-          <w:rFonts w:ascii="Times New Roman" w:eastAsia="Times New Roman" w:hAnsi="Times New Roman" w:cs="Times New Roman"/>
-          <w:lang w:val="ru-RU"/>
-        </w:rPr>
         <w:t>Принт</w:t>
       </w:r>
       <w:proofErr w:type="spellEnd"/>
       <w:r>
-        <w:rPr>
-          <w:rFonts w:ascii="Times New Roman" w:eastAsia="Times New Roman" w:hAnsi="Times New Roman" w:cs="Times New Roman"/>
-          <w:lang w:val="ru-RU"/>
-        </w:rPr>
         <w:t>, 2016. - 448 c.</w:t>
       </w:r>
     </w:p>
     <w:p>
       <w:pPr>
-        <w:pStyle w:val="a5"/>
-        <w:numPr>
-          <w:ilvl w:val="0"/>
-          <w:numId w:val="10"/>
-        </w:numPr>
-        <w:ind w:left="0" w:firstLine="360"/>
-        <w:rPr>
-          <w:rFonts w:ascii="Times New Roman" w:eastAsia="Times New Roman" w:hAnsi="Times New Roman" w:cs="Times New Roman"/>
-          <w:lang w:val="ru-RU"/>
-        </w:rPr>
-      </w:pPr>
-      <w:r>
-        <w:rPr>
-          <w:rFonts w:ascii="Times New Roman" w:eastAsia="Times New Roman" w:hAnsi="Times New Roman" w:cs="Times New Roman"/>
-          <w:lang w:val="ru-RU"/>
-        </w:rPr>
+        <w:pStyle w:val="aa"/>
+      </w:pPr>
+      <w:r>
+        <w:t xml:space="preserve">[5] </w:t>
+      </w:r>
+      <w:r>
         <w:t xml:space="preserve">Дронов, В.А. PHP 5/6, </w:t>
       </w:r>
       <w:proofErr w:type="spellStart"/>
       <w:r>
-        <w:rPr>
-          <w:rFonts w:ascii="Times New Roman" w:eastAsia="Times New Roman" w:hAnsi="Times New Roman" w:cs="Times New Roman"/>
-          <w:lang w:val="ru-RU"/>
-        </w:rPr>
         <w:t>MySQL</w:t>
       </w:r>
       <w:proofErr w:type="spellEnd"/>
       <w:r>
-        <w:rPr>
-          <w:rFonts w:ascii="Times New Roman" w:eastAsia="Times New Roman" w:hAnsi="Times New Roman" w:cs="Times New Roman"/>
-          <w:lang w:val="ru-RU"/>
-        </w:rPr>
         <w:t xml:space="preserve"> 5/6 и </w:t>
       </w:r>
       <w:proofErr w:type="spellStart"/>
       <w:r>
-        <w:rPr>
-          <w:rFonts w:ascii="Times New Roman" w:eastAsia="Times New Roman" w:hAnsi="Times New Roman" w:cs="Times New Roman"/>
-          <w:lang w:val="ru-RU"/>
-        </w:rPr>
         <w:t>Dreamweaver</w:t>
       </w:r>
       <w:proofErr w:type="spellEnd"/>
       <w:r>
-        <w:rPr>
-          <w:rFonts w:ascii="Times New Roman" w:eastAsia="Times New Roman" w:hAnsi="Times New Roman" w:cs="Times New Roman"/>
-          <w:lang w:val="ru-RU"/>
-        </w:rPr>
         <w:t xml:space="preserve"> CS4. Разработка интерактивных </w:t>
       </w:r>
       <w:proofErr w:type="spellStart"/>
       <w:r>
-        <w:rPr>
-          <w:rFonts w:ascii="Times New Roman" w:eastAsia="Times New Roman" w:hAnsi="Times New Roman" w:cs="Times New Roman"/>
-          <w:lang w:val="ru-RU"/>
-        </w:rPr>
         <w:t>Web</w:t>
       </w:r>
       <w:proofErr w:type="spellEnd"/>
       <w:r>
-        <w:rPr>
-          <w:rFonts w:ascii="Times New Roman" w:eastAsia="Times New Roman" w:hAnsi="Times New Roman" w:cs="Times New Roman"/>
-          <w:lang w:val="ru-RU"/>
-        </w:rPr>
         <w:t>-сайтов / В.А. Дронов. - М.: БХВ-Петербург, 2012. - 418 c.</w:t>
       </w:r>
     </w:p>
     <w:p>
       <w:pPr>
-        <w:pStyle w:val="a5"/>
-        <w:numPr>
-          <w:ilvl w:val="0"/>
-          <w:numId w:val="10"/>
-        </w:numPr>
-        <w:ind w:left="0" w:firstLine="360"/>
-        <w:rPr>
-          <w:rFonts w:ascii="Times New Roman" w:eastAsia="Times New Roman" w:hAnsi="Times New Roman" w:cs="Times New Roman"/>
-          <w:lang w:val="ru-RU"/>
-        </w:rPr>
-      </w:pPr>
-      <w:r>
-        <w:rPr>
-          <w:rFonts w:ascii="Times New Roman" w:eastAsia="Times New Roman" w:hAnsi="Times New Roman" w:cs="Times New Roman"/>
-          <w:lang w:val="ru-RU"/>
-        </w:rPr>
+        <w:pStyle w:val="aa"/>
+      </w:pPr>
+      <w:r>
+        <w:t xml:space="preserve">[6] </w:t>
+      </w:r>
+      <w:r>
         <w:t xml:space="preserve">Дронов, Владимир РНР 5/6, </w:t>
       </w:r>
       <w:proofErr w:type="spellStart"/>
       <w:r>
-        <w:rPr>
-          <w:rFonts w:ascii="Times New Roman" w:eastAsia="Times New Roman" w:hAnsi="Times New Roman" w:cs="Times New Roman"/>
-          <w:lang w:val="ru-RU"/>
-        </w:rPr>
         <w:t>MySQL</w:t>
       </w:r>
       <w:proofErr w:type="spellEnd"/>
       <w:r>
-        <w:rPr>
-          <w:rFonts w:ascii="Times New Roman" w:eastAsia="Times New Roman" w:hAnsi="Times New Roman" w:cs="Times New Roman"/>
-          <w:lang w:val="ru-RU"/>
-        </w:rPr>
         <w:t xml:space="preserve"> 5/6 и </w:t>
       </w:r>
       <w:proofErr w:type="spellStart"/>
       <w:r>
-        <w:rPr>
-          <w:rFonts w:ascii="Times New Roman" w:eastAsia="Times New Roman" w:hAnsi="Times New Roman" w:cs="Times New Roman"/>
-          <w:lang w:val="ru-RU"/>
-        </w:rPr>
         <w:t>Dreamweaver</w:t>
       </w:r>
       <w:proofErr w:type="spellEnd"/>
       <w:r>
-        <w:rPr>
-          <w:rFonts w:ascii="Times New Roman" w:eastAsia="Times New Roman" w:hAnsi="Times New Roman" w:cs="Times New Roman"/>
-          <w:lang w:val="ru-RU"/>
-        </w:rPr>
         <w:t xml:space="preserve"> CS4. Разработка интерактивных </w:t>
       </w:r>
       <w:proofErr w:type="spellStart"/>
       <w:r>
-        <w:rPr>
-          <w:rFonts w:ascii="Times New Roman" w:eastAsia="Times New Roman" w:hAnsi="Times New Roman" w:cs="Times New Roman"/>
-          <w:lang w:val="ru-RU"/>
-        </w:rPr>
         <w:t>Web</w:t>
       </w:r>
       <w:proofErr w:type="spellEnd"/>
       <w:r>
-        <w:rPr>
-          <w:rFonts w:ascii="Times New Roman" w:eastAsia="Times New Roman" w:hAnsi="Times New Roman" w:cs="Times New Roman"/>
-          <w:lang w:val="ru-RU"/>
-        </w:rPr>
         <w:t>-сайтов / Владимир Дронов. - М.: БХВ-Петербург, 2017. - 544 c.</w:t>
       </w:r>
     </w:p>
     <w:p>
       <w:pPr>
-        <w:pStyle w:val="a5"/>
-        <w:numPr>
-          <w:ilvl w:val="0"/>
-          <w:numId w:val="10"/>
-        </w:numPr>
-        <w:ind w:left="0" w:firstLine="360"/>
-        <w:rPr>
-          <w:rFonts w:ascii="Times New Roman" w:eastAsia="Times New Roman" w:hAnsi="Times New Roman" w:cs="Times New Roman"/>
-          <w:lang w:val="ru-RU"/>
-        </w:rPr>
-      </w:pPr>
-      <w:r>
-        <w:rPr>
-          <w:rFonts w:ascii="Times New Roman" w:eastAsia="Times New Roman" w:hAnsi="Times New Roman" w:cs="Times New Roman"/>
-          <w:lang w:val="ru-RU"/>
-        </w:rPr>
+        <w:pStyle w:val="aa"/>
+      </w:pPr>
+      <w:r>
+        <w:t xml:space="preserve">[7] </w:t>
+      </w:r>
+      <w:r>
         <w:t xml:space="preserve">Дунаев, В. Сценарии для </w:t>
       </w:r>
       <w:proofErr w:type="spellStart"/>
       <w:r>
-        <w:rPr>
-          <w:rFonts w:ascii="Times New Roman" w:eastAsia="Times New Roman" w:hAnsi="Times New Roman" w:cs="Times New Roman"/>
-          <w:lang w:val="ru-RU"/>
-        </w:rPr>
         <w:t>Web</w:t>
       </w:r>
       <w:proofErr w:type="spellEnd"/>
       <w:r>
-        <w:rPr>
-          <w:rFonts w:ascii="Times New Roman" w:eastAsia="Times New Roman" w:hAnsi="Times New Roman" w:cs="Times New Roman"/>
-          <w:lang w:val="ru-RU"/>
-        </w:rPr>
         <w:t xml:space="preserve">-сайта. PHP и </w:t>
       </w:r>
       <w:proofErr w:type="spellStart"/>
       <w:r>
-        <w:rPr>
-          <w:rFonts w:ascii="Times New Roman" w:eastAsia="Times New Roman" w:hAnsi="Times New Roman" w:cs="Times New Roman"/>
-          <w:lang w:val="ru-RU"/>
-        </w:rPr>
         <w:t>JavaScript</w:t>
       </w:r>
       <w:proofErr w:type="spellEnd"/>
       <w:r>
-        <w:rPr>
-          <w:rFonts w:ascii="Times New Roman" w:eastAsia="Times New Roman" w:hAnsi="Times New Roman" w:cs="Times New Roman"/>
-          <w:lang w:val="ru-RU"/>
-        </w:rPr>
         <w:t xml:space="preserve"> / В. Дунаев. - М.: БХВ-Петербург, 2017. - 576 c.</w:t>
       </w:r>
     </w:p>
     <w:p>
       <w:pPr>
-        <w:pStyle w:val="a5"/>
-        <w:numPr>
-          <w:ilvl w:val="0"/>
-          <w:numId w:val="10"/>
-        </w:numPr>
-        <w:ind w:left="0" w:firstLine="360"/>
-        <w:rPr>
-          <w:rFonts w:ascii="Times New Roman" w:eastAsia="Times New Roman" w:hAnsi="Times New Roman" w:cs="Times New Roman"/>
-          <w:lang w:val="ru-RU"/>
-        </w:rPr>
-      </w:pPr>
-      <w:r>
-        <w:rPr>
-          <w:rFonts w:ascii="Times New Roman" w:eastAsia="Times New Roman" w:hAnsi="Times New Roman" w:cs="Times New Roman"/>
-          <w:lang w:val="ru-RU"/>
-        </w:rPr>
+        <w:pStyle w:val="aa"/>
+      </w:pPr>
+      <w:r>
+        <w:t xml:space="preserve">[8] </w:t>
+      </w:r>
+      <w:r>
         <w:t>Клименко, Роман Веб-</w:t>
       </w:r>
       <w:proofErr w:type="spellStart"/>
       <w:r>
-        <w:rPr>
-          <w:rFonts w:ascii="Times New Roman" w:eastAsia="Times New Roman" w:hAnsi="Times New Roman" w:cs="Times New Roman"/>
-          <w:lang w:val="ru-RU"/>
-        </w:rPr>
         <w:t>мастеринг</w:t>
       </w:r>
       <w:proofErr w:type="spellEnd"/>
       <w:r>
-        <w:rPr>
-          <w:rFonts w:ascii="Times New Roman" w:eastAsia="Times New Roman" w:hAnsi="Times New Roman" w:cs="Times New Roman"/>
-          <w:lang w:val="ru-RU"/>
-        </w:rPr>
         <w:t xml:space="preserve"> на 100% / Роман Клименко. - М.: Питер, 2013. - 512 c.</w:t>
       </w:r>
     </w:p>
     <w:p>
       <w:pPr>
-        <w:pStyle w:val="a5"/>
-        <w:numPr>
-          <w:ilvl w:val="0"/>
-          <w:numId w:val="10"/>
-        </w:numPr>
-        <w:ind w:left="0" w:firstLine="360"/>
-        <w:rPr>
-          <w:rFonts w:ascii="Times New Roman" w:eastAsia="Times New Roman" w:hAnsi="Times New Roman" w:cs="Times New Roman"/>
-          <w:lang w:val="ru-RU"/>
-        </w:rPr>
-      </w:pPr>
-      <w:r>
-        <w:rPr>
-          <w:rFonts w:ascii="Times New Roman" w:eastAsia="Times New Roman" w:hAnsi="Times New Roman" w:cs="Times New Roman"/>
-          <w:lang w:val="ru-RU"/>
-        </w:rPr>
+        <w:pStyle w:val="aa"/>
+      </w:pPr>
+      <w:r>
+        <w:t xml:space="preserve">[9] </w:t>
+      </w:r>
+      <w:r>
         <w:t xml:space="preserve">Колисниченко, Денис PHP и </w:t>
       </w:r>
       <w:proofErr w:type="spellStart"/>
       <w:r>
-        <w:rPr>
-          <w:rFonts w:ascii="Times New Roman" w:eastAsia="Times New Roman" w:hAnsi="Times New Roman" w:cs="Times New Roman"/>
-          <w:lang w:val="ru-RU"/>
-        </w:rPr>
         <w:t>MySQL</w:t>
       </w:r>
       <w:proofErr w:type="spellEnd"/>
       <w:r>
-        <w:rPr>
-          <w:rFonts w:ascii="Times New Roman" w:eastAsia="Times New Roman" w:hAnsi="Times New Roman" w:cs="Times New Roman"/>
-          <w:lang w:val="ru-RU"/>
-        </w:rPr>
         <w:t xml:space="preserve">. Разработка </w:t>
       </w:r>
       <w:proofErr w:type="spellStart"/>
       <w:r>
-        <w:rPr>
-          <w:rFonts w:ascii="Times New Roman" w:eastAsia="Times New Roman" w:hAnsi="Times New Roman" w:cs="Times New Roman"/>
-          <w:lang w:val="ru-RU"/>
-        </w:rPr>
         <w:t>Web</w:t>
       </w:r>
       <w:proofErr w:type="spellEnd"/>
       <w:r>
-        <w:rPr>
-          <w:rFonts w:ascii="Times New Roman" w:eastAsia="Times New Roman" w:hAnsi="Times New Roman" w:cs="Times New Roman"/>
-          <w:lang w:val="ru-RU"/>
-        </w:rPr>
         <w:t>-приложений / Денис Колисниченко. - М.: БХВ-Петербург, 2013. - 560 c.</w:t>
       </w:r>
     </w:p>
     <w:p>
       <w:pPr>
-        <w:pStyle w:val="a5"/>
-        <w:numPr>
-          <w:ilvl w:val="0"/>
-          <w:numId w:val="10"/>
-        </w:numPr>
-        <w:ind w:left="0" w:firstLine="360"/>
-        <w:rPr>
-          <w:rFonts w:ascii="Times New Roman" w:eastAsia="Times New Roman" w:hAnsi="Times New Roman" w:cs="Times New Roman"/>
-          <w:lang w:val="ru-RU"/>
-        </w:rPr>
-      </w:pPr>
-      <w:r>
-        <w:rPr>
-          <w:rFonts w:ascii="Times New Roman" w:eastAsia="Times New Roman" w:hAnsi="Times New Roman" w:cs="Times New Roman"/>
-          <w:lang w:val="ru-RU"/>
-        </w:rPr>
+        <w:pStyle w:val="aa"/>
+      </w:pPr>
+      <w:r>
+        <w:t xml:space="preserve">[10] </w:t>
+      </w:r>
+      <w:r>
         <w:t>Колисниченко, Денис Профессиональное программирование на PHP (+CD-ROM) / Денис Колисниченко. - М.: БХВ-Петербург, 2015. - 416 c.</w:t>
       </w:r>
     </w:p>
     <w:p>
       <w:pPr>
-        <w:pStyle w:val="a5"/>
-        <w:numPr>
-          <w:ilvl w:val="0"/>
-          <w:numId w:val="10"/>
-        </w:numPr>
-        <w:ind w:left="0" w:firstLine="360"/>
-        <w:rPr>
-          <w:rFonts w:ascii="Times New Roman" w:eastAsia="Times New Roman" w:hAnsi="Times New Roman" w:cs="Times New Roman"/>
-          <w:lang w:val="ru-RU"/>
-        </w:rPr>
-      </w:pPr>
-      <w:r>
-        <w:rPr>
-          <w:rFonts w:ascii="Times New Roman" w:eastAsia="Times New Roman" w:hAnsi="Times New Roman" w:cs="Times New Roman"/>
-          <w:lang w:val="ru-RU"/>
-        </w:rPr>
+        <w:pStyle w:val="aa"/>
+      </w:pPr>
+      <w:r>
+        <w:rPr>
+          <w:lang w:val="en-US"/>
+        </w:rPr>
+        <w:t xml:space="preserve">[11] </w:t>
+      </w:r>
+      <w:r>
         <w:t xml:space="preserve">Кузнецов, М. PHP. Практика создания </w:t>
       </w:r>
       <w:proofErr w:type="spellStart"/>
       <w:r>
-        <w:rPr>
-          <w:rFonts w:ascii="Times New Roman" w:eastAsia="Times New Roman" w:hAnsi="Times New Roman" w:cs="Times New Roman"/>
-          <w:lang w:val="ru-RU"/>
-        </w:rPr>
         <w:t>Web</w:t>
       </w:r>
       <w:proofErr w:type="spellEnd"/>
       <w:r>
-        <w:rPr>
-          <w:rFonts w:ascii="Times New Roman" w:eastAsia="Times New Roman" w:hAnsi="Times New Roman" w:cs="Times New Roman"/>
-          <w:lang w:val="ru-RU"/>
-        </w:rPr>
         <w:t xml:space="preserve">-сайтов / М. Кузнецов, И. </w:t>
       </w:r>
       <w:proofErr w:type="spellStart"/>
       <w:r>
-        <w:rPr>
-          <w:rFonts w:ascii="Times New Roman" w:eastAsia="Times New Roman" w:hAnsi="Times New Roman" w:cs="Times New Roman"/>
-          <w:lang w:val="ru-RU"/>
-        </w:rPr>
         <w:t>Симдянов</w:t>
       </w:r>
       <w:proofErr w:type="spellEnd"/>
       <w:r>
-        <w:rPr>
-          <w:rFonts w:ascii="Times New Roman" w:eastAsia="Times New Roman" w:hAnsi="Times New Roman" w:cs="Times New Roman"/>
-          <w:lang w:val="ru-RU"/>
-        </w:rPr>
         <w:t>. - М.: БХВ-Петербург, 2012. - 577 c.</w:t>
       </w:r>
     </w:p>
     <w:p>
       <w:pPr>
-        <w:pStyle w:val="a5"/>
-        <w:numPr>
-          <w:ilvl w:val="0"/>
-          <w:numId w:val="10"/>
-        </w:numPr>
-        <w:ind w:left="0" w:firstLine="360"/>
-        <w:rPr>
-          <w:rFonts w:ascii="Times New Roman" w:eastAsia="Times New Roman" w:hAnsi="Times New Roman" w:cs="Times New Roman"/>
-          <w:lang w:val="ru-RU"/>
-        </w:rPr>
-      </w:pPr>
-      <w:r>
-        <w:rPr>
-          <w:rFonts w:ascii="Times New Roman" w:eastAsia="Times New Roman" w:hAnsi="Times New Roman" w:cs="Times New Roman"/>
-          <w:lang w:val="ru-RU"/>
-        </w:rPr>
+        <w:pStyle w:val="aa"/>
+      </w:pPr>
+      <w:r>
+        <w:t xml:space="preserve">[12] </w:t>
+      </w:r>
+      <w:r>
         <w:t xml:space="preserve">Кузнецов, М. Объектно-ориентированное программирование на PHP / М. Кузнецов, И. </w:t>
       </w:r>
       <w:proofErr w:type="spellStart"/>
       <w:r>
-        <w:rPr>
-          <w:rFonts w:ascii="Times New Roman" w:eastAsia="Times New Roman" w:hAnsi="Times New Roman" w:cs="Times New Roman"/>
-          <w:lang w:val="ru-RU"/>
-        </w:rPr>
         <w:t>Симдянов</w:t>
       </w:r>
       <w:proofErr w:type="spellEnd"/>
       <w:r>
-        <w:rPr>
-          <w:rFonts w:ascii="Times New Roman" w:eastAsia="Times New Roman" w:hAnsi="Times New Roman" w:cs="Times New Roman"/>
-          <w:lang w:val="ru-RU"/>
-        </w:rPr>
         <w:t>. - М.: БХВ-Петербург, 2012. - 608 c.</w:t>
       </w:r>
     </w:p>
     <w:p>
       <w:pPr>
-        <w:pStyle w:val="a5"/>
-        <w:numPr>
-          <w:ilvl w:val="0"/>
-          <w:numId w:val="10"/>
-        </w:numPr>
-        <w:ind w:left="0" w:firstLine="360"/>
-        <w:rPr>
-          <w:rFonts w:ascii="Times New Roman" w:eastAsia="Times New Roman" w:hAnsi="Times New Roman" w:cs="Times New Roman"/>
-          <w:lang w:val="ru-RU"/>
-        </w:rPr>
-      </w:pPr>
-      <w:r>
-        <w:rPr>
-          <w:rFonts w:ascii="Times New Roman" w:eastAsia="Times New Roman" w:hAnsi="Times New Roman" w:cs="Times New Roman"/>
-          <w:lang w:val="ru-RU"/>
-        </w:rPr>
+        <w:pStyle w:val="aa"/>
+      </w:pPr>
+      <w:r>
+        <w:t xml:space="preserve">[13] </w:t>
+      </w:r>
+      <w:r>
         <w:t>Кузнецов, Максим PHP 5 на примерах / Максим Кузнецов. - М.: БХВ-Петербург, 2016. - 263 c.</w:t>
       </w:r>
     </w:p>
     <w:p>
       <w:pPr>
-        <w:pStyle w:val="a5"/>
-        <w:numPr>
-          <w:ilvl w:val="0"/>
-          <w:numId w:val="10"/>
-        </w:numPr>
-        <w:ind w:left="0" w:firstLine="360"/>
-        <w:rPr>
-          <w:rFonts w:ascii="Times New Roman" w:eastAsia="Times New Roman" w:hAnsi="Times New Roman" w:cs="Times New Roman"/>
-          <w:lang w:val="ru-RU"/>
-        </w:rPr>
-      </w:pPr>
-      <w:r>
-        <w:rPr>
-          <w:rFonts w:ascii="Times New Roman" w:eastAsia="Times New Roman" w:hAnsi="Times New Roman" w:cs="Times New Roman"/>
-          <w:lang w:val="ru-RU"/>
-        </w:rPr>
+        <w:pStyle w:val="aa"/>
+      </w:pPr>
+      <w:r>
+        <w:t xml:space="preserve">[14] </w:t>
+      </w:r>
+      <w:r>
         <w:t>Кузнецов, Максим PHP на примерах / Максим Кузнецов. - М.: БХВ-Петербург, 2013. - 750 c.</w:t>
       </w:r>
     </w:p>
     <w:p>
       <w:pPr>
-        <w:pStyle w:val="a5"/>
-        <w:numPr>
-          <w:ilvl w:val="0"/>
-          <w:numId w:val="10"/>
-        </w:numPr>
-        <w:ind w:left="0" w:firstLine="360"/>
-        <w:rPr>
-          <w:rFonts w:eastAsia="Times New Roman"/>
-          <w:lang w:val="ru-RU"/>
-        </w:rPr>
-      </w:pPr>
-      <w:r>
-        <w:rPr>
-          <w:rFonts w:ascii="Times New Roman" w:eastAsia="Times New Roman" w:hAnsi="Times New Roman" w:cs="Times New Roman"/>
-          <w:lang w:val="ru-RU"/>
-        </w:rPr>
+        <w:pStyle w:val="aa"/>
+      </w:pPr>
+      <w:r>
+        <w:rPr>
+          <w:lang w:val="en-US"/>
+        </w:rPr>
+        <w:t xml:space="preserve">[15] </w:t>
+      </w:r>
+      <w:r>
         <w:t xml:space="preserve">Кузнецов, Максим PHP. Народные советы (+ CD-ROM) / Максим Кузнецов, Игорь </w:t>
       </w:r>
       <w:proofErr w:type="spellStart"/>
       <w:r>
-        <w:rPr>
-          <w:rFonts w:ascii="Times New Roman" w:eastAsia="Times New Roman" w:hAnsi="Times New Roman" w:cs="Times New Roman"/>
-          <w:lang w:val="ru-RU"/>
-        </w:rPr>
         <w:t>Симдянов</w:t>
       </w:r>
       <w:proofErr w:type="spellEnd"/>
       <w:r>
-        <w:rPr>
-          <w:rFonts w:ascii="Times New Roman" w:eastAsia="Times New Roman" w:hAnsi="Times New Roman" w:cs="Times New Roman"/>
-          <w:lang w:val="ru-RU"/>
-        </w:rPr>
         <w:t>. - М.: БХВ-Петербург, 2013. - 368 c.</w:t>
       </w:r>
       <w:r>
         <w:rPr>
-          <w:rFonts w:eastAsia="Times New Roman"/>
           <w:highlight w:val="white"/>
-          <w:lang w:val="ru-RU"/>
         </w:rPr>
         <w:br w:type="page"/>
       </w:r>
@@ -10370,8 +7410,6 @@
     <w:p>
       <w:pPr>
         <w:pStyle w:val="aa"/>
-        <w:ind w:firstLine="0"/>
-        <w:jc w:val="left"/>
         <w:rPr>
           <w:noProof/>
         </w:rPr>
@@ -10386,8 +7424,6 @@
     <w:p>
       <w:pPr>
         <w:pStyle w:val="aa"/>
-        <w:ind w:firstLine="0"/>
-        <w:jc w:val="left"/>
         <w:rPr>
           <w:noProof/>
         </w:rPr>
@@ -10402,8 +7438,6 @@
     <w:p>
       <w:pPr>
         <w:pStyle w:val="aa"/>
-        <w:ind w:firstLine="0"/>
-        <w:jc w:val="left"/>
         <w:rPr>
           <w:noProof/>
         </w:rPr>
@@ -10418,8 +7452,6 @@
     <w:p>
       <w:pPr>
         <w:pStyle w:val="aa"/>
-        <w:ind w:firstLine="0"/>
-        <w:jc w:val="left"/>
         <w:rPr>
           <w:noProof/>
         </w:rPr>
@@ -10434,8 +7466,6 @@
     <w:p>
       <w:pPr>
         <w:pStyle w:val="aa"/>
-        <w:ind w:firstLine="0"/>
-        <w:jc w:val="left"/>
         <w:rPr>
           <w:noProof/>
         </w:rPr>
@@ -10450,8 +7480,6 @@
     <w:p>
       <w:pPr>
         <w:pStyle w:val="aa"/>
-        <w:ind w:firstLine="0"/>
-        <w:jc w:val="left"/>
         <w:rPr>
           <w:noProof/>
         </w:rPr>
@@ -10466,8 +7494,6 @@
     <w:p>
       <w:pPr>
         <w:pStyle w:val="aa"/>
-        <w:ind w:firstLine="0"/>
-        <w:jc w:val="left"/>
         <w:rPr>
           <w:noProof/>
         </w:rPr>
@@ -10482,8 +7508,6 @@
     <w:p>
       <w:pPr>
         <w:pStyle w:val="aa"/>
-        <w:ind w:firstLine="0"/>
-        <w:jc w:val="left"/>
         <w:rPr>
           <w:noProof/>
         </w:rPr>
@@ -10498,8 +7522,6 @@
     <w:p>
       <w:pPr>
         <w:pStyle w:val="aa"/>
-        <w:ind w:firstLine="0"/>
-        <w:jc w:val="left"/>
         <w:rPr>
           <w:noProof/>
         </w:rPr>
@@ -10508,8 +7530,6 @@
     <w:p>
       <w:pPr>
         <w:pStyle w:val="aa"/>
-        <w:ind w:firstLine="0"/>
-        <w:jc w:val="left"/>
         <w:rPr>
           <w:noProof/>
         </w:rPr>
@@ -10524,8 +7544,6 @@
     <w:p>
       <w:pPr>
         <w:pStyle w:val="aa"/>
-        <w:ind w:firstLine="0"/>
-        <w:jc w:val="left"/>
         <w:rPr>
           <w:noProof/>
         </w:rPr>
@@ -10540,8 +7558,6 @@
     <w:p>
       <w:pPr>
         <w:pStyle w:val="aa"/>
-        <w:ind w:firstLine="0"/>
-        <w:jc w:val="left"/>
         <w:rPr>
           <w:noProof/>
         </w:rPr>
@@ -10550,8 +7566,6 @@
     <w:p>
       <w:pPr>
         <w:pStyle w:val="aa"/>
-        <w:ind w:firstLine="0"/>
-        <w:jc w:val="left"/>
         <w:rPr>
           <w:noProof/>
         </w:rPr>
@@ -10566,8 +7580,6 @@
     <w:p>
       <w:pPr>
         <w:pStyle w:val="aa"/>
-        <w:ind w:firstLine="0"/>
-        <w:jc w:val="left"/>
         <w:rPr>
           <w:noProof/>
         </w:rPr>
@@ -10582,8 +7594,6 @@
     <w:p>
       <w:pPr>
         <w:pStyle w:val="aa"/>
-        <w:ind w:firstLine="0"/>
-        <w:jc w:val="left"/>
         <w:rPr>
           <w:noProof/>
         </w:rPr>
@@ -10598,8 +7608,6 @@
     <w:p>
       <w:pPr>
         <w:pStyle w:val="aa"/>
-        <w:ind w:firstLine="0"/>
-        <w:jc w:val="left"/>
         <w:rPr>
           <w:noProof/>
         </w:rPr>
@@ -10614,8 +7622,6 @@
     <w:p>
       <w:pPr>
         <w:pStyle w:val="aa"/>
-        <w:ind w:firstLine="0"/>
-        <w:jc w:val="left"/>
         <w:rPr>
           <w:noProof/>
         </w:rPr>
@@ -10630,8 +7636,6 @@
     <w:p>
       <w:pPr>
         <w:pStyle w:val="aa"/>
-        <w:ind w:firstLine="0"/>
-        <w:jc w:val="left"/>
         <w:rPr>
           <w:noProof/>
         </w:rPr>
@@ -10646,8 +7650,6 @@
     <w:p>
       <w:pPr>
         <w:pStyle w:val="aa"/>
-        <w:ind w:firstLine="0"/>
-        <w:jc w:val="left"/>
         <w:rPr>
           <w:noProof/>
         </w:rPr>
@@ -10662,8 +7664,6 @@
     <w:p>
       <w:pPr>
         <w:pStyle w:val="aa"/>
-        <w:ind w:firstLine="0"/>
-        <w:jc w:val="left"/>
         <w:rPr>
           <w:noProof/>
         </w:rPr>
@@ -10678,8 +7678,6 @@
     <w:p>
       <w:pPr>
         <w:pStyle w:val="aa"/>
-        <w:ind w:firstLine="0"/>
-        <w:jc w:val="left"/>
         <w:rPr>
           <w:noProof/>
         </w:rPr>
@@ -10694,8 +7692,6 @@
     <w:p>
       <w:pPr>
         <w:pStyle w:val="aa"/>
-        <w:ind w:firstLine="0"/>
-        <w:jc w:val="left"/>
         <w:rPr>
           <w:noProof/>
         </w:rPr>
@@ -10710,8 +7706,6 @@
     <w:p>
       <w:pPr>
         <w:pStyle w:val="aa"/>
-        <w:ind w:firstLine="0"/>
-        <w:jc w:val="left"/>
         <w:rPr>
           <w:noProof/>
         </w:rPr>
@@ -10726,8 +7720,6 @@
     <w:p>
       <w:pPr>
         <w:pStyle w:val="aa"/>
-        <w:ind w:firstLine="0"/>
-        <w:jc w:val="left"/>
         <w:rPr>
           <w:noProof/>
         </w:rPr>
@@ -10742,8 +7734,6 @@
     <w:p>
       <w:pPr>
         <w:pStyle w:val="aa"/>
-        <w:ind w:firstLine="0"/>
-        <w:jc w:val="left"/>
         <w:rPr>
           <w:noProof/>
         </w:rPr>
@@ -10758,8 +7748,6 @@
     <w:p>
       <w:pPr>
         <w:pStyle w:val="aa"/>
-        <w:ind w:firstLine="0"/>
-        <w:jc w:val="left"/>
         <w:rPr>
           <w:noProof/>
         </w:rPr>
@@ -10774,8 +7762,6 @@
     <w:p>
       <w:pPr>
         <w:pStyle w:val="aa"/>
-        <w:ind w:firstLine="0"/>
-        <w:jc w:val="left"/>
         <w:rPr>
           <w:noProof/>
         </w:rPr>
@@ -10790,8 +7776,6 @@
     <w:p>
       <w:pPr>
         <w:pStyle w:val="aa"/>
-        <w:ind w:firstLine="0"/>
-        <w:jc w:val="left"/>
         <w:rPr>
           <w:noProof/>
         </w:rPr>
@@ -10806,8 +7790,6 @@
     <w:p>
       <w:pPr>
         <w:pStyle w:val="aa"/>
-        <w:ind w:firstLine="0"/>
-        <w:jc w:val="left"/>
         <w:rPr>
           <w:noProof/>
         </w:rPr>
@@ -10822,8 +7804,6 @@
     <w:p>
       <w:pPr>
         <w:pStyle w:val="aa"/>
-        <w:ind w:firstLine="0"/>
-        <w:jc w:val="left"/>
         <w:rPr>
           <w:noProof/>
         </w:rPr>
@@ -10838,8 +7818,6 @@
     <w:p>
       <w:pPr>
         <w:pStyle w:val="aa"/>
-        <w:ind w:firstLine="0"/>
-        <w:jc w:val="left"/>
         <w:rPr>
           <w:noProof/>
         </w:rPr>
@@ -10854,8 +7832,6 @@
     <w:p>
       <w:pPr>
         <w:pStyle w:val="aa"/>
-        <w:ind w:firstLine="0"/>
-        <w:jc w:val="left"/>
         <w:rPr>
           <w:noProof/>
         </w:rPr>
@@ -10870,8 +7846,6 @@
     <w:p>
       <w:pPr>
         <w:pStyle w:val="aa"/>
-        <w:ind w:firstLine="0"/>
-        <w:jc w:val="left"/>
         <w:rPr>
           <w:noProof/>
         </w:rPr>
@@ -10886,8 +7860,6 @@
     <w:p>
       <w:pPr>
         <w:pStyle w:val="aa"/>
-        <w:ind w:firstLine="0"/>
-        <w:jc w:val="left"/>
         <w:rPr>
           <w:noProof/>
         </w:rPr>
@@ -10902,8 +7874,6 @@
     <w:p>
       <w:pPr>
         <w:pStyle w:val="aa"/>
-        <w:ind w:firstLine="0"/>
-        <w:jc w:val="left"/>
         <w:rPr>
           <w:noProof/>
         </w:rPr>
@@ -10919,8 +7889,6 @@
     <w:p>
       <w:pPr>
         <w:pStyle w:val="aa"/>
-        <w:ind w:firstLine="0"/>
-        <w:jc w:val="left"/>
         <w:rPr>
           <w:noProof/>
         </w:rPr>
@@ -10935,8 +7903,6 @@
     <w:p>
       <w:pPr>
         <w:pStyle w:val="aa"/>
-        <w:ind w:firstLine="0"/>
-        <w:jc w:val="left"/>
         <w:rPr>
           <w:noProof/>
         </w:rPr>
@@ -10951,8 +7917,6 @@
     <w:p>
       <w:pPr>
         <w:pStyle w:val="aa"/>
-        <w:ind w:firstLine="0"/>
-        <w:jc w:val="left"/>
         <w:rPr>
           <w:noProof/>
         </w:rPr>
@@ -10967,8 +7931,6 @@
     <w:p>
       <w:pPr>
         <w:pStyle w:val="aa"/>
-        <w:ind w:firstLine="0"/>
-        <w:jc w:val="left"/>
         <w:rPr>
           <w:noProof/>
         </w:rPr>
@@ -10983,8 +7945,6 @@
     <w:p>
       <w:pPr>
         <w:pStyle w:val="aa"/>
-        <w:ind w:firstLine="0"/>
-        <w:jc w:val="left"/>
         <w:rPr>
           <w:noProof/>
         </w:rPr>
@@ -10999,8 +7959,6 @@
     <w:p>
       <w:pPr>
         <w:pStyle w:val="aa"/>
-        <w:ind w:firstLine="0"/>
-        <w:jc w:val="left"/>
         <w:rPr>
           <w:noProof/>
         </w:rPr>
@@ -11015,8 +7973,6 @@
     <w:p>
       <w:pPr>
         <w:pStyle w:val="aa"/>
-        <w:ind w:firstLine="0"/>
-        <w:jc w:val="left"/>
         <w:rPr>
           <w:noProof/>
         </w:rPr>
@@ -11031,8 +7987,6 @@
     <w:p>
       <w:pPr>
         <w:pStyle w:val="aa"/>
-        <w:ind w:firstLine="0"/>
-        <w:jc w:val="left"/>
         <w:rPr>
           <w:noProof/>
         </w:rPr>
@@ -11047,8 +8001,6 @@
     <w:p>
       <w:pPr>
         <w:pStyle w:val="aa"/>
-        <w:ind w:firstLine="0"/>
-        <w:jc w:val="left"/>
         <w:rPr>
           <w:noProof/>
         </w:rPr>
@@ -11063,8 +8015,6 @@
     <w:p>
       <w:pPr>
         <w:pStyle w:val="aa"/>
-        <w:ind w:firstLine="0"/>
-        <w:jc w:val="left"/>
         <w:rPr>
           <w:noProof/>
         </w:rPr>
@@ -11079,8 +8029,6 @@
     <w:p>
       <w:pPr>
         <w:pStyle w:val="aa"/>
-        <w:ind w:firstLine="0"/>
-        <w:jc w:val="left"/>
         <w:rPr>
           <w:noProof/>
         </w:rPr>
@@ -11095,8 +8043,6 @@
     <w:p>
       <w:pPr>
         <w:pStyle w:val="aa"/>
-        <w:ind w:firstLine="0"/>
-        <w:jc w:val="left"/>
         <w:rPr>
           <w:noProof/>
         </w:rPr>
@@ -11111,8 +8057,6 @@
     <w:p>
       <w:pPr>
         <w:pStyle w:val="aa"/>
-        <w:ind w:firstLine="0"/>
-        <w:jc w:val="left"/>
         <w:rPr>
           <w:noProof/>
         </w:rPr>
@@ -11127,8 +8071,6 @@
     <w:p>
       <w:pPr>
         <w:pStyle w:val="aa"/>
-        <w:ind w:firstLine="0"/>
-        <w:jc w:val="left"/>
         <w:rPr>
           <w:noProof/>
         </w:rPr>
@@ -11143,8 +8085,6 @@
     <w:p>
       <w:pPr>
         <w:pStyle w:val="aa"/>
-        <w:ind w:firstLine="0"/>
-        <w:jc w:val="left"/>
         <w:rPr>
           <w:noProof/>
         </w:rPr>
@@ -11159,8 +8099,6 @@
     <w:p>
       <w:pPr>
         <w:pStyle w:val="aa"/>
-        <w:ind w:firstLine="0"/>
-        <w:jc w:val="left"/>
         <w:rPr>
           <w:noProof/>
         </w:rPr>
@@ -11175,8 +8113,6 @@
     <w:p>
       <w:pPr>
         <w:pStyle w:val="aa"/>
-        <w:ind w:firstLine="0"/>
-        <w:jc w:val="left"/>
         <w:rPr>
           <w:noProof/>
         </w:rPr>
@@ -11191,8 +8127,6 @@
     <w:p>
       <w:pPr>
         <w:pStyle w:val="aa"/>
-        <w:ind w:firstLine="0"/>
-        <w:jc w:val="left"/>
         <w:rPr>
           <w:noProof/>
         </w:rPr>
@@ -11207,8 +8141,6 @@
     <w:p>
       <w:pPr>
         <w:pStyle w:val="aa"/>
-        <w:ind w:firstLine="0"/>
-        <w:jc w:val="left"/>
         <w:rPr>
           <w:noProof/>
         </w:rPr>
@@ -11223,8 +8155,6 @@
     <w:p>
       <w:pPr>
         <w:pStyle w:val="aa"/>
-        <w:ind w:firstLine="0"/>
-        <w:jc w:val="left"/>
         <w:rPr>
           <w:noProof/>
         </w:rPr>
@@ -11239,8 +8169,6 @@
     <w:p>
       <w:pPr>
         <w:pStyle w:val="aa"/>
-        <w:ind w:firstLine="0"/>
-        <w:jc w:val="left"/>
         <w:rPr>
           <w:noProof/>
         </w:rPr>
@@ -11255,8 +8183,6 @@
     <w:p>
       <w:pPr>
         <w:pStyle w:val="aa"/>
-        <w:ind w:firstLine="0"/>
-        <w:jc w:val="left"/>
         <w:rPr>
           <w:noProof/>
         </w:rPr>
@@ -11271,8 +8197,6 @@
     <w:p>
       <w:pPr>
         <w:pStyle w:val="aa"/>
-        <w:ind w:firstLine="0"/>
-        <w:jc w:val="left"/>
         <w:rPr>
           <w:noProof/>
         </w:rPr>
@@ -11287,8 +8211,6 @@
     <w:p>
       <w:pPr>
         <w:pStyle w:val="aa"/>
-        <w:ind w:firstLine="0"/>
-        <w:jc w:val="left"/>
         <w:rPr>
           <w:noProof/>
         </w:rPr>
@@ -11303,8 +8225,6 @@
     <w:p>
       <w:pPr>
         <w:pStyle w:val="aa"/>
-        <w:ind w:firstLine="0"/>
-        <w:jc w:val="left"/>
         <w:rPr>
           <w:noProof/>
         </w:rPr>
@@ -11319,8 +8239,6 @@
     <w:p>
       <w:pPr>
         <w:pStyle w:val="aa"/>
-        <w:ind w:firstLine="0"/>
-        <w:jc w:val="left"/>
         <w:rPr>
           <w:noProof/>
         </w:rPr>
@@ -11335,8 +8253,6 @@
     <w:p>
       <w:pPr>
         <w:pStyle w:val="aa"/>
-        <w:ind w:firstLine="0"/>
-        <w:jc w:val="left"/>
         <w:rPr>
           <w:noProof/>
         </w:rPr>
@@ -11351,8 +8267,6 @@
     <w:p>
       <w:pPr>
         <w:pStyle w:val="aa"/>
-        <w:ind w:firstLine="0"/>
-        <w:jc w:val="left"/>
         <w:rPr>
           <w:noProof/>
         </w:rPr>
@@ -11367,8 +8281,6 @@
     <w:p>
       <w:pPr>
         <w:pStyle w:val="aa"/>
-        <w:ind w:firstLine="0"/>
-        <w:jc w:val="left"/>
         <w:rPr>
           <w:noProof/>
         </w:rPr>
@@ -11383,8 +8295,6 @@
     <w:p>
       <w:pPr>
         <w:pStyle w:val="aa"/>
-        <w:ind w:firstLine="0"/>
-        <w:jc w:val="left"/>
         <w:rPr>
           <w:noProof/>
         </w:rPr>
@@ -11392,31 +8302,34 @@
       <w:r>
         <w:rPr>
           <w:noProof/>
-        </w:rPr>
-        <w:t xml:space="preserve">        width: 40%;</w:t>
-      </w:r>
-    </w:p>
-    <w:p>
-      <w:pPr>
-        <w:pStyle w:val="aa"/>
-        <w:ind w:firstLine="0"/>
-        <w:jc w:val="left"/>
+          <w:lang w:val="en-US"/>
+        </w:rPr>
+        <w:t xml:space="preserve">        </w:t>
+      </w:r>
+      <w:r>
         <w:rPr>
           <w:noProof/>
         </w:rPr>
-      </w:pPr>
-      <w:r>
+        <w:t>width: 40%;</w:t>
+      </w:r>
+    </w:p>
+    <w:p>
+      <w:pPr>
+        <w:pStyle w:val="aa"/>
         <w:rPr>
           <w:noProof/>
         </w:rPr>
+      </w:pPr>
+      <w:r>
+        <w:rPr>
+          <w:noProof/>
+        </w:rPr>
         <w:t xml:space="preserve">    }</w:t>
       </w:r>
     </w:p>
     <w:p>
       <w:pPr>
         <w:pStyle w:val="aa"/>
-        <w:ind w:firstLine="0"/>
-        <w:jc w:val="left"/>
         <w:rPr>
           <w:noProof/>
         </w:rPr>
@@ -11495,19 +8408,36 @@
         </w:rPr>
       </w:pPr>
       <w:r>
+        <w:rPr>
+          <w:lang w:val="ru-RU"/>
+        </w:rPr>
+        <w:t>Справка о проверке курсового проекта на плагиат</w:t>
+      </w:r>
+    </w:p>
+    <w:p>
+      <w:pPr>
+        <w:rPr>
+          <w:lang w:val="ru-RU" w:eastAsia="ru-BY"/>
+        </w:rPr>
+      </w:pPr>
+      <w:r>
+        <w:rPr>
+          <w:noProof/>
+          <w:lang w:val="en-US"/>
+        </w:rPr>
         <w:drawing>
-          <wp:anchor distT="0" distB="0" distL="114300" distR="114300" simplePos="0" relativeHeight="251684864" behindDoc="0" locked="0" layoutInCell="1" allowOverlap="1" wp14:anchorId="67A1FF0B" wp14:editId="7D237931">
+          <wp:anchor distT="0" distB="0" distL="114300" distR="114300" simplePos="0" relativeHeight="251682816" behindDoc="0" locked="0" layoutInCell="1" allowOverlap="1" wp14:anchorId="315ED4FD" wp14:editId="2C2EE33D">
             <wp:simplePos x="0" y="0"/>
             <wp:positionH relativeFrom="margin">
-              <wp:align>right</wp:align>
+              <wp:posOffset>-3175</wp:posOffset>
             </wp:positionH>
             <wp:positionV relativeFrom="paragraph">
-              <wp:posOffset>982345</wp:posOffset>
+              <wp:posOffset>274320</wp:posOffset>
             </wp:positionV>
-            <wp:extent cx="5940425" cy="224155"/>
-            <wp:effectExtent l="0" t="0" r="3175" b="4445"/>
+            <wp:extent cx="5940425" cy="527685"/>
+            <wp:effectExtent l="0" t="0" r="3175" b="5715"/>
             <wp:wrapTopAndBottom/>
-            <wp:docPr id="3" name="Рисунок 3"/>
+            <wp:docPr id="1" name="Рисунок 1"/>
             <wp:cNvGraphicFramePr>
               <a:graphicFrameLocks xmlns:a="http://schemas.openxmlformats.org/drawingml/2006/main" noChangeAspect="1"/>
             </wp:cNvGraphicFramePr>
@@ -11527,7 +8457,7 @@
                   <pic:spPr>
                     <a:xfrm>
                       <a:off x="0" y="0"/>
-                      <a:ext cx="5940425" cy="224155"/>
+                      <a:ext cx="5940425" cy="527685"/>
                     </a:xfrm>
                     <a:prstGeom prst="rect">
                       <a:avLst/>
@@ -11539,20 +8469,39 @@
           </wp:anchor>
         </w:drawing>
       </w:r>
-      <w:r>
+    </w:p>
+    <w:p>
+      <w:pPr>
+        <w:pStyle w:val="af8"/>
+      </w:pPr>
+    </w:p>
+    <w:p>
+      <w:pPr>
+        <w:pStyle w:val="af8"/>
+      </w:pPr>
+      <w:r>
+        <w:t>Рисунок Б.1 – Результаты проверки на оригинальность</w:t>
+      </w:r>
+    </w:p>
+    <w:p>
+      <w:r>
+        <w:rPr>
+          <w:noProof/>
+          <w:lang w:val="en-US"/>
+        </w:rPr>
         <w:drawing>
-          <wp:anchor distT="0" distB="0" distL="114300" distR="114300" simplePos="0" relativeHeight="251682816" behindDoc="0" locked="0" layoutInCell="1" allowOverlap="1" wp14:anchorId="315ED4FD" wp14:editId="15388D24">
+          <wp:anchor distT="0" distB="0" distL="114300" distR="114300" simplePos="0" relativeHeight="251684864" behindDoc="0" locked="0" layoutInCell="1" allowOverlap="1" wp14:anchorId="67A1FF0B" wp14:editId="76812431">
             <wp:simplePos x="0" y="0"/>
             <wp:positionH relativeFrom="margin">
               <wp:align>right</wp:align>
             </wp:positionH>
             <wp:positionV relativeFrom="paragraph">
-              <wp:posOffset>325120</wp:posOffset>
+              <wp:posOffset>254635</wp:posOffset>
             </wp:positionV>
-            <wp:extent cx="5940425" cy="527685"/>
-            <wp:effectExtent l="0" t="0" r="3175" b="5715"/>
+            <wp:extent cx="5940425" cy="224155"/>
+            <wp:effectExtent l="0" t="0" r="3175" b="4445"/>
             <wp:wrapTopAndBottom/>
-            <wp:docPr id="1" name="Рисунок 1"/>
+            <wp:docPr id="3" name="Рисунок 3"/>
             <wp:cNvGraphicFramePr>
               <a:graphicFrameLocks xmlns:a="http://schemas.openxmlformats.org/drawingml/2006/main" noChangeAspect="1"/>
             </wp:cNvGraphicFramePr>
@@ -11572,7 +8521,7 @@
                   <pic:spPr>
                     <a:xfrm>
                       <a:off x="0" y="0"/>
-                      <a:ext cx="5940425" cy="527685"/>
+                      <a:ext cx="5940425" cy="224155"/>
                     </a:xfrm>
                     <a:prstGeom prst="rect">
                       <a:avLst/>
@@ -11584,18 +8533,21 @@
           </wp:anchor>
         </w:drawing>
       </w:r>
-      <w:r>
-        <w:t xml:space="preserve">Проверка на </w:t>
-      </w:r>
-      <w:proofErr w:type="spellStart"/>
-      <w:r>
-        <w:t>антиплагиат</w:t>
-      </w:r>
-      <w:proofErr w:type="spellEnd"/>
-    </w:p>
-    <w:p>
-      <w:pPr>
-        <w:pStyle w:val="aa"/>
+    </w:p>
+    <w:p/>
+    <w:p>
+      <w:pPr>
+        <w:pStyle w:val="af8"/>
+      </w:pPr>
+      <w:r>
+        <w:t>Рисунок Б.2 – Результаты проверки на оригинальность</w:t>
+      </w:r>
+    </w:p>
+    <w:p>
+      <w:pPr>
+        <w:rPr>
+          <w:lang w:val="ru-RU"/>
+        </w:rPr>
       </w:pPr>
     </w:p>
     <w:p>
@@ -18768,7 +15720,7 @@
             <w:noProof/>
             <w:lang w:val="ru-RU"/>
           </w:rPr>
-          <w:t>2</w:t>
+          <w:t>25</w:t>
         </w:r>
         <w:r>
           <w:fldChar w:fldCharType="end"/>
@@ -19275,8 +16227,8 @@
   <w:abstractNum w:abstractNumId="4" w15:restartNumberingAfterBreak="0">
     <w:nsid w:val="4D30761B"/>
     <w:multiLevelType w:val="hybridMultilevel"/>
-    <w:tmpl w:val="7CB0E7D2"/>
-    <w:lvl w:ilvl="0" w:tplc="1DD85A68">
+    <w:tmpl w:val="DBDC2C12"/>
+    <w:lvl w:ilvl="0" w:tplc="1A34A1D8">
       <w:start w:val="1"/>
       <w:numFmt w:val="bullet"/>
       <w:pStyle w:val="a"/>
@@ -20344,13 +17296,12 @@
     <w:uiPriority w:val="9"/>
     <w:unhideWhenUsed/>
     <w:qFormat/>
-    <w:rsid w:val="00C15490"/>
+    <w:rsid w:val="00F90B48"/>
     <w:pPr>
       <w:keepNext/>
       <w:keepLines/>
       <w:spacing w:before="40" w:after="0"/>
       <w:ind w:firstLine="709"/>
-      <w:jc w:val="both"/>
       <w:outlineLvl w:val="1"/>
     </w:pPr>
     <w:rPr>
@@ -20366,19 +17317,19 @@
     <w:uiPriority w:val="9"/>
     <w:unhideWhenUsed/>
     <w:qFormat/>
-    <w:rsid w:val="00FF42CA"/>
+    <w:rsid w:val="00F90B48"/>
     <w:pPr>
       <w:keepNext/>
       <w:keepLines/>
       <w:spacing w:before="40" w:after="0"/>
       <w:ind w:firstLine="720"/>
-      <w:jc w:val="both"/>
       <w:outlineLvl w:val="2"/>
     </w:pPr>
     <w:rPr>
       <w:rFonts w:eastAsiaTheme="majorEastAsia"/>
       <w:b/>
       <w:szCs w:val="24"/>
+      <w:lang w:val="ru-RU"/>
     </w:rPr>
   </w:style>
   <w:style w:type="paragraph" w:styleId="6">
@@ -20476,7 +17427,6 @@
   <w:style w:type="character" w:default="1" w:styleId="a1">
     <w:name w:val="Default Paragraph Font"/>
     <w:uiPriority w:val="1"/>
-    <w:semiHidden/>
     <w:unhideWhenUsed/>
   </w:style>
   <w:style w:type="table" w:default="1" w:styleId="a2">
@@ -20595,7 +17545,7 @@
     <w:link w:val="ab"/>
     <w:autoRedefine/>
     <w:qFormat/>
-    <w:rsid w:val="00BC1537"/>
+    <w:rsid w:val="00167029"/>
     <w:pPr>
       <w:spacing w:after="0" w:line="360" w:lineRule="exact"/>
       <w:ind w:firstLine="709"/>
@@ -20603,6 +17553,8 @@
     </w:pPr>
     <w:rPr>
       <w:rFonts w:eastAsia="Times New Roman"/>
+      <w:bCs/>
+      <w:iCs/>
       <w:lang w:val="ru-RU"/>
     </w:rPr>
   </w:style>
@@ -20610,9 +17562,11 @@
     <w:name w:val="Записка Знак"/>
     <w:basedOn w:val="a1"/>
     <w:link w:val="aa"/>
-    <w:rsid w:val="00BC1537"/>
+    <w:rsid w:val="00167029"/>
     <w:rPr>
       <w:rFonts w:eastAsia="Times New Roman"/>
+      <w:bCs/>
+      <w:iCs/>
       <w:lang w:val="ru-RU"/>
     </w:rPr>
   </w:style>
@@ -20932,7 +17886,7 @@
     <w:basedOn w:val="a1"/>
     <w:link w:val="2"/>
     <w:uiPriority w:val="9"/>
-    <w:rsid w:val="00C15490"/>
+    <w:rsid w:val="00F90B48"/>
     <w:rPr>
       <w:rFonts w:eastAsiaTheme="majorEastAsia"/>
       <w:b/>
@@ -20952,13 +17906,13 @@
     <w:basedOn w:val="a5"/>
     <w:link w:val="af6"/>
     <w:qFormat/>
-    <w:rsid w:val="00114FC1"/>
+    <w:rsid w:val="00167029"/>
     <w:pPr>
       <w:numPr>
         <w:numId w:val="7"/>
       </w:numPr>
       <w:spacing w:line="360" w:lineRule="exact"/>
-      <w:ind w:left="720"/>
+      <w:ind w:left="720" w:hanging="153"/>
       <w:jc w:val="both"/>
     </w:pPr>
     <w:rPr>
@@ -20971,11 +17925,12 @@
     <w:basedOn w:val="a1"/>
     <w:link w:val="3"/>
     <w:uiPriority w:val="9"/>
-    <w:rsid w:val="00FF42CA"/>
+    <w:rsid w:val="00F90B48"/>
     <w:rPr>
       <w:rFonts w:eastAsiaTheme="majorEastAsia"/>
       <w:b/>
       <w:szCs w:val="24"/>
+      <w:lang w:val="ru-RU"/>
     </w:rPr>
   </w:style>
   <w:style w:type="character" w:customStyle="1" w:styleId="a6">
@@ -20993,7 +17948,7 @@
     <w:name w:val="Перечисление Знак"/>
     <w:basedOn w:val="a6"/>
     <w:link w:val="a"/>
-    <w:rsid w:val="00114FC1"/>
+    <w:rsid w:val="00167029"/>
     <w:rPr>
       <w:rFonts w:ascii="Arial" w:eastAsia="Times New Roman" w:hAnsi="Arial" w:cs="Arial"/>
       <w:lang w:val="ru-RU" w:eastAsia="ru-BY"/>
@@ -21080,6 +18035,8 @@
     <w:rsid w:val="00CE05F3"/>
     <w:rPr>
       <w:rFonts w:eastAsia="Times New Roman"/>
+      <w:bCs/>
+      <w:iCs/>
       <w:lang w:val="ru-RU"/>
     </w:rPr>
   </w:style>
@@ -21087,68 +18044,7 @@
 </file>
 
 <file path=word/glossary/document.xml><?xml version="1.0" encoding="utf-8"?>
-<w:glossaryDocument xmlns:wpc="http://schemas.microsoft.com/office/word/2010/wordprocessingCanvas" xmlns:cx="http://schemas.microsoft.com/office/drawing/2014/chartex" xmlns:cx1="http://schemas.microsoft.com/office/drawing/2015/9/8/chartex" xmlns:mc="http://schemas.openxmlformats.org/markup-compatibility/2006" xmlns:o="urn:schemas-microsoft-com:office:office" xmlns:r="http://schemas.openxmlformats.org/officeDocument/2006/relationships" xmlns:m="http://schemas.openxmlformats.org/officeDocument/2006/math" xmlns:v="urn:schemas-microsoft-com:vml" xmlns:wp14="http://schemas.microsoft.com/office/word/2010/wordprocessingDrawing" xmlns:wp="http://schemas.openxmlformats.org/drawingml/2006/wordprocessingDrawing" xmlns:w10="urn:schemas-microsoft-com:office:word" xmlns:w="http://schemas.openxmlformats.org/wordprocessingml/2006/main" xmlns:w14="http://schemas.microsoft.com/office/word/2010/wordml" xmlns:w15="http://schemas.microsoft.com/office/word/2012/wordml" xmlns:w16se="http://schemas.microsoft.com/office/word/2015/wordml/symex" xmlns:wpg="http://schemas.microsoft.com/office/word/2010/wordprocessingGroup" xmlns:wpi="http://schemas.microsoft.com/office/word/2010/wordprocessingInk" xmlns:wne="http://schemas.microsoft.com/office/word/2006/wordml" xmlns:wps="http://schemas.microsoft.com/office/word/2010/wordprocessingShape" mc:Ignorable="w14 w15 w16se wp14">
-  <w:docParts>
-    <w:docPart>
-      <w:docPartPr>
-        <w:name w:val="FE7D67F8B42144D48ADDB15D4B15F407"/>
-        <w:category>
-          <w:name w:val="Общие"/>
-          <w:gallery w:val="placeholder"/>
-        </w:category>
-        <w:types>
-          <w:type w:val="bbPlcHdr"/>
-        </w:types>
-        <w:behaviors>
-          <w:behavior w:val="content"/>
-        </w:behaviors>
-        <w:guid w:val="{670E3B5B-16D6-409B-B0F1-AEE7968A7894}"/>
-      </w:docPartPr>
-      <w:docPartBody>
-        <w:p>
-          <w:pPr>
-            <w:pStyle w:val="FE7D67F8B42144D48ADDB15D4B15F407"/>
-          </w:pPr>
-          <w:r>
-            <w:rPr>
-              <w:rStyle w:val="a3"/>
-            </w:rPr>
-            <w:t>Выберите элемент.</w:t>
-          </w:r>
-        </w:p>
-      </w:docPartBody>
-    </w:docPart>
-    <w:docPart>
-      <w:docPartPr>
-        <w:name w:val="F922D4B166FD4D75929F2D70332916BE"/>
-        <w:category>
-          <w:name w:val="Общие"/>
-          <w:gallery w:val="placeholder"/>
-        </w:category>
-        <w:types>
-          <w:type w:val="bbPlcHdr"/>
-        </w:types>
-        <w:behaviors>
-          <w:behavior w:val="content"/>
-        </w:behaviors>
-        <w:guid w:val="{0C2D32A0-650E-4052-8F5C-BC7B282F08A7}"/>
-      </w:docPartPr>
-      <w:docPartBody>
-        <w:p>
-          <w:pPr>
-            <w:pStyle w:val="F922D4B166FD4D75929F2D70332916BE"/>
-          </w:pPr>
-          <w:r>
-            <w:rPr>
-              <w:rStyle w:val="a3"/>
-            </w:rPr>
-            <w:t>Выберите элемент.</w:t>
-          </w:r>
-        </w:p>
-      </w:docPartBody>
-    </w:docPart>
-  </w:docParts>
-</w:glossaryDocument>
+<w:glossaryDocument xmlns:wpc="http://schemas.microsoft.com/office/word/2010/wordprocessingCanvas" xmlns:cx="http://schemas.microsoft.com/office/drawing/2014/chartex" xmlns:cx1="http://schemas.microsoft.com/office/drawing/2015/9/8/chartex" xmlns:mc="http://schemas.openxmlformats.org/markup-compatibility/2006" xmlns:o="urn:schemas-microsoft-com:office:office" xmlns:r="http://schemas.openxmlformats.org/officeDocument/2006/relationships" xmlns:m="http://schemas.openxmlformats.org/officeDocument/2006/math" xmlns:v="urn:schemas-microsoft-com:vml" xmlns:wp14="http://schemas.microsoft.com/office/word/2010/wordprocessingDrawing" xmlns:wp="http://schemas.openxmlformats.org/drawingml/2006/wordprocessingDrawing" xmlns:w10="urn:schemas-microsoft-com:office:word" xmlns:w="http://schemas.openxmlformats.org/wordprocessingml/2006/main" xmlns:w14="http://schemas.microsoft.com/office/word/2010/wordml" xmlns:w15="http://schemas.microsoft.com/office/word/2012/wordml" xmlns:w16se="http://schemas.microsoft.com/office/word/2015/wordml/symex" xmlns:wpg="http://schemas.microsoft.com/office/word/2010/wordprocessingGroup" xmlns:wpi="http://schemas.microsoft.com/office/word/2010/wordprocessingInk" xmlns:wne="http://schemas.microsoft.com/office/word/2006/wordml" xmlns:wps="http://schemas.microsoft.com/office/word/2010/wordprocessingShape" mc:Ignorable="w14 w15 w16se wp14"/>
 </file>
 
 <file path=word/glossary/fontTable.xml><?xml version="1.0" encoding="utf-8"?>
@@ -21210,6 +18106,7 @@
   </w:font>
   <w:font w:name="GOST type B">
     <w:altName w:val="Arial"/>
+    <w:panose1 w:val="020B0500000000000000"/>
     <w:charset w:val="00"/>
     <w:family w:val="swiss"/>
     <w:pitch w:val="variable"/>
@@ -21250,6 +18147,7 @@
     <w:rsid w:val="00A84738"/>
     <w:rsid w:val="00B54A63"/>
     <w:rsid w:val="00B86E11"/>
+    <w:rsid w:val="00C30A25"/>
   </w:rsids>
   <m:mathPr>
     <m:mathFont m:val="Cambria Math"/>
@@ -21266,8 +18164,8 @@
   </m:mathPr>
   <w:themeFontLang w:val="ru-BY"/>
   <w:clrSchemeMapping w:bg1="light1" w:t1="dark1" w:bg2="light2" w:t2="dark2" w:accent1="accent1" w:accent2="accent2" w:accent3="accent3" w:accent4="accent4" w:accent5="accent5" w:accent6="accent6" w:hyperlink="hyperlink" w:followedHyperlink="followedHyperlink"/>
-  <w:decimalSymbol w:val="."/>
-  <w:listSeparator w:val=","/>
+  <w:decimalSymbol w:val=","/>
+  <w:listSeparator w:val=";"/>
   <w15:chartTrackingRefBased/>
 </w:settings>
 </file>
@@ -22041,7 +18939,7 @@
 </file>
 
 <file path=customXml/itemProps1.xml><?xml version="1.0" encoding="utf-8"?>
-<ds:datastoreItem xmlns:ds="http://schemas.openxmlformats.org/officeDocument/2006/customXml" ds:itemID="{ACBAFD6F-AC90-45D1-A855-2168D8AD8431}">
+<ds:datastoreItem xmlns:ds="http://schemas.openxmlformats.org/officeDocument/2006/customXml" ds:itemID="{DDBC1C56-8147-4079-AD5A-B16FA9694D43}">
   <ds:schemaRefs>
     <ds:schemaRef ds:uri="http://schemas.openxmlformats.org/officeDocument/2006/bibliography"/>
   </ds:schemaRefs>

--- a/full.docx
+++ b/full.docx
@@ -276,8 +276,6 @@
               </w:rPr>
               <w:t>А.Д.</w:t>
             </w:r>
-            <w:bookmarkStart w:id="0" w:name="_GoBack"/>
-            <w:bookmarkEnd w:id="0"/>
           </w:p>
         </w:tc>
       </w:tr>
@@ -940,14 +938,11 @@
         <w:t xml:space="preserve">Мишота В.Г. </w:t>
       </w:r>
       <w:r>
-        <w:t>Вё</w:t>
-      </w:r>
-      <w:r>
-        <w:t xml:space="preserve">рстка и программирование онлайн доски </w:t>
+        <w:t>Программное средство «Доска объявлений</w:t>
       </w:r>
       <w:proofErr w:type="gramStart"/>
       <w:r>
-        <w:t>объявлений</w:t>
+        <w:t>»</w:t>
       </w:r>
       <w:r>
         <w:t xml:space="preserve"> :</w:t>
@@ -981,7 +976,7 @@
         <w:t xml:space="preserve"> </w:t>
       </w:r>
       <w:r>
-        <w:t>__</w:t>
+        <w:t>28</w:t>
       </w:r>
       <w:r>
         <w:t xml:space="preserve"> </w:t>
@@ -1000,7 +995,34 @@
         <w:pStyle w:val="aa"/>
       </w:pPr>
       <w:r>
-        <w:t>Пояснительная записка __ с., __ рис., __ табл., __ источника, __ приложений</w:t>
+        <w:t xml:space="preserve">Пояснительная записка </w:t>
+      </w:r>
+      <w:r>
+        <w:t>28</w:t>
+      </w:r>
+      <w:r>
+        <w:t xml:space="preserve"> с., </w:t>
+      </w:r>
+      <w:r>
+        <w:t>26</w:t>
+      </w:r>
+      <w:r>
+        <w:t xml:space="preserve"> рис., </w:t>
+      </w:r>
+      <w:r>
+        <w:t>0</w:t>
+      </w:r>
+      <w:r>
+        <w:t xml:space="preserve"> табл., </w:t>
+      </w:r>
+      <w:r>
+        <w:t>14 источников</w:t>
+      </w:r>
+      <w:r>
+        <w:t xml:space="preserve">, </w:t>
+      </w:r>
+      <w:r>
+        <w:t>4 приложения</w:t>
       </w:r>
     </w:p>
     <w:p>
@@ -1290,8 +1312,8 @@
           <w:lang w:val="ru-RU"/>
         </w:rPr>
       </w:pPr>
-      <w:bookmarkStart w:id="1" w:name="_Hlk120536641"/>
-      <w:bookmarkEnd w:id="1"/>
+      <w:bookmarkStart w:id="0" w:name="_Hlk120536641"/>
+      <w:bookmarkEnd w:id="0"/>
       <w:r>
         <w:rPr>
           <w:noProof/>
@@ -1306,7 +1328,14 @@
           <w:lang w:val="ru-RU"/>
         </w:rPr>
         <w:tab/>
-        <w:t>6</w:t>
+      </w:r>
+      <w:r>
+        <w:rPr>
+          <w:noProof/>
+          <w:webHidden/>
+          <w:lang w:val="ru-RU"/>
+        </w:rPr>
+        <w:t>4</w:t>
       </w:r>
     </w:p>
     <w:p>
@@ -1335,7 +1364,14 @@
           <w:lang w:val="ru-RU"/>
         </w:rPr>
         <w:tab/>
-        <w:t>6</w:t>
+      </w:r>
+      <w:r>
+        <w:rPr>
+          <w:noProof/>
+          <w:webHidden/>
+          <w:lang w:val="ru-RU"/>
+        </w:rPr>
+        <w:t>4</w:t>
       </w:r>
     </w:p>
     <w:p>
@@ -1371,7 +1407,7 @@
           <w:noProof/>
           <w:lang w:val="ru-RU"/>
         </w:rPr>
-        <w:t>7</w:t>
+        <w:t>5</w:t>
       </w:r>
     </w:p>
     <w:p>
@@ -1408,7 +1444,7 @@
           <w:noProof/>
           <w:lang w:val="ru-RU"/>
         </w:rPr>
-        <w:t>7</w:t>
+        <w:t>6</w:t>
       </w:r>
     </w:p>
     <w:p>
@@ -1466,7 +1502,7 @@
           <w:noProof/>
           <w:lang w:val="ru-RU"/>
         </w:rPr>
-        <w:t>9</w:t>
+        <w:t>7</w:t>
       </w:r>
     </w:p>
     <w:p>
@@ -1496,14 +1532,14 @@
           <w:lang w:val="ru-RU"/>
         </w:rPr>
         <w:tab/>
-        <w:t>1</w:t>
-      </w:r>
-      <w:r>
-        <w:rPr>
-          <w:noProof/>
+      </w:r>
+      <w:r>
+        <w:rPr>
+          <w:noProof/>
+          <w:webHidden/>
           <w:lang w:val="ru-RU"/>
         </w:rPr>
-        <w:t>5</w:t>
+        <w:t>8</w:t>
       </w:r>
     </w:p>
     <w:p>
@@ -1555,14 +1591,14 @@
           <w:lang w:val="ru-RU"/>
         </w:rPr>
         <w:tab/>
-        <w:t>1</w:t>
-      </w:r>
-      <w:r>
-        <w:rPr>
-          <w:noProof/>
+      </w:r>
+      <w:r>
+        <w:rPr>
+          <w:noProof/>
+          <w:webHidden/>
           <w:lang w:val="ru-RU"/>
         </w:rPr>
-        <w:t>5</w:t>
+        <w:t>8</w:t>
       </w:r>
     </w:p>
     <w:p>
@@ -1593,7 +1629,14 @@
           <w:lang w:val="ru-RU"/>
         </w:rPr>
         <w:tab/>
-        <w:t>21</w:t>
+      </w:r>
+      <w:r>
+        <w:rPr>
+          <w:noProof/>
+          <w:webHidden/>
+          <w:lang w:val="ru-RU"/>
+        </w:rPr>
+        <w:t>14</w:t>
       </w:r>
     </w:p>
     <w:p>
@@ -1644,7 +1687,14 @@
           <w:lang w:val="ru-RU"/>
         </w:rPr>
         <w:tab/>
-        <w:t>26</w:t>
+      </w:r>
+      <w:r>
+        <w:rPr>
+          <w:noProof/>
+          <w:webHidden/>
+          <w:lang w:val="ru-RU"/>
+        </w:rPr>
+        <w:t>16</w:t>
       </w:r>
     </w:p>
     <w:p>
@@ -1674,7 +1724,14 @@
           <w:lang w:val="ru-RU"/>
         </w:rPr>
         <w:tab/>
-        <w:t>28</w:t>
+      </w:r>
+      <w:r>
+        <w:rPr>
+          <w:noProof/>
+          <w:webHidden/>
+          <w:lang w:val="ru-RU"/>
+        </w:rPr>
+        <w:t>17</w:t>
       </w:r>
     </w:p>
     <w:p>
@@ -1725,7 +1782,14 @@
           <w:lang w:val="ru-RU"/>
         </w:rPr>
         <w:tab/>
-        <w:t>28</w:t>
+      </w:r>
+      <w:r>
+        <w:rPr>
+          <w:noProof/>
+          <w:webHidden/>
+          <w:lang w:val="ru-RU"/>
+        </w:rPr>
+        <w:t>17</w:t>
       </w:r>
     </w:p>
     <w:p>
@@ -1756,7 +1820,14 @@
           <w:lang w:val="ru-RU"/>
         </w:rPr>
         <w:tab/>
-        <w:t>28</w:t>
+      </w:r>
+      <w:r>
+        <w:rPr>
+          <w:noProof/>
+          <w:webHidden/>
+          <w:lang w:val="ru-RU"/>
+        </w:rPr>
+        <w:t>17</w:t>
       </w:r>
     </w:p>
     <w:p>
@@ -1786,7 +1857,14 @@
           <w:lang w:val="ru-RU"/>
         </w:rPr>
         <w:tab/>
-        <w:t>39</w:t>
+      </w:r>
+      <w:r>
+        <w:rPr>
+          <w:noProof/>
+          <w:webHidden/>
+          <w:lang w:val="ru-RU"/>
+        </w:rPr>
+        <w:t>21</w:t>
       </w:r>
     </w:p>
     <w:p>
@@ -1816,7 +1894,14 @@
           <w:lang w:val="ru-RU"/>
         </w:rPr>
         <w:tab/>
-        <w:t>40</w:t>
+      </w:r>
+      <w:r>
+        <w:rPr>
+          <w:noProof/>
+          <w:webHidden/>
+          <w:lang w:val="ru-RU"/>
+        </w:rPr>
+        <w:t>23</w:t>
       </w:r>
     </w:p>
     <w:p>
@@ -1846,7 +1931,14 @@
           <w:lang w:val="ru-RU"/>
         </w:rPr>
         <w:tab/>
-        <w:t>41</w:t>
+      </w:r>
+      <w:r>
+        <w:rPr>
+          <w:noProof/>
+          <w:webHidden/>
+          <w:lang w:val="ru-RU"/>
+        </w:rPr>
+        <w:t>24</w:t>
       </w:r>
     </w:p>
     <w:p>
@@ -1875,7 +1967,14 @@
           <w:lang w:val="ru-RU"/>
         </w:rPr>
         <w:tab/>
-        <w:t>54</w:t>
+      </w:r>
+      <w:r>
+        <w:rPr>
+          <w:noProof/>
+          <w:webHidden/>
+          <w:lang w:val="ru-RU"/>
+        </w:rPr>
+        <w:t>26</w:t>
       </w:r>
     </w:p>
     <w:p>
@@ -1904,8 +2003,17 @@
           <w:lang w:val="ru-RU"/>
         </w:rPr>
         <w:tab/>
-        <w:t>54</w:t>
-      </w:r>
+      </w:r>
+      <w:r>
+        <w:rPr>
+          <w:noProof/>
+          <w:webHidden/>
+          <w:lang w:val="ru-RU"/>
+        </w:rPr>
+        <w:t>27</w:t>
+      </w:r>
+      <w:bookmarkStart w:id="1" w:name="_GoBack"/>
+      <w:bookmarkEnd w:id="1"/>
     </w:p>
     <w:p>
       <w:pPr>
@@ -2079,91 +2187,100 @@
     <w:p>
       <w:pPr>
         <w:pStyle w:val="aa"/>
-      </w:pPr>
-      <w:r>
-        <w:t xml:space="preserve">DOM – </w:t>
+        <w:rPr>
+          <w:lang w:val="en-US"/>
+        </w:rPr>
+      </w:pPr>
+      <w:r>
+        <w:rPr>
+          <w:lang w:val="en-US"/>
+        </w:rPr>
+        <w:t>DOM – Document Object Model</w:t>
+      </w:r>
+    </w:p>
+    <w:p>
+      <w:pPr>
+        <w:pStyle w:val="aa"/>
+        <w:rPr>
+          <w:lang w:val="en-US"/>
+        </w:rPr>
+      </w:pPr>
+      <w:r>
+        <w:rPr>
+          <w:lang w:val="en-US"/>
+        </w:rPr>
+        <w:t>SQL – Structured Query Language</w:t>
+      </w:r>
+    </w:p>
+    <w:p>
+      <w:pPr>
+        <w:pStyle w:val="aa"/>
+        <w:rPr>
+          <w:lang w:val="en-US"/>
+        </w:rPr>
+      </w:pPr>
+      <w:r>
+        <w:rPr>
+          <w:lang w:val="en-US"/>
+        </w:rPr>
+        <w:t xml:space="preserve">HTML – </w:t>
       </w:r>
       <w:proofErr w:type="spellStart"/>
       <w:r>
-        <w:t>Document</w:t>
+        <w:rPr>
+          <w:lang w:val="en-US"/>
+        </w:rPr>
+        <w:t>HyperText</w:t>
       </w:r>
       <w:proofErr w:type="spellEnd"/>
       <w:r>
+        <w:rPr>
+          <w:lang w:val="en-US"/>
+        </w:rPr>
+        <w:t xml:space="preserve"> Markup Language</w:t>
+      </w:r>
+    </w:p>
+    <w:p>
+      <w:pPr>
+        <w:pStyle w:val="aa"/>
+      </w:pPr>
+      <w:r>
+        <w:rPr>
+          <w:lang w:val="en-US"/>
+        </w:rPr>
+        <w:t>CSS</w:t>
+      </w:r>
+      <w:r>
+        <w:t xml:space="preserve"> – </w:t>
+      </w:r>
+      <w:r>
+        <w:rPr>
+          <w:lang w:val="en-US"/>
+        </w:rPr>
+        <w:t>Cascading</w:t>
+      </w:r>
+      <w:r>
         <w:t xml:space="preserve"> </w:t>
       </w:r>
-      <w:proofErr w:type="spellStart"/>
-      <w:r>
-        <w:t>Object</w:t>
-      </w:r>
-      <w:proofErr w:type="spellEnd"/>
+      <w:r>
+        <w:rPr>
+          <w:lang w:val="en-US"/>
+        </w:rPr>
+        <w:t>Style</w:t>
+      </w:r>
       <w:r>
         <w:t xml:space="preserve"> </w:t>
       </w:r>
-      <w:proofErr w:type="spellStart"/>
-      <w:r>
-        <w:t>Model</w:t>
-      </w:r>
-      <w:proofErr w:type="spellEnd"/>
-    </w:p>
-    <w:p>
-      <w:pPr>
-        <w:pStyle w:val="aa"/>
-        <w:rPr>
-          <w:lang w:val="en-US"/>
-        </w:rPr>
-      </w:pPr>
-      <w:r>
-        <w:rPr>
-          <w:lang w:val="en-US"/>
-        </w:rPr>
-        <w:t>SQL – Structured Query Language</w:t>
-      </w:r>
-    </w:p>
-    <w:p>
-      <w:pPr>
-        <w:pStyle w:val="aa"/>
-        <w:rPr>
-          <w:lang w:val="en-US"/>
-        </w:rPr>
-      </w:pPr>
-      <w:r>
-        <w:rPr>
-          <w:lang w:val="en-US"/>
-        </w:rPr>
-        <w:t xml:space="preserve">HTML – </w:t>
-      </w:r>
-      <w:proofErr w:type="spellStart"/>
-      <w:r>
-        <w:rPr>
-          <w:lang w:val="en-US"/>
-        </w:rPr>
-        <w:t>HyperText</w:t>
-      </w:r>
-      <w:proofErr w:type="spellEnd"/>
-      <w:r>
-        <w:rPr>
-          <w:lang w:val="en-US"/>
-        </w:rPr>
-        <w:t xml:space="preserve"> Markup Language</w:t>
-      </w:r>
-    </w:p>
-    <w:p>
-      <w:pPr>
-        <w:pStyle w:val="aa"/>
-      </w:pPr>
-      <w:r>
-        <w:rPr>
-          <w:lang w:val="en-US"/>
-        </w:rPr>
-        <w:t>CSS – Cascading Style Sheets</w:t>
-      </w:r>
-    </w:p>
-    <w:p>
-      <w:pPr>
-        <w:pStyle w:val="aa"/>
-        <w:rPr>
-          <w:lang w:val="en-US"/>
-        </w:rPr>
+      <w:r>
+        <w:rPr>
+          <w:lang w:val="en-US"/>
+        </w:rPr>
+        <w:t>Sheets</w:t>
+      </w:r>
+    </w:p>
+    <w:p>
+      <w:pPr>
+        <w:pStyle w:val="aa"/>
       </w:pPr>
     </w:p>
     <w:p>
@@ -3226,12 +3343,25 @@
       <w:r>
         <w:t xml:space="preserve">. </w:t>
       </w:r>
-      <w:r>
-        <w:rPr>
-          <w:lang w:val="en-US"/>
-        </w:rPr>
-        <w:t>Vue.js</w:t>
-      </w:r>
+      <w:proofErr w:type="spellStart"/>
+      <w:r>
+        <w:rPr>
+          <w:lang w:val="en-US"/>
+        </w:rPr>
+        <w:t>Vue</w:t>
+      </w:r>
+      <w:proofErr w:type="spellEnd"/>
+      <w:r>
+        <w:t>.</w:t>
+      </w:r>
+      <w:proofErr w:type="spellStart"/>
+      <w:r>
+        <w:rPr>
+          <w:lang w:val="en-US"/>
+        </w:rPr>
+        <w:t>js</w:t>
+      </w:r>
+      <w:proofErr w:type="spellEnd"/>
       <w:r>
         <w:t xml:space="preserve"> также реализовывает нечто похожее на архитектуру </w:t>
       </w:r>
@@ -3242,9 +3372,6 @@
         <w:t>MVVM</w:t>
       </w:r>
       <w:r>
-        <w:rPr>
-          <w:lang w:val="en-US"/>
-        </w:rPr>
         <w:t xml:space="preserve"> [4]</w:t>
       </w:r>
       <w:r>
@@ -3574,9 +3701,6 @@
         <w:t>Наличие неплохой документации</w:t>
       </w:r>
       <w:r>
-        <w:rPr>
-          <w:lang w:val="en-US"/>
-        </w:rPr>
         <w:t xml:space="preserve"> [9]</w:t>
       </w:r>
       <w:r>
@@ -3621,9 +3745,6 @@
         <w:t xml:space="preserve"> [</w:t>
       </w:r>
       <w:r>
-        <w:rPr>
-          <w:lang w:val="en-US"/>
-        </w:rPr>
         <w:t>10</w:t>
       </w:r>
       <w:r>
@@ -3680,9 +3801,6 @@
         <w:t xml:space="preserve"> </w:t>
       </w:r>
       <w:r>
-        <w:rPr>
-          <w:lang w:val="en-US"/>
-        </w:rPr>
         <w:t>[11]</w:t>
       </w:r>
       <w:r>
@@ -3706,9 +3824,6 @@
         <w:t>Безопасность</w:t>
       </w:r>
       <w:r>
-        <w:rPr>
-          <w:lang w:val="en-US"/>
-        </w:rPr>
         <w:t xml:space="preserve"> [12]</w:t>
       </w:r>
       <w:r>
@@ -7735,10 +7850,7 @@
         <w:t xml:space="preserve">[Электронный ресурс]. – Режим доступа: </w:t>
       </w:r>
       <w:r>
-        <w:t>https://www.php.net/docs.php</w:t>
-      </w:r>
-      <w:r>
-        <w:t>/</w:t>
+        <w:t>https://www.php.net/docs.php/</w:t>
       </w:r>
       <w:r>
         <w:t>.</w:t>
@@ -8326,17 +8438,7 @@
           <w:szCs w:val="20"/>
           <w:lang w:val="en-US"/>
         </w:rPr>
-        <w:t xml:space="preserve">    import UserLink from '@/</w:t>
-      </w:r>
-      <w:r>
-        <w:rPr>
-          <w:rFonts w:ascii="Courier New" w:hAnsi="Courier New" w:cs="Courier New"/>
-          <w:noProof/>
-          <w:sz w:val="20"/>
-          <w:szCs w:val="20"/>
-          <w:lang w:val="en-US"/>
-        </w:rPr>
-        <w:t>components/users/UserLink.vue';</w:t>
+        <w:t xml:space="preserve">    import UserLink from '@/components/users/UserLink.vue';</w:t>
       </w:r>
     </w:p>
     <w:p>
@@ -17102,6 +17204,7 @@
         <w:docPartUnique/>
       </w:docPartObj>
     </w:sdtPr>
+    <w:sdtEndPr/>
     <w:sdtContent>
       <w:p>
         <w:pPr>
@@ -17122,7 +17225,7 @@
             <w:noProof/>
             <w:lang w:val="ru-RU"/>
           </w:rPr>
-          <w:t>2</w:t>
+          <w:t>21</w:t>
         </w:r>
         <w:r>
           <w:fldChar w:fldCharType="end"/>
@@ -19772,7 +19875,7 @@
 </file>
 
 <file path=customXml/itemProps1.xml><?xml version="1.0" encoding="utf-8"?>
-<ds:datastoreItem xmlns:ds="http://schemas.openxmlformats.org/officeDocument/2006/customXml" ds:itemID="{5FD9DFEB-E2CC-41B3-8A2E-5DB6A1846D00}">
+<ds:datastoreItem xmlns:ds="http://schemas.openxmlformats.org/officeDocument/2006/customXml" ds:itemID="{290BC6DD-5362-4BA0-A9B5-9078224722E4}">
   <ds:schemaRefs>
     <ds:schemaRef ds:uri="http://schemas.openxmlformats.org/officeDocument/2006/bibliography"/>
   </ds:schemaRefs>
